--- a/STYLE_WANTED/DOCX_FINAL_WANTED.docx
+++ b/STYLE_WANTED/DOCX_FINAL_WANTED.docx
@@ -1,6 +1,6 @@
 
 <file path=word/document.xml><?xml version="1.0" encoding="utf-8"?>
-<w:document xmlns:wpc="http://schemas.microsoft.com/office/word/2010/wordprocessingCanvas" xmlns:cx="http://schemas.microsoft.com/office/drawing/2014/chartex" xmlns:cx1="http://schemas.microsoft.com/office/drawing/2015/9/8/chartex" xmlns:cx2="http://schemas.microsoft.com/office/drawing/2015/10/21/chartex" xmlns:cx3="http://schemas.microsoft.com/office/drawing/2016/5/9/chartex" xmlns:cx4="http://schemas.microsoft.com/office/drawing/2016/5/10/chartex" xmlns:cx5="http://schemas.microsoft.com/office/drawing/2016/5/11/chartex" xmlns:cx6="http://schemas.microsoft.com/office/drawing/2016/5/12/chartex" xmlns:cx7="http://schemas.microsoft.com/office/drawing/2016/5/13/chartex" xmlns:cx8="http://schemas.microsoft.com/office/drawing/2016/5/14/chartex" xmlns:mc="http://schemas.openxmlformats.org/markup-compatibility/2006" xmlns:aink="http://schemas.microsoft.com/office/drawing/2016/ink" xmlns:am3d="http://schemas.microsoft.com/office/drawing/2017/model3d" xmlns:o="urn:schemas-microsoft-com:office:office" xmlns:oel="http://schemas.microsoft.com/office/2019/extlst" xmlns:r="http://schemas.openxmlformats.org/officeDocument/2006/relationships" xmlns:m="http://schemas.openxmlformats.org/officeDocument/2006/math" xmlns:v="urn:schemas-microsoft-com:vml" xmlns:wp14="http://schemas.microsoft.com/office/word/2010/wordprocessingDrawing" xmlns:wp="http://schemas.openxmlformats.org/drawingml/2006/wordprocessingDrawing" xmlns:w10="urn:schemas-microsoft-com:office:word" xmlns:w="http://schemas.openxmlformats.org/wordprocessingml/2006/main" xmlns:w14="http://schemas.microsoft.com/office/word/2010/wordml" xmlns:w15="http://schemas.microsoft.com/office/word/2012/wordml" xmlns:w16cex="http://schemas.microsoft.com/office/word/2018/wordml/cex" xmlns:w16cid="http://schemas.microsoft.com/office/word/2016/wordml/cid" xmlns:w16="http://schemas.microsoft.com/office/word/2018/wordml" xmlns:w16du="http://schemas.microsoft.com/office/word/2023/wordml/word16du" xmlns:w16sdtdh="http://schemas.microsoft.com/office/word/2020/wordml/sdtdatahash" xmlns:w16sdtfl="http://schemas.microsoft.com/office/word/2024/wordml/sdtformatlock" xmlns:w16se="http://schemas.microsoft.com/office/word/2015/wordml/symex" xmlns:wpg="http://schemas.microsoft.com/office/word/2010/wordprocessingGroup" xmlns:wpi="http://schemas.microsoft.com/office/word/2010/wordprocessingInk" xmlns:wne="http://schemas.microsoft.com/office/word/2006/wordml" xmlns:wps="http://schemas.microsoft.com/office/word/2010/wordprocessingShape" mc:Ignorable="w14 w15 w16se w16cid w16 w16cex w16sdtdh w16sdtfl w16du wp14">
+<w:document xmlns:wpc="http://schemas.microsoft.com/office/word/2010/wordprocessingCanvas" xmlns:mc="http://schemas.openxmlformats.org/markup-compatibility/2006" xmlns:o="urn:schemas-microsoft-com:office:office" xmlns:r="http://schemas.openxmlformats.org/officeDocument/2006/relationships" xmlns:m="http://schemas.openxmlformats.org/officeDocument/2006/math" xmlns:v="urn:schemas-microsoft-com:vml" xmlns:wp14="http://schemas.microsoft.com/office/word/2010/wordprocessingDrawing" xmlns:wp="http://schemas.openxmlformats.org/drawingml/2006/wordprocessingDrawing" xmlns:w10="urn:schemas-microsoft-com:office:word" xmlns:w="http://schemas.openxmlformats.org/wordprocessingml/2006/main" xmlns:w14="http://schemas.microsoft.com/office/word/2010/wordml" xmlns:w15="http://schemas.microsoft.com/office/word/2012/wordml" xmlns:wpg="http://schemas.microsoft.com/office/word/2010/wordprocessingGroup" xmlns:wpi="http://schemas.microsoft.com/office/word/2010/wordprocessingInk" xmlns:wne="http://schemas.microsoft.com/office/word/2006/wordml" xmlns:wps="http://schemas.microsoft.com/office/word/2010/wordprocessingShape" mc:Ignorable="w14 w15 wp14">
   <w:body>
     <w:p>
       <w:pPr>
@@ -16,7 +16,31 @@
           <w:sz w:val="40"/>
           <w:szCs w:val="40"/>
         </w:rPr>
-        <w:t>{{자산명}} 검토 메모</w:t>
+        <w:t>{{</w:t>
+      </w:r>
+      <w:proofErr w:type="spellStart"/>
+      <w:r>
+        <w:rPr>
+          <w:rFonts w:hint="eastAsia"/>
+          <w:b/>
+          <w:bCs/>
+          <w:color w:val="1F3864"/>
+          <w:sz w:val="40"/>
+          <w:szCs w:val="40"/>
+        </w:rPr>
+        <w:t>자산명</w:t>
+      </w:r>
+      <w:proofErr w:type="spellEnd"/>
+      <w:r>
+        <w:rPr>
+          <w:rFonts w:hint="eastAsia"/>
+          <w:b/>
+          <w:bCs/>
+          <w:color w:val="1F3864"/>
+          <w:sz w:val="40"/>
+          <w:szCs w:val="40"/>
+        </w:rPr>
+        <w:t>}} 검토 메모</w:t>
       </w:r>
     </w:p>
     <w:p>
@@ -133,7 +157,17 @@
                 <w:sz w:val="22"/>
                 <w:szCs w:val="22"/>
               </w:rPr>
-              <w:t>요약 (Executive Summary)</w:t>
+              <w:t>요약</w:t>
+            </w:r>
+            <w:r>
+              <w:rPr>
+                <w:b/>
+                <w:bCs/>
+                <w:color w:val="FFFFFF"/>
+                <w:sz w:val="22"/>
+                <w:szCs w:val="22"/>
+              </w:rPr>
+              <w:t xml:space="preserve"> (Executive Summary)</w:t>
             </w:r>
           </w:p>
         </w:tc>
@@ -186,6 +220,7 @@
             <w:pPr>
               <w:spacing w:before="50" w:after="50"/>
             </w:pPr>
+            <w:proofErr w:type="spellStart"/>
             <w:r>
               <w:rPr>
                 <w:b/>
@@ -194,20 +229,81 @@
                 <w:sz w:val="19"/>
                 <w:szCs w:val="19"/>
               </w:rPr>
-              <w:t xml:space="preserve">펀드명: </w:t>
-            </w:r>
-            <w:r>
-              <w:rPr>
+              <w:t>펀드명</w:t>
+            </w:r>
+            <w:proofErr w:type="spellEnd"/>
+            <w:r>
+              <w:rPr>
+                <w:b/>
+                <w:bCs/>
+                <w:color w:val="1F3864"/>
                 <w:sz w:val="19"/>
                 <w:szCs w:val="19"/>
               </w:rPr>
-              <w:t>○○○ 인프라 사모펀드 제3호</w:t>
+              <w:t xml:space="preserve">: </w:t>
+            </w:r>
+            <w:r>
+              <w:rPr>
+                <w:sz w:val="19"/>
+                <w:szCs w:val="19"/>
+              </w:rPr>
+              <w:t xml:space="preserve">○○○ </w:t>
+            </w:r>
+            <w:r>
+              <w:rPr>
+                <w:sz w:val="19"/>
+                <w:szCs w:val="19"/>
+              </w:rPr>
+              <w:t>인프라</w:t>
+            </w:r>
+            <w:r>
+              <w:rPr>
+                <w:sz w:val="19"/>
+                <w:szCs w:val="19"/>
+              </w:rPr>
+              <w:t xml:space="preserve"> </w:t>
+            </w:r>
+            <w:r>
+              <w:rPr>
+                <w:sz w:val="19"/>
+                <w:szCs w:val="19"/>
+              </w:rPr>
+              <w:t>사모펀드</w:t>
+            </w:r>
+            <w:r>
+              <w:rPr>
+                <w:sz w:val="19"/>
+                <w:szCs w:val="19"/>
+              </w:rPr>
+              <w:t xml:space="preserve"> </w:t>
+            </w:r>
+            <w:r>
+              <w:rPr>
+                <w:sz w:val="19"/>
+                <w:szCs w:val="19"/>
+              </w:rPr>
+              <w:t>제</w:t>
+            </w:r>
+            <w:r>
+              <w:rPr>
+                <w:sz w:val="19"/>
+                <w:szCs w:val="19"/>
+              </w:rPr>
+              <w:t>3</w:t>
+            </w:r>
+            <w:r>
+              <w:rPr>
+                <w:sz w:val="19"/>
+                <w:szCs w:val="19"/>
+              </w:rPr>
+              <w:t>호</w:t>
             </w:r>
           </w:p>
           <w:p>
             <w:pPr>
               <w:spacing w:before="50" w:after="50"/>
             </w:pPr>
+            <w:proofErr w:type="spellStart"/>
             <w:r>
               <w:rPr>
                 <w:b/>
@@ -216,14 +312,32 @@
                 <w:sz w:val="19"/>
                 <w:szCs w:val="19"/>
               </w:rPr>
-              <w:t xml:space="preserve">운용사(GP): </w:t>
-            </w:r>
-            <w:r>
-              <w:rPr>
+              <w:t>운용사</w:t>
+            </w:r>
+            <w:proofErr w:type="spellEnd"/>
+            <w:r>
+              <w:rPr>
+                <w:b/>
+                <w:bCs/>
+                <w:color w:val="1F3864"/>
                 <w:sz w:val="19"/>
                 <w:szCs w:val="19"/>
               </w:rPr>
-              <w:t>○○○자산운용㈜</w:t>
+              <w:t xml:space="preserve">(GP): </w:t>
+            </w:r>
+            <w:r>
+              <w:rPr>
+                <w:sz w:val="19"/>
+                <w:szCs w:val="19"/>
+              </w:rPr>
+              <w:t>○○○</w:t>
+            </w:r>
+            <w:r>
+              <w:rPr>
+                <w:sz w:val="19"/>
+                <w:szCs w:val="19"/>
+              </w:rPr>
+              <w:t>자산운용㈜</w:t>
             </w:r>
           </w:p>
           <w:p>
@@ -238,14 +352,80 @@
                 <w:sz w:val="19"/>
                 <w:szCs w:val="19"/>
               </w:rPr>
-              <w:t xml:space="preserve">미팅일자: </w:t>
-            </w:r>
-            <w:r>
-              <w:rPr>
+              <w:t>미팅일자</w:t>
+            </w:r>
+            <w:r>
+              <w:rPr>
+                <w:b/>
+                <w:bCs/>
+                <w:color w:val="1F3864"/>
                 <w:sz w:val="19"/>
                 <w:szCs w:val="19"/>
               </w:rPr>
-              <w:t>2026년 6월 7일(일)</w:t>
+              <w:t xml:space="preserve">: </w:t>
+            </w:r>
+            <w:r>
+              <w:rPr>
+                <w:sz w:val="19"/>
+                <w:szCs w:val="19"/>
+              </w:rPr>
+              <w:t>2026</w:t>
+            </w:r>
+            <w:r>
+              <w:rPr>
+                <w:sz w:val="19"/>
+                <w:szCs w:val="19"/>
+              </w:rPr>
+              <w:t>년</w:t>
+            </w:r>
+            <w:r>
+              <w:rPr>
+                <w:sz w:val="19"/>
+                <w:szCs w:val="19"/>
+              </w:rPr>
+              <w:t xml:space="preserve"> 6</w:t>
+            </w:r>
+            <w:r>
+              <w:rPr>
+                <w:sz w:val="19"/>
+                <w:szCs w:val="19"/>
+              </w:rPr>
+              <w:t>월</w:t>
+            </w:r>
+            <w:r>
+              <w:rPr>
+                <w:sz w:val="19"/>
+                <w:szCs w:val="19"/>
+              </w:rPr>
+              <w:t xml:space="preserve"> 7</w:t>
+            </w:r>
+            <w:r>
+              <w:rPr>
+                <w:sz w:val="19"/>
+                <w:szCs w:val="19"/>
+              </w:rPr>
+              <w:t>일</w:t>
+            </w:r>
+            <w:r>
+              <w:rPr>
+                <w:sz w:val="19"/>
+                <w:szCs w:val="19"/>
+              </w:rPr>
+              <w:t>(</w:t>
+            </w:r>
+            <w:r>
+              <w:rPr>
+                <w:sz w:val="19"/>
+                <w:szCs w:val="19"/>
+              </w:rPr>
+              <w:t>일</w:t>
+            </w:r>
+            <w:r>
+              <w:rPr>
+                <w:sz w:val="19"/>
+                <w:szCs w:val="19"/>
+              </w:rPr>
+              <w:t>)</w:t>
             </w:r>
           </w:p>
           <w:p>
@@ -260,20 +440,86 @@
                 <w:sz w:val="19"/>
                 <w:szCs w:val="19"/>
               </w:rPr>
-              <w:t xml:space="preserve">검토 결과: </w:t>
-            </w:r>
-            <w:r>
-              <w:rPr>
+              <w:t>검토</w:t>
+            </w:r>
+            <w:r>
+              <w:rPr>
+                <w:b/>
+                <w:bCs/>
+                <w:color w:val="1F3864"/>
                 <w:sz w:val="19"/>
                 <w:szCs w:val="19"/>
               </w:rPr>
-              <w:t>추가 실사 필요 (Conditional — Proceed with Caution)</w:t>
+              <w:t xml:space="preserve"> </w:t>
+            </w:r>
+            <w:r>
+              <w:rPr>
+                <w:b/>
+                <w:bCs/>
+                <w:color w:val="1F3864"/>
+                <w:sz w:val="19"/>
+                <w:szCs w:val="19"/>
+              </w:rPr>
+              <w:t>결과</w:t>
+            </w:r>
+            <w:r>
+              <w:rPr>
+                <w:b/>
+                <w:bCs/>
+                <w:color w:val="1F3864"/>
+                <w:sz w:val="19"/>
+                <w:szCs w:val="19"/>
+              </w:rPr>
+              <w:t xml:space="preserve">: </w:t>
+            </w:r>
+            <w:r>
+              <w:rPr>
+                <w:sz w:val="19"/>
+                <w:szCs w:val="19"/>
+              </w:rPr>
+              <w:t>추가</w:t>
+            </w:r>
+            <w:r>
+              <w:rPr>
+                <w:sz w:val="19"/>
+                <w:szCs w:val="19"/>
+              </w:rPr>
+              <w:t xml:space="preserve"> </w:t>
+            </w:r>
+            <w:r>
+              <w:rPr>
+                <w:sz w:val="19"/>
+                <w:szCs w:val="19"/>
+              </w:rPr>
+              <w:t>실사</w:t>
+            </w:r>
+            <w:r>
+              <w:rPr>
+                <w:sz w:val="19"/>
+                <w:szCs w:val="19"/>
+              </w:rPr>
+              <w:t xml:space="preserve"> </w:t>
+            </w:r>
+            <w:r>
+              <w:rPr>
+                <w:sz w:val="19"/>
+                <w:szCs w:val="19"/>
+              </w:rPr>
+              <w:t>필요</w:t>
+            </w:r>
+            <w:r>
+              <w:rPr>
+                <w:sz w:val="19"/>
+                <w:szCs w:val="19"/>
+              </w:rPr>
+              <w:t xml:space="preserve"> (Conditional — Proceed with Caution)</w:t>
             </w:r>
           </w:p>
           <w:p>
             <w:pPr>
               <w:spacing w:before="50" w:after="50"/>
             </w:pPr>
+            <w:proofErr w:type="spellStart"/>
             <w:r>
               <w:rPr>
                 <w:b/>
@@ -282,14 +528,248 @@
                 <w:sz w:val="19"/>
                 <w:szCs w:val="19"/>
               </w:rPr>
-              <w:t xml:space="preserve">심사역 의견: </w:t>
-            </w:r>
-            <w:r>
-              <w:rPr>
+              <w:t>심사역</w:t>
+            </w:r>
+            <w:proofErr w:type="spellEnd"/>
+            <w:r>
+              <w:rPr>
+                <w:b/>
+                <w:bCs/>
+                <w:color w:val="1F3864"/>
                 <w:sz w:val="19"/>
                 <w:szCs w:val="19"/>
               </w:rPr>
-              <w:t>펀드 구조 및 Exit 전략에 불명확한 부분 잔존. 핵심 DDQ 답변 수령 후 Pre-IC 상정 여부 결정 요망.</w:t>
+              <w:t xml:space="preserve"> </w:t>
+            </w:r>
+            <w:r>
+              <w:rPr>
+                <w:b/>
+                <w:bCs/>
+                <w:color w:val="1F3864"/>
+                <w:sz w:val="19"/>
+                <w:szCs w:val="19"/>
+              </w:rPr>
+              <w:t>의견</w:t>
+            </w:r>
+            <w:r>
+              <w:rPr>
+                <w:b/>
+                <w:bCs/>
+                <w:color w:val="1F3864"/>
+                <w:sz w:val="19"/>
+                <w:szCs w:val="19"/>
+              </w:rPr>
+              <w:t xml:space="preserve">: </w:t>
+            </w:r>
+            <w:r>
+              <w:rPr>
+                <w:sz w:val="19"/>
+                <w:szCs w:val="19"/>
+              </w:rPr>
+              <w:t>펀드</w:t>
+            </w:r>
+            <w:r>
+              <w:rPr>
+                <w:sz w:val="19"/>
+                <w:szCs w:val="19"/>
+              </w:rPr>
+              <w:t xml:space="preserve"> </w:t>
+            </w:r>
+            <w:r>
+              <w:rPr>
+                <w:sz w:val="19"/>
+                <w:szCs w:val="19"/>
+              </w:rPr>
+              <w:t>구조</w:t>
+            </w:r>
+            <w:r>
+              <w:rPr>
+                <w:sz w:val="19"/>
+                <w:szCs w:val="19"/>
+              </w:rPr>
+              <w:t xml:space="preserve"> </w:t>
+            </w:r>
+            <w:r>
+              <w:rPr>
+                <w:sz w:val="19"/>
+                <w:szCs w:val="19"/>
+              </w:rPr>
+              <w:t>및</w:t>
+            </w:r>
+            <w:r>
+              <w:rPr>
+                <w:sz w:val="19"/>
+                <w:szCs w:val="19"/>
+              </w:rPr>
+              <w:t xml:space="preserve"> Exit </w:t>
+            </w:r>
+            <w:r>
+              <w:rPr>
+                <w:sz w:val="19"/>
+                <w:szCs w:val="19"/>
+              </w:rPr>
+              <w:t>전략에</w:t>
+            </w:r>
+            <w:r>
+              <w:rPr>
+                <w:sz w:val="19"/>
+                <w:szCs w:val="19"/>
+              </w:rPr>
+              <w:t xml:space="preserve"> </w:t>
+            </w:r>
+            <w:r>
+              <w:rPr>
+                <w:sz w:val="19"/>
+                <w:szCs w:val="19"/>
+              </w:rPr>
+              <w:t>불명확한</w:t>
+            </w:r>
+            <w:r>
+              <w:rPr>
+                <w:sz w:val="19"/>
+                <w:szCs w:val="19"/>
+              </w:rPr>
+              <w:t xml:space="preserve"> </w:t>
+            </w:r>
+            <w:r>
+              <w:rPr>
+                <w:sz w:val="19"/>
+                <w:szCs w:val="19"/>
+              </w:rPr>
+              <w:t>부분</w:t>
+            </w:r>
+            <w:r>
+              <w:rPr>
+                <w:sz w:val="19"/>
+                <w:szCs w:val="19"/>
+              </w:rPr>
+              <w:t xml:space="preserve"> </w:t>
+            </w:r>
+            <w:r>
+              <w:rPr>
+                <w:sz w:val="19"/>
+                <w:szCs w:val="19"/>
+              </w:rPr>
+              <w:t>잔존</w:t>
+            </w:r>
+            <w:r>
+              <w:rPr>
+                <w:sz w:val="19"/>
+                <w:szCs w:val="19"/>
+              </w:rPr>
+              <w:t xml:space="preserve">. </w:t>
+            </w:r>
+            <w:r>
+              <w:rPr>
+                <w:sz w:val="19"/>
+                <w:szCs w:val="19"/>
+              </w:rPr>
+              <w:t>핵심</w:t>
+            </w:r>
+            <w:r>
+              <w:rPr>
+                <w:sz w:val="19"/>
+                <w:szCs w:val="19"/>
+              </w:rPr>
+              <w:t xml:space="preserve"> DDQ </w:t>
+            </w:r>
+            <w:r>
+              <w:rPr>
+                <w:sz w:val="19"/>
+                <w:szCs w:val="19"/>
+              </w:rPr>
+              <w:t>답변</w:t>
+            </w:r>
+            <w:r>
+              <w:rPr>
+                <w:sz w:val="19"/>
+                <w:szCs w:val="19"/>
+              </w:rPr>
+              <w:t xml:space="preserve"> </w:t>
+            </w:r>
+            <w:r>
+              <w:rPr>
+                <w:sz w:val="19"/>
+                <w:szCs w:val="19"/>
+              </w:rPr>
+              <w:t>수령</w:t>
+            </w:r>
+            <w:r>
+              <w:rPr>
+                <w:sz w:val="19"/>
+                <w:szCs w:val="19"/>
+              </w:rPr>
+              <w:t xml:space="preserve"> </w:t>
+            </w:r>
+            <w:r>
+              <w:rPr>
+                <w:sz w:val="19"/>
+                <w:szCs w:val="19"/>
+              </w:rPr>
+              <w:t>후</w:t>
+            </w:r>
+            <w:r>
+              <w:rPr>
+                <w:sz w:val="19"/>
+                <w:szCs w:val="19"/>
+              </w:rPr>
+              <w:t xml:space="preserve"> Pre-IC </w:t>
+            </w:r>
+            <w:r>
+              <w:rPr>
+                <w:sz w:val="19"/>
+                <w:szCs w:val="19"/>
+              </w:rPr>
+              <w:t>상정</w:t>
+            </w:r>
+            <w:r>
+              <w:rPr>
+                <w:sz w:val="19"/>
+                <w:szCs w:val="19"/>
+              </w:rPr>
+              <w:t xml:space="preserve"> </w:t>
+            </w:r>
+            <w:r>
+              <w:rPr>
+                <w:sz w:val="19"/>
+                <w:szCs w:val="19"/>
+              </w:rPr>
+              <w:t>여부</w:t>
+            </w:r>
+            <w:r>
+              <w:rPr>
+                <w:sz w:val="19"/>
+                <w:szCs w:val="19"/>
+              </w:rPr>
+              <w:t xml:space="preserve"> </w:t>
+            </w:r>
+            <w:r>
+              <w:rPr>
+                <w:sz w:val="19"/>
+                <w:szCs w:val="19"/>
+              </w:rPr>
+              <w:t>결정</w:t>
+            </w:r>
+            <w:r>
+              <w:rPr>
+                <w:sz w:val="19"/>
+                <w:szCs w:val="19"/>
+              </w:rPr>
+              <w:t xml:space="preserve"> </w:t>
+            </w:r>
+            <w:r>
+              <w:rPr>
+                <w:sz w:val="19"/>
+                <w:szCs w:val="19"/>
+              </w:rPr>
+              <w:t>요망</w:t>
+            </w:r>
+            <w:r>
+              <w:rPr>
+                <w:sz w:val="19"/>
+                <w:szCs w:val="19"/>
+              </w:rPr>
+              <w:t>.</w:t>
             </w:r>
           </w:p>
         </w:tc>
@@ -383,7 +863,37 @@
                 <w:sz w:val="22"/>
                 <w:szCs w:val="22"/>
               </w:rPr>
-              <w:t>미팅 개요 (Meeting Overview)</w:t>
+              <w:t>미팅</w:t>
+            </w:r>
+            <w:r>
+              <w:rPr>
+                <w:b/>
+                <w:bCs/>
+                <w:color w:val="FFFFFF"/>
+                <w:sz w:val="22"/>
+                <w:szCs w:val="22"/>
+              </w:rPr>
+              <w:t xml:space="preserve"> </w:t>
+            </w:r>
+            <w:r>
+              <w:rPr>
+                <w:b/>
+                <w:bCs/>
+                <w:color w:val="FFFFFF"/>
+                <w:sz w:val="22"/>
+                <w:szCs w:val="22"/>
+              </w:rPr>
+              <w:t>개요</w:t>
+            </w:r>
+            <w:r>
+              <w:rPr>
+                <w:b/>
+                <w:bCs/>
+                <w:color w:val="FFFFFF"/>
+                <w:sz w:val="22"/>
+                <w:szCs w:val="22"/>
+              </w:rPr>
+              <w:t xml:space="preserve"> (Meeting Overview)</w:t>
             </w:r>
           </w:p>
         </w:tc>
@@ -443,7 +953,27 @@
                 <w:sz w:val="18"/>
                 <w:szCs w:val="18"/>
               </w:rPr>
-              <w:t>미팅 일시</w:t>
+              <w:t>미팅</w:t>
+            </w:r>
+            <w:r>
+              <w:rPr>
+                <w:b/>
+                <w:bCs/>
+                <w:color w:val="1F3864"/>
+                <w:sz w:val="18"/>
+                <w:szCs w:val="18"/>
+              </w:rPr>
+              <w:t xml:space="preserve"> </w:t>
+            </w:r>
+            <w:r>
+              <w:rPr>
+                <w:b/>
+                <w:bCs/>
+                <w:color w:val="1F3864"/>
+                <w:sz w:val="18"/>
+                <w:szCs w:val="18"/>
+              </w:rPr>
+              <w:t>일시</w:t>
             </w:r>
           </w:p>
         </w:tc>
@@ -470,7 +1000,72 @@
                 <w:sz w:val="18"/>
                 <w:szCs w:val="18"/>
               </w:rPr>
-              <w:t>2026년 6월 7일(일)  14:00 – 16:30 (2.5h)</w:t>
+              <w:t>2026</w:t>
+            </w:r>
+            <w:r>
+              <w:rPr>
+                <w:sz w:val="18"/>
+                <w:szCs w:val="18"/>
+              </w:rPr>
+              <w:t>년</w:t>
+            </w:r>
+            <w:r>
+              <w:rPr>
+                <w:sz w:val="18"/>
+                <w:szCs w:val="18"/>
+              </w:rPr>
+              <w:t xml:space="preserve"> 6</w:t>
+            </w:r>
+            <w:r>
+              <w:rPr>
+                <w:sz w:val="18"/>
+                <w:szCs w:val="18"/>
+              </w:rPr>
+              <w:t>월</w:t>
+            </w:r>
+            <w:r>
+              <w:rPr>
+                <w:sz w:val="18"/>
+                <w:szCs w:val="18"/>
+              </w:rPr>
+              <w:t xml:space="preserve"> 7</w:t>
+            </w:r>
+            <w:r>
+              <w:rPr>
+                <w:sz w:val="18"/>
+                <w:szCs w:val="18"/>
+              </w:rPr>
+              <w:t>일</w:t>
+            </w:r>
+            <w:r>
+              <w:rPr>
+                <w:sz w:val="18"/>
+                <w:szCs w:val="18"/>
+              </w:rPr>
+              <w:t>(</w:t>
+            </w:r>
+            <w:r>
+              <w:rPr>
+                <w:sz w:val="18"/>
+                <w:szCs w:val="18"/>
+              </w:rPr>
+              <w:t>일</w:t>
+            </w:r>
+            <w:proofErr w:type="gramStart"/>
+            <w:r>
+              <w:rPr>
+                <w:sz w:val="18"/>
+                <w:szCs w:val="18"/>
+              </w:rPr>
+              <w:t>)  14:00</w:t>
+            </w:r>
+            <w:proofErr w:type="gramEnd"/>
+            <w:r>
+              <w:rPr>
+                <w:sz w:val="18"/>
+                <w:szCs w:val="18"/>
+              </w:rPr>
+              <w:t xml:space="preserve"> – 16:30 (2.5h)</w:t>
             </w:r>
           </w:p>
         </w:tc>
@@ -530,7 +1125,63 @@
                 <w:sz w:val="18"/>
                 <w:szCs w:val="18"/>
               </w:rPr>
-              <w:t>당사 대회의실 (여의도) / 화상 병행</w:t>
+              <w:t>당사</w:t>
+            </w:r>
+            <w:r>
+              <w:rPr>
+                <w:sz w:val="18"/>
+                <w:szCs w:val="18"/>
+              </w:rPr>
+              <w:t xml:space="preserve"> </w:t>
+            </w:r>
+            <w:r>
+              <w:rPr>
+                <w:sz w:val="18"/>
+                <w:szCs w:val="18"/>
+              </w:rPr>
+              <w:t>대회의실</w:t>
+            </w:r>
+            <w:r>
+              <w:rPr>
+                <w:sz w:val="18"/>
+                <w:szCs w:val="18"/>
+              </w:rPr>
+              <w:t xml:space="preserve"> (</w:t>
+            </w:r>
+            <w:r>
+              <w:rPr>
+                <w:sz w:val="18"/>
+                <w:szCs w:val="18"/>
+              </w:rPr>
+              <w:t>여의도</w:t>
+            </w:r>
+            <w:r>
+              <w:rPr>
+                <w:sz w:val="18"/>
+                <w:szCs w:val="18"/>
+              </w:rPr>
+              <w:t xml:space="preserve">) / </w:t>
+            </w:r>
+            <w:r>
+              <w:rPr>
+                <w:sz w:val="18"/>
+                <w:szCs w:val="18"/>
+              </w:rPr>
+              <w:t>화상</w:t>
+            </w:r>
+            <w:r>
+              <w:rPr>
+                <w:sz w:val="18"/>
+                <w:szCs w:val="18"/>
+              </w:rPr>
+              <w:t xml:space="preserve"> </w:t>
+            </w:r>
+            <w:r>
+              <w:rPr>
+                <w:sz w:val="18"/>
+                <w:szCs w:val="18"/>
+              </w:rPr>
+              <w:t>병행</w:t>
             </w:r>
           </w:p>
         </w:tc>
@@ -563,7 +1214,17 @@
                 <w:sz w:val="18"/>
                 <w:szCs w:val="18"/>
               </w:rPr>
-              <w:t>GP 참석자</w:t>
+              <w:t xml:space="preserve">GP </w:t>
+            </w:r>
+            <w:r>
+              <w:rPr>
+                <w:b/>
+                <w:bCs/>
+                <w:color w:val="1F3864"/>
+                <w:sz w:val="18"/>
+                <w:szCs w:val="18"/>
+              </w:rPr>
+              <w:t>참석자</w:t>
             </w:r>
           </w:p>
         </w:tc>
@@ -590,7 +1251,63 @@
                 <w:sz w:val="18"/>
                 <w:szCs w:val="18"/>
               </w:rPr>
-              <w:t>홍길동 대표이사, 김철수 CIO, 이영희 IR팀장</w:t>
+              <w:t>홍길동</w:t>
+            </w:r>
+            <w:r>
+              <w:rPr>
+                <w:sz w:val="18"/>
+                <w:szCs w:val="18"/>
+              </w:rPr>
+              <w:t xml:space="preserve"> </w:t>
+            </w:r>
+            <w:r>
+              <w:rPr>
+                <w:sz w:val="18"/>
+                <w:szCs w:val="18"/>
+              </w:rPr>
+              <w:t>대표이사</w:t>
+            </w:r>
+            <w:r>
+              <w:rPr>
+                <w:sz w:val="18"/>
+                <w:szCs w:val="18"/>
+              </w:rPr>
+              <w:t xml:space="preserve">, </w:t>
+            </w:r>
+            <w:r>
+              <w:rPr>
+                <w:sz w:val="18"/>
+                <w:szCs w:val="18"/>
+              </w:rPr>
+              <w:t>김철수</w:t>
+            </w:r>
+            <w:r>
+              <w:rPr>
+                <w:sz w:val="18"/>
+                <w:szCs w:val="18"/>
+              </w:rPr>
+              <w:t xml:space="preserve"> CIO, </w:t>
+            </w:r>
+            <w:r>
+              <w:rPr>
+                <w:sz w:val="18"/>
+                <w:szCs w:val="18"/>
+              </w:rPr>
+              <w:t>이영희</w:t>
+            </w:r>
+            <w:r>
+              <w:rPr>
+                <w:sz w:val="18"/>
+                <w:szCs w:val="18"/>
+              </w:rPr>
+              <w:t xml:space="preserve"> IR</w:t>
+            </w:r>
+            <w:r>
+              <w:rPr>
+                <w:sz w:val="18"/>
+                <w:szCs w:val="18"/>
+              </w:rPr>
+              <w:t>팀장</w:t>
             </w:r>
           </w:p>
         </w:tc>
@@ -623,7 +1340,27 @@
                 <w:sz w:val="18"/>
                 <w:szCs w:val="18"/>
               </w:rPr>
-              <w:t>당사 참석자</w:t>
+              <w:t>당사</w:t>
+            </w:r>
+            <w:r>
+              <w:rPr>
+                <w:b/>
+                <w:bCs/>
+                <w:color w:val="1F3864"/>
+                <w:sz w:val="18"/>
+                <w:szCs w:val="18"/>
+              </w:rPr>
+              <w:t xml:space="preserve"> </w:t>
+            </w:r>
+            <w:r>
+              <w:rPr>
+                <w:b/>
+                <w:bCs/>
+                <w:color w:val="1F3864"/>
+                <w:sz w:val="18"/>
+                <w:szCs w:val="18"/>
+              </w:rPr>
+              <w:t>참석자</w:t>
             </w:r>
           </w:p>
         </w:tc>
@@ -650,7 +1387,28 @@
                 <w:sz w:val="18"/>
                 <w:szCs w:val="18"/>
               </w:rPr>
-              <w:t xml:space="preserve">자산심사파트 ○○○ 대리, </w:t>
+              <w:t>자산심사파트</w:t>
+            </w:r>
+            <w:r>
+              <w:rPr>
+                <w:sz w:val="18"/>
+                <w:szCs w:val="18"/>
+              </w:rPr>
+              <w:t xml:space="preserve"> ○○○ </w:t>
+            </w:r>
+            <w:r>
+              <w:rPr>
+                <w:sz w:val="18"/>
+                <w:szCs w:val="18"/>
+              </w:rPr>
+              <w:t>대리</w:t>
+            </w:r>
+            <w:r>
+              <w:rPr>
+                <w:sz w:val="18"/>
+                <w:szCs w:val="18"/>
+              </w:rPr>
+              <w:t xml:space="preserve">, </w:t>
             </w:r>
             <w:r>
               <w:rPr>
@@ -665,7 +1423,14 @@
                 <w:sz w:val="18"/>
                 <w:szCs w:val="18"/>
               </w:rPr>
-              <w:t xml:space="preserve"> △△△ 과장</w:t>
+              <w:t xml:space="preserve"> △△△ </w:t>
+            </w:r>
+            <w:r>
+              <w:rPr>
+                <w:sz w:val="18"/>
+                <w:szCs w:val="18"/>
+              </w:rPr>
+              <w:t>과장</w:t>
             </w:r>
           </w:p>
         </w:tc>
@@ -692,6 +1457,15 @@
           <w:p>
             <w:pPr>
               <w:rPr>
+                <w:b/>
+                <w:bCs/>
+                <w:color w:val="1F3864"/>
+                <w:sz w:val="18"/>
+                <w:szCs w:val="18"/>
+              </w:rPr>
+            </w:pPr>
+            <w:r>
+              <w:rPr>
                 <w:rFonts w:hint="eastAsia"/>
                 <w:b/>
                 <w:bCs/>
@@ -699,7 +1473,9 @@
                 <w:sz w:val="18"/>
                 <w:szCs w:val="18"/>
               </w:rPr>
-            </w:pPr>
+              <w:t xml:space="preserve">지역 / </w:t>
+            </w:r>
+            <w:proofErr w:type="spellStart"/>
             <w:r>
               <w:rPr>
                 <w:rFonts w:hint="eastAsia"/>
@@ -709,8 +1485,9 @@
                 <w:sz w:val="18"/>
                 <w:szCs w:val="18"/>
               </w:rPr>
-              <w:t>지역 / 자산군</w:t>
-            </w:r>
+              <w:t>자산군</w:t>
+            </w:r>
+            <w:proofErr w:type="spellEnd"/>
           </w:p>
         </w:tc>
         <w:tc>
@@ -733,7 +1510,6 @@
           <w:p>
             <w:pPr>
               <w:rPr>
-                <w:rFonts w:hint="eastAsia"/>
                 <w:sz w:val="18"/>
                 <w:szCs w:val="18"/>
               </w:rPr>
@@ -771,14 +1547,38 @@
           <w:p>
             <w:r>
               <w:rPr>
+                <w:rFonts w:hint="eastAsia"/>
                 <w:b/>
                 <w:bCs/>
                 <w:color w:val="1F3864"/>
                 <w:sz w:val="18"/>
                 <w:szCs w:val="18"/>
               </w:rPr>
-              <w:t>운용 목표 규모</w:t>
-            </w:r>
+              <w:t xml:space="preserve">펀드 규모 </w:t>
+            </w:r>
+            <w:r>
+              <w:rPr>
+                <w:b/>
+                <w:bCs/>
+                <w:color w:val="1F3864"/>
+                <w:sz w:val="18"/>
+                <w:szCs w:val="18"/>
+              </w:rPr>
+              <w:t xml:space="preserve">/ </w:t>
+            </w:r>
+            <w:r>
+              <w:rPr>
+                <w:rFonts w:hint="eastAsia"/>
+                <w:b/>
+                <w:bCs/>
+                <w:color w:val="1F3864"/>
+                <w:sz w:val="18"/>
+                <w:szCs w:val="18"/>
+              </w:rPr>
+              <w:t>대출 규모</w:t>
+            </w:r>
+            <w:bookmarkStart w:id="0" w:name="_GoBack"/>
+            <w:bookmarkEnd w:id="0"/>
           </w:p>
         </w:tc>
         <w:tc>
@@ -804,7 +1604,63 @@
                 <w:sz w:val="18"/>
                 <w:szCs w:val="18"/>
               </w:rPr>
-              <w:t>5,000억 원 (Soft Cap: 6,000억 원)</w:t>
+              <w:t>5,000</w:t>
+            </w:r>
+            <w:r>
+              <w:rPr>
+                <w:sz w:val="18"/>
+                <w:szCs w:val="18"/>
+              </w:rPr>
+              <w:t>억</w:t>
+            </w:r>
+            <w:r>
+              <w:rPr>
+                <w:sz w:val="18"/>
+                <w:szCs w:val="18"/>
+              </w:rPr>
+              <w:t xml:space="preserve"> </w:t>
+            </w:r>
+            <w:r>
+              <w:rPr>
+                <w:sz w:val="18"/>
+                <w:szCs w:val="18"/>
+              </w:rPr>
+              <w:t>원</w:t>
+            </w:r>
+            <w:r>
+              <w:rPr>
+                <w:sz w:val="18"/>
+                <w:szCs w:val="18"/>
+              </w:rPr>
+              <w:t xml:space="preserve"> (Soft Cap: 6,000</w:t>
+            </w:r>
+            <w:r>
+              <w:rPr>
+                <w:sz w:val="18"/>
+                <w:szCs w:val="18"/>
+              </w:rPr>
+              <w:t>억</w:t>
+            </w:r>
+            <w:r>
+              <w:rPr>
+                <w:sz w:val="18"/>
+                <w:szCs w:val="18"/>
+              </w:rPr>
+              <w:t xml:space="preserve"> </w:t>
+            </w:r>
+            <w:r>
+              <w:rPr>
+                <w:sz w:val="18"/>
+                <w:szCs w:val="18"/>
+              </w:rPr>
+              <w:t>원</w:t>
+            </w:r>
+            <w:r>
+              <w:rPr>
+                <w:sz w:val="18"/>
+                <w:szCs w:val="18"/>
+              </w:rPr>
+              <w:t>)</w:t>
             </w:r>
           </w:p>
         </w:tc>
@@ -837,7 +1693,38 @@
                 <w:sz w:val="18"/>
                 <w:szCs w:val="18"/>
               </w:rPr>
-              <w:t>투자 기간</w:t>
+              <w:t>투자</w:t>
+            </w:r>
+            <w:r>
+              <w:rPr>
+                <w:b/>
+                <w:bCs/>
+                <w:color w:val="1F3864"/>
+                <w:sz w:val="18"/>
+                <w:szCs w:val="18"/>
+              </w:rPr>
+              <w:t xml:space="preserve"> </w:t>
+            </w:r>
+            <w:r>
+              <w:rPr>
+                <w:b/>
+                <w:bCs/>
+                <w:color w:val="1F3864"/>
+                <w:sz w:val="18"/>
+                <w:szCs w:val="18"/>
+              </w:rPr>
+              <w:t>기간</w:t>
+            </w:r>
+            <w:r>
+              <w:rPr>
+                <w:rFonts w:hint="eastAsia"/>
+                <w:b/>
+                <w:bCs/>
+                <w:color w:val="1F3864"/>
+                <w:sz w:val="18"/>
+                <w:szCs w:val="18"/>
+              </w:rPr>
+              <w:t xml:space="preserve"> / 대출만기</w:t>
             </w:r>
           </w:p>
         </w:tc>
@@ -864,7 +1751,63 @@
                 <w:sz w:val="18"/>
                 <w:szCs w:val="18"/>
               </w:rPr>
-              <w:t>5년 (+ 2년 연장 옵션)</w:t>
+              <w:t>5</w:t>
+            </w:r>
+            <w:r>
+              <w:rPr>
+                <w:sz w:val="18"/>
+                <w:szCs w:val="18"/>
+              </w:rPr>
+              <w:t>년</w:t>
+            </w:r>
+            <w:r>
+              <w:rPr>
+                <w:sz w:val="18"/>
+                <w:szCs w:val="18"/>
+              </w:rPr>
+              <w:t xml:space="preserve"> (+ 2</w:t>
+            </w:r>
+            <w:r>
+              <w:rPr>
+                <w:sz w:val="18"/>
+                <w:szCs w:val="18"/>
+              </w:rPr>
+              <w:t>년</w:t>
+            </w:r>
+            <w:r>
+              <w:rPr>
+                <w:sz w:val="18"/>
+                <w:szCs w:val="18"/>
+              </w:rPr>
+              <w:t xml:space="preserve"> </w:t>
+            </w:r>
+            <w:r>
+              <w:rPr>
+                <w:sz w:val="18"/>
+                <w:szCs w:val="18"/>
+              </w:rPr>
+              <w:t>연장</w:t>
+            </w:r>
+            <w:r>
+              <w:rPr>
+                <w:sz w:val="18"/>
+                <w:szCs w:val="18"/>
+              </w:rPr>
+              <w:t xml:space="preserve"> </w:t>
+            </w:r>
+            <w:r>
+              <w:rPr>
+                <w:sz w:val="18"/>
+                <w:szCs w:val="18"/>
+              </w:rPr>
+              <w:t>옵션</w:t>
+            </w:r>
+            <w:r>
+              <w:rPr>
+                <w:sz w:val="18"/>
+                <w:szCs w:val="18"/>
+              </w:rPr>
+              <w:t>)</w:t>
             </w:r>
           </w:p>
         </w:tc>
@@ -897,7 +1840,38 @@
                 <w:sz w:val="18"/>
                 <w:szCs w:val="18"/>
               </w:rPr>
-              <w:t>목표 수익률</w:t>
+              <w:t>목표</w:t>
+            </w:r>
+            <w:r>
+              <w:rPr>
+                <w:b/>
+                <w:bCs/>
+                <w:color w:val="1F3864"/>
+                <w:sz w:val="18"/>
+                <w:szCs w:val="18"/>
+              </w:rPr>
+              <w:t xml:space="preserve"> </w:t>
+            </w:r>
+            <w:r>
+              <w:rPr>
+                <w:b/>
+                <w:bCs/>
+                <w:color w:val="1F3864"/>
+                <w:sz w:val="18"/>
+                <w:szCs w:val="18"/>
+              </w:rPr>
+              <w:t>수익률</w:t>
+            </w:r>
+            <w:r>
+              <w:rPr>
+                <w:rFonts w:hint="eastAsia"/>
+                <w:b/>
+                <w:bCs/>
+                <w:color w:val="1F3864"/>
+                <w:sz w:val="18"/>
+                <w:szCs w:val="18"/>
+              </w:rPr>
+              <w:t xml:space="preserve"> / 대출금리</w:t>
             </w:r>
           </w:p>
         </w:tc>
@@ -957,8 +1931,50 @@
                 <w:sz w:val="18"/>
                 <w:szCs w:val="18"/>
               </w:rPr>
-              <w:t>당사 검토 약정액</w:t>
-            </w:r>
+              <w:t>당사</w:t>
+            </w:r>
+            <w:r>
+              <w:rPr>
+                <w:b/>
+                <w:bCs/>
+                <w:color w:val="1F3864"/>
+                <w:sz w:val="18"/>
+                <w:szCs w:val="18"/>
+              </w:rPr>
+              <w:t xml:space="preserve"> </w:t>
+            </w:r>
+            <w:r>
+              <w:rPr>
+                <w:b/>
+                <w:bCs/>
+                <w:color w:val="1F3864"/>
+                <w:sz w:val="18"/>
+                <w:szCs w:val="18"/>
+              </w:rPr>
+              <w:t>검토</w:t>
+            </w:r>
+            <w:r>
+              <w:rPr>
+                <w:b/>
+                <w:bCs/>
+                <w:color w:val="1F3864"/>
+                <w:sz w:val="18"/>
+                <w:szCs w:val="18"/>
+              </w:rPr>
+              <w:t xml:space="preserve"> </w:t>
+            </w:r>
+            <w:proofErr w:type="spellStart"/>
+            <w:r>
+              <w:rPr>
+                <w:b/>
+                <w:bCs/>
+                <w:color w:val="1F3864"/>
+                <w:sz w:val="18"/>
+                <w:szCs w:val="18"/>
+              </w:rPr>
+              <w:t>약정액</w:t>
+            </w:r>
+            <w:proofErr w:type="spellEnd"/>
           </w:p>
         </w:tc>
         <w:tc>
@@ -984,7 +2000,15 @@
                 <w:sz w:val="18"/>
                 <w:szCs w:val="18"/>
               </w:rPr>
-              <w:t>500억 원 (총 펀드 규모 대비 10%)</w:t>
+              <w:t>{</w:t>
+            </w:r>
+            <w:r>
+              <w:rPr>
+                <w:rFonts w:hint="eastAsia"/>
+                <w:sz w:val="18"/>
+                <w:szCs w:val="18"/>
+              </w:rPr>
+              <w:t>직접 입력}</w:t>
             </w:r>
           </w:p>
         </w:tc>
@@ -1070,6 +2094,7 @@
             <w:vAlign w:val="center"/>
           </w:tcPr>
           <w:p>
+            <w:proofErr w:type="spellStart"/>
             <w:r>
               <w:rPr>
                 <w:b/>
@@ -1078,7 +2103,58 @@
                 <w:sz w:val="22"/>
                 <w:szCs w:val="22"/>
               </w:rPr>
-              <w:t>심사역 검토 의견 (Reviewer's Opinion)</w:t>
+              <w:t>심사역</w:t>
+            </w:r>
+            <w:proofErr w:type="spellEnd"/>
+            <w:r>
+              <w:rPr>
+                <w:b/>
+                <w:bCs/>
+                <w:color w:val="FFFFFF"/>
+                <w:sz w:val="22"/>
+                <w:szCs w:val="22"/>
+              </w:rPr>
+              <w:t xml:space="preserve"> </w:t>
+            </w:r>
+            <w:r>
+              <w:rPr>
+                <w:b/>
+                <w:bCs/>
+                <w:color w:val="FFFFFF"/>
+                <w:sz w:val="22"/>
+                <w:szCs w:val="22"/>
+              </w:rPr>
+              <w:t>검토</w:t>
+            </w:r>
+            <w:r>
+              <w:rPr>
+                <w:b/>
+                <w:bCs/>
+                <w:color w:val="FFFFFF"/>
+                <w:sz w:val="22"/>
+                <w:szCs w:val="22"/>
+              </w:rPr>
+              <w:t xml:space="preserve"> </w:t>
+            </w:r>
+            <w:r>
+              <w:rPr>
+                <w:b/>
+                <w:bCs/>
+                <w:color w:val="FFFFFF"/>
+                <w:sz w:val="22"/>
+                <w:szCs w:val="22"/>
+              </w:rPr>
+              <w:t>의견</w:t>
+            </w:r>
+            <w:r>
+              <w:rPr>
+                <w:b/>
+                <w:bCs/>
+                <w:color w:val="FFFFFF"/>
+                <w:sz w:val="22"/>
+                <w:szCs w:val="22"/>
+              </w:rPr>
+              <w:t xml:space="preserve"> (Reviewer's Opinion)</w:t>
             </w:r>
           </w:p>
         </w:tc>
@@ -1103,7 +2179,287 @@
           <w:sz w:val="19"/>
           <w:szCs w:val="19"/>
         </w:rPr>
-        <w:t>GP의 인프라 섹터 운용 경험은 업계 평균 대비 양호한 수준으로 판단되나, Fund III 기준 트랙레코드(Realized Deal 실적)가 미흡하여 Net IRR 추정치의 신뢰성 검증 필요.</w:t>
+        <w:t>GP</w:t>
+      </w:r>
+      <w:r>
+        <w:rPr>
+          <w:sz w:val="19"/>
+          <w:szCs w:val="19"/>
+        </w:rPr>
+        <w:t>의</w:t>
+      </w:r>
+      <w:r>
+        <w:rPr>
+          <w:sz w:val="19"/>
+          <w:szCs w:val="19"/>
+        </w:rPr>
+        <w:t xml:space="preserve"> </w:t>
+      </w:r>
+      <w:r>
+        <w:rPr>
+          <w:sz w:val="19"/>
+          <w:szCs w:val="19"/>
+        </w:rPr>
+        <w:t>인프라</w:t>
+      </w:r>
+      <w:r>
+        <w:rPr>
+          <w:sz w:val="19"/>
+          <w:szCs w:val="19"/>
+        </w:rPr>
+        <w:t xml:space="preserve"> </w:t>
+      </w:r>
+      <w:r>
+        <w:rPr>
+          <w:sz w:val="19"/>
+          <w:szCs w:val="19"/>
+        </w:rPr>
+        <w:t>섹터</w:t>
+      </w:r>
+      <w:r>
+        <w:rPr>
+          <w:sz w:val="19"/>
+          <w:szCs w:val="19"/>
+        </w:rPr>
+        <w:t xml:space="preserve"> </w:t>
+      </w:r>
+      <w:r>
+        <w:rPr>
+          <w:sz w:val="19"/>
+          <w:szCs w:val="19"/>
+        </w:rPr>
+        <w:t>운용</w:t>
+      </w:r>
+      <w:r>
+        <w:rPr>
+          <w:sz w:val="19"/>
+          <w:szCs w:val="19"/>
+        </w:rPr>
+        <w:t xml:space="preserve"> </w:t>
+      </w:r>
+      <w:r>
+        <w:rPr>
+          <w:sz w:val="19"/>
+          <w:szCs w:val="19"/>
+        </w:rPr>
+        <w:t>경험은</w:t>
+      </w:r>
+      <w:r>
+        <w:rPr>
+          <w:sz w:val="19"/>
+          <w:szCs w:val="19"/>
+        </w:rPr>
+        <w:t xml:space="preserve"> </w:t>
+      </w:r>
+      <w:r>
+        <w:rPr>
+          <w:sz w:val="19"/>
+          <w:szCs w:val="19"/>
+        </w:rPr>
+        <w:t>업계</w:t>
+      </w:r>
+      <w:r>
+        <w:rPr>
+          <w:sz w:val="19"/>
+          <w:szCs w:val="19"/>
+        </w:rPr>
+        <w:t xml:space="preserve"> </w:t>
+      </w:r>
+      <w:r>
+        <w:rPr>
+          <w:sz w:val="19"/>
+          <w:szCs w:val="19"/>
+        </w:rPr>
+        <w:t>평균</w:t>
+      </w:r>
+      <w:r>
+        <w:rPr>
+          <w:sz w:val="19"/>
+          <w:szCs w:val="19"/>
+        </w:rPr>
+        <w:t xml:space="preserve"> </w:t>
+      </w:r>
+      <w:r>
+        <w:rPr>
+          <w:sz w:val="19"/>
+          <w:szCs w:val="19"/>
+        </w:rPr>
+        <w:t>대비</w:t>
+      </w:r>
+      <w:r>
+        <w:rPr>
+          <w:sz w:val="19"/>
+          <w:szCs w:val="19"/>
+        </w:rPr>
+        <w:t xml:space="preserve"> </w:t>
+      </w:r>
+      <w:r>
+        <w:rPr>
+          <w:sz w:val="19"/>
+          <w:szCs w:val="19"/>
+        </w:rPr>
+        <w:t>양호한</w:t>
+      </w:r>
+      <w:r>
+        <w:rPr>
+          <w:sz w:val="19"/>
+          <w:szCs w:val="19"/>
+        </w:rPr>
+        <w:t xml:space="preserve"> </w:t>
+      </w:r>
+      <w:r>
+        <w:rPr>
+          <w:sz w:val="19"/>
+          <w:szCs w:val="19"/>
+        </w:rPr>
+        <w:t>수준으로</w:t>
+      </w:r>
+      <w:r>
+        <w:rPr>
+          <w:sz w:val="19"/>
+          <w:szCs w:val="19"/>
+        </w:rPr>
+        <w:t xml:space="preserve"> </w:t>
+      </w:r>
+      <w:r>
+        <w:rPr>
+          <w:sz w:val="19"/>
+          <w:szCs w:val="19"/>
+        </w:rPr>
+        <w:t>판단되나</w:t>
+      </w:r>
+      <w:r>
+        <w:rPr>
+          <w:sz w:val="19"/>
+          <w:szCs w:val="19"/>
+        </w:rPr>
+        <w:t xml:space="preserve">, Fund III </w:t>
+      </w:r>
+      <w:r>
+        <w:rPr>
+          <w:sz w:val="19"/>
+          <w:szCs w:val="19"/>
+        </w:rPr>
+        <w:t>기준</w:t>
+      </w:r>
+      <w:r>
+        <w:rPr>
+          <w:sz w:val="19"/>
+          <w:szCs w:val="19"/>
+        </w:rPr>
+        <w:t xml:space="preserve"> </w:t>
+      </w:r>
+      <w:r>
+        <w:rPr>
+          <w:sz w:val="19"/>
+          <w:szCs w:val="19"/>
+        </w:rPr>
+        <w:t>트랙레코드</w:t>
+      </w:r>
+      <w:r>
+        <w:rPr>
+          <w:sz w:val="19"/>
+          <w:szCs w:val="19"/>
+        </w:rPr>
+        <w:t xml:space="preserve">(Realized Deal </w:t>
+      </w:r>
+      <w:r>
+        <w:rPr>
+          <w:sz w:val="19"/>
+          <w:szCs w:val="19"/>
+        </w:rPr>
+        <w:t>실적</w:t>
+      </w:r>
+      <w:r>
+        <w:rPr>
+          <w:sz w:val="19"/>
+          <w:szCs w:val="19"/>
+        </w:rPr>
+        <w:t>)</w:t>
+      </w:r>
+      <w:r>
+        <w:rPr>
+          <w:sz w:val="19"/>
+          <w:szCs w:val="19"/>
+        </w:rPr>
+        <w:t>가</w:t>
+      </w:r>
+      <w:r>
+        <w:rPr>
+          <w:sz w:val="19"/>
+          <w:szCs w:val="19"/>
+        </w:rPr>
+        <w:t xml:space="preserve"> </w:t>
+      </w:r>
+      <w:r>
+        <w:rPr>
+          <w:sz w:val="19"/>
+          <w:szCs w:val="19"/>
+        </w:rPr>
+        <w:t>미흡하여</w:t>
+      </w:r>
+      <w:r>
+        <w:rPr>
+          <w:sz w:val="19"/>
+          <w:szCs w:val="19"/>
+        </w:rPr>
+        <w:t xml:space="preserve"> Net IRR </w:t>
+      </w:r>
+      <w:r>
+        <w:rPr>
+          <w:sz w:val="19"/>
+          <w:szCs w:val="19"/>
+        </w:rPr>
+        <w:t>추정치의</w:t>
+      </w:r>
+      <w:r>
+        <w:rPr>
+          <w:sz w:val="19"/>
+          <w:szCs w:val="19"/>
+        </w:rPr>
+        <w:t xml:space="preserve"> </w:t>
+      </w:r>
+      <w:r>
+        <w:rPr>
+          <w:sz w:val="19"/>
+          <w:szCs w:val="19"/>
+        </w:rPr>
+        <w:t>신뢰성</w:t>
+      </w:r>
+      <w:r>
+        <w:rPr>
+          <w:sz w:val="19"/>
+          <w:szCs w:val="19"/>
+        </w:rPr>
+        <w:t xml:space="preserve"> </w:t>
+      </w:r>
+      <w:r>
+        <w:rPr>
+          <w:sz w:val="19"/>
+          <w:szCs w:val="19"/>
+        </w:rPr>
+        <w:t>검증</w:t>
+      </w:r>
+      <w:r>
+        <w:rPr>
+          <w:sz w:val="19"/>
+          <w:szCs w:val="19"/>
+        </w:rPr>
+        <w:t xml:space="preserve"> </w:t>
+      </w:r>
+      <w:r>
+        <w:rPr>
+          <w:sz w:val="19"/>
+          <w:szCs w:val="19"/>
+        </w:rPr>
+        <w:t>필요</w:t>
+      </w:r>
+      <w:r>
+        <w:rPr>
+          <w:sz w:val="19"/>
+          <w:szCs w:val="19"/>
+        </w:rPr>
+        <w:t>.</w:t>
       </w:r>
     </w:p>
     <w:p>
@@ -1121,7 +2477,238 @@
           <w:szCs w:val="19"/>
         </w:rPr>
         <w:lastRenderedPageBreak/>
-        <w:t>목표 LTV 60% 수준은 현행 고금리 환경(기준금리 3.5%)하 이자비용 부담이 상당하며, Debt Service Coverage Ratio(DSCR) 안전마진이 과거 펀드 대비 축소된 것으로 추정됨.</w:t>
+        <w:t>목표</w:t>
+      </w:r>
+      <w:r>
+        <w:rPr>
+          <w:sz w:val="19"/>
+          <w:szCs w:val="19"/>
+        </w:rPr>
+        <w:t xml:space="preserve"> LTV 60% </w:t>
+      </w:r>
+      <w:r>
+        <w:rPr>
+          <w:sz w:val="19"/>
+          <w:szCs w:val="19"/>
+        </w:rPr>
+        <w:t>수준은</w:t>
+      </w:r>
+      <w:r>
+        <w:rPr>
+          <w:sz w:val="19"/>
+          <w:szCs w:val="19"/>
+        </w:rPr>
+        <w:t xml:space="preserve"> </w:t>
+      </w:r>
+      <w:r>
+        <w:rPr>
+          <w:sz w:val="19"/>
+          <w:szCs w:val="19"/>
+        </w:rPr>
+        <w:t>현행</w:t>
+      </w:r>
+      <w:r>
+        <w:rPr>
+          <w:sz w:val="19"/>
+          <w:szCs w:val="19"/>
+        </w:rPr>
+        <w:t xml:space="preserve"> </w:t>
+      </w:r>
+      <w:r>
+        <w:rPr>
+          <w:sz w:val="19"/>
+          <w:szCs w:val="19"/>
+        </w:rPr>
+        <w:t>고금리</w:t>
+      </w:r>
+      <w:r>
+        <w:rPr>
+          <w:sz w:val="19"/>
+          <w:szCs w:val="19"/>
+        </w:rPr>
+        <w:t xml:space="preserve"> </w:t>
+      </w:r>
+      <w:r>
+        <w:rPr>
+          <w:sz w:val="19"/>
+          <w:szCs w:val="19"/>
+        </w:rPr>
+        <w:t>환경</w:t>
+      </w:r>
+      <w:r>
+        <w:rPr>
+          <w:sz w:val="19"/>
+          <w:szCs w:val="19"/>
+        </w:rPr>
+        <w:t>(</w:t>
+      </w:r>
+      <w:r>
+        <w:rPr>
+          <w:sz w:val="19"/>
+          <w:szCs w:val="19"/>
+        </w:rPr>
+        <w:t>기준금리</w:t>
+      </w:r>
+      <w:r>
+        <w:rPr>
+          <w:sz w:val="19"/>
+          <w:szCs w:val="19"/>
+        </w:rPr>
+        <w:t xml:space="preserve"> 3.5%)</w:t>
+      </w:r>
+      <w:r>
+        <w:rPr>
+          <w:sz w:val="19"/>
+          <w:szCs w:val="19"/>
+        </w:rPr>
+        <w:t>하</w:t>
+      </w:r>
+      <w:r>
+        <w:rPr>
+          <w:sz w:val="19"/>
+          <w:szCs w:val="19"/>
+        </w:rPr>
+        <w:t xml:space="preserve"> </w:t>
+      </w:r>
+      <w:r>
+        <w:rPr>
+          <w:sz w:val="19"/>
+          <w:szCs w:val="19"/>
+        </w:rPr>
+        <w:t>이자비용</w:t>
+      </w:r>
+      <w:r>
+        <w:rPr>
+          <w:sz w:val="19"/>
+          <w:szCs w:val="19"/>
+        </w:rPr>
+        <w:t xml:space="preserve"> </w:t>
+      </w:r>
+      <w:r>
+        <w:rPr>
+          <w:sz w:val="19"/>
+          <w:szCs w:val="19"/>
+        </w:rPr>
+        <w:t>부담이</w:t>
+      </w:r>
+      <w:r>
+        <w:rPr>
+          <w:sz w:val="19"/>
+          <w:szCs w:val="19"/>
+        </w:rPr>
+        <w:t xml:space="preserve"> </w:t>
+      </w:r>
+      <w:r>
+        <w:rPr>
+          <w:sz w:val="19"/>
+          <w:szCs w:val="19"/>
+        </w:rPr>
+        <w:t>상당하며</w:t>
+      </w:r>
+      <w:r>
+        <w:rPr>
+          <w:sz w:val="19"/>
+          <w:szCs w:val="19"/>
+        </w:rPr>
+        <w:t xml:space="preserve">, Debt Service Coverage Ratio(DSCR) </w:t>
+      </w:r>
+      <w:r>
+        <w:rPr>
+          <w:sz w:val="19"/>
+          <w:szCs w:val="19"/>
+        </w:rPr>
+        <w:t>안전마진이</w:t>
+      </w:r>
+      <w:r>
+        <w:rPr>
+          <w:sz w:val="19"/>
+          <w:szCs w:val="19"/>
+        </w:rPr>
+        <w:t xml:space="preserve"> </w:t>
+      </w:r>
+      <w:r>
+        <w:rPr>
+          <w:sz w:val="19"/>
+          <w:szCs w:val="19"/>
+        </w:rPr>
+        <w:t>과거</w:t>
+      </w:r>
+      <w:r>
+        <w:rPr>
+          <w:sz w:val="19"/>
+          <w:szCs w:val="19"/>
+        </w:rPr>
+        <w:t xml:space="preserve"> </w:t>
+      </w:r>
+      <w:r>
+        <w:rPr>
+          <w:sz w:val="19"/>
+          <w:szCs w:val="19"/>
+        </w:rPr>
+        <w:t>펀드</w:t>
+      </w:r>
+      <w:r>
+        <w:rPr>
+          <w:sz w:val="19"/>
+          <w:szCs w:val="19"/>
+        </w:rPr>
+        <w:t xml:space="preserve"> </w:t>
+      </w:r>
+      <w:r>
+        <w:rPr>
+          <w:sz w:val="19"/>
+          <w:szCs w:val="19"/>
+        </w:rPr>
+        <w:t>대비</w:t>
+      </w:r>
+      <w:r>
+        <w:rPr>
+          <w:sz w:val="19"/>
+          <w:szCs w:val="19"/>
+        </w:rPr>
+        <w:t xml:space="preserve"> </w:t>
+      </w:r>
+      <w:r>
+        <w:rPr>
+          <w:sz w:val="19"/>
+          <w:szCs w:val="19"/>
+        </w:rPr>
+        <w:t>축소된</w:t>
+      </w:r>
+      <w:r>
+        <w:rPr>
+          <w:sz w:val="19"/>
+          <w:szCs w:val="19"/>
+        </w:rPr>
+        <w:t xml:space="preserve"> </w:t>
+      </w:r>
+      <w:r>
+        <w:rPr>
+          <w:sz w:val="19"/>
+          <w:szCs w:val="19"/>
+        </w:rPr>
+        <w:t>것으로</w:t>
+      </w:r>
+      <w:r>
+        <w:rPr>
+          <w:sz w:val="19"/>
+          <w:szCs w:val="19"/>
+        </w:rPr>
+        <w:t xml:space="preserve"> </w:t>
+      </w:r>
+      <w:r>
+        <w:rPr>
+          <w:sz w:val="19"/>
+          <w:szCs w:val="19"/>
+        </w:rPr>
+        <w:t>추정됨</w:t>
+      </w:r>
+      <w:r>
+        <w:rPr>
+          <w:sz w:val="19"/>
+          <w:szCs w:val="19"/>
+        </w:rPr>
+        <w:t>.</w:t>
       </w:r>
     </w:p>
     <w:p>
@@ -1138,7 +2725,280 @@
           <w:sz w:val="19"/>
           <w:szCs w:val="19"/>
         </w:rPr>
-        <w:t>주요 포트폴리오 자산 3건 중 2건이 사회인프라(가용성 기반, Availability-based)이나, 나머지 1건은 Merchant 방식으로 현금흐름 변동성 요인이 혼재 — 섹터 일관성 우려.</w:t>
+        <w:t>주요</w:t>
+      </w:r>
+      <w:r>
+        <w:rPr>
+          <w:sz w:val="19"/>
+          <w:szCs w:val="19"/>
+        </w:rPr>
+        <w:t xml:space="preserve"> </w:t>
+      </w:r>
+      <w:r>
+        <w:rPr>
+          <w:sz w:val="19"/>
+          <w:szCs w:val="19"/>
+        </w:rPr>
+        <w:t>포트폴리오</w:t>
+      </w:r>
+      <w:r>
+        <w:rPr>
+          <w:sz w:val="19"/>
+          <w:szCs w:val="19"/>
+        </w:rPr>
+        <w:t xml:space="preserve"> </w:t>
+      </w:r>
+      <w:r>
+        <w:rPr>
+          <w:sz w:val="19"/>
+          <w:szCs w:val="19"/>
+        </w:rPr>
+        <w:t>자산</w:t>
+      </w:r>
+      <w:r>
+        <w:rPr>
+          <w:sz w:val="19"/>
+          <w:szCs w:val="19"/>
+        </w:rPr>
+        <w:t xml:space="preserve"> 3</w:t>
+      </w:r>
+      <w:r>
+        <w:rPr>
+          <w:sz w:val="19"/>
+          <w:szCs w:val="19"/>
+        </w:rPr>
+        <w:t>건</w:t>
+      </w:r>
+      <w:r>
+        <w:rPr>
+          <w:sz w:val="19"/>
+          <w:szCs w:val="19"/>
+        </w:rPr>
+        <w:t xml:space="preserve"> </w:t>
+      </w:r>
+      <w:r>
+        <w:rPr>
+          <w:sz w:val="19"/>
+          <w:szCs w:val="19"/>
+        </w:rPr>
+        <w:t>중</w:t>
+      </w:r>
+      <w:r>
+        <w:rPr>
+          <w:sz w:val="19"/>
+          <w:szCs w:val="19"/>
+        </w:rPr>
+        <w:t xml:space="preserve"> 2</w:t>
+      </w:r>
+      <w:r>
+        <w:rPr>
+          <w:sz w:val="19"/>
+          <w:szCs w:val="19"/>
+        </w:rPr>
+        <w:t>건이</w:t>
+      </w:r>
+      <w:r>
+        <w:rPr>
+          <w:sz w:val="19"/>
+          <w:szCs w:val="19"/>
+        </w:rPr>
+        <w:t xml:space="preserve"> </w:t>
+      </w:r>
+      <w:r>
+        <w:rPr>
+          <w:sz w:val="19"/>
+          <w:szCs w:val="19"/>
+        </w:rPr>
+        <w:t>사회인프라</w:t>
+      </w:r>
+      <w:r>
+        <w:rPr>
+          <w:sz w:val="19"/>
+          <w:szCs w:val="19"/>
+        </w:rPr>
+        <w:t>(</w:t>
+      </w:r>
+      <w:r>
+        <w:rPr>
+          <w:sz w:val="19"/>
+          <w:szCs w:val="19"/>
+        </w:rPr>
+        <w:t>가용성</w:t>
+      </w:r>
+      <w:r>
+        <w:rPr>
+          <w:sz w:val="19"/>
+          <w:szCs w:val="19"/>
+        </w:rPr>
+        <w:t xml:space="preserve"> </w:t>
+      </w:r>
+      <w:r>
+        <w:rPr>
+          <w:sz w:val="19"/>
+          <w:szCs w:val="19"/>
+        </w:rPr>
+        <w:t>기반</w:t>
+      </w:r>
+      <w:r>
+        <w:rPr>
+          <w:sz w:val="19"/>
+          <w:szCs w:val="19"/>
+        </w:rPr>
+        <w:t>, Availability-based)</w:t>
+      </w:r>
+      <w:r>
+        <w:rPr>
+          <w:sz w:val="19"/>
+          <w:szCs w:val="19"/>
+        </w:rPr>
+        <w:t>이나</w:t>
+      </w:r>
+      <w:r>
+        <w:rPr>
+          <w:sz w:val="19"/>
+          <w:szCs w:val="19"/>
+        </w:rPr>
+        <w:t xml:space="preserve">, </w:t>
+      </w:r>
+      <w:r>
+        <w:rPr>
+          <w:sz w:val="19"/>
+          <w:szCs w:val="19"/>
+        </w:rPr>
+        <w:t>나머지</w:t>
+      </w:r>
+      <w:r>
+        <w:rPr>
+          <w:sz w:val="19"/>
+          <w:szCs w:val="19"/>
+        </w:rPr>
+        <w:t xml:space="preserve"> 1</w:t>
+      </w:r>
+      <w:r>
+        <w:rPr>
+          <w:sz w:val="19"/>
+          <w:szCs w:val="19"/>
+        </w:rPr>
+        <w:t>건은</w:t>
+      </w:r>
+      <w:r>
+        <w:rPr>
+          <w:sz w:val="19"/>
+          <w:szCs w:val="19"/>
+        </w:rPr>
+        <w:t xml:space="preserve"> Merchant </w:t>
+      </w:r>
+      <w:r>
+        <w:rPr>
+          <w:sz w:val="19"/>
+          <w:szCs w:val="19"/>
+        </w:rPr>
+        <w:t>방식으로</w:t>
+      </w:r>
+      <w:r>
+        <w:rPr>
+          <w:sz w:val="19"/>
+          <w:szCs w:val="19"/>
+        </w:rPr>
+        <w:t xml:space="preserve"> </w:t>
+      </w:r>
+      <w:r>
+        <w:rPr>
+          <w:sz w:val="19"/>
+          <w:szCs w:val="19"/>
+        </w:rPr>
+        <w:t>현금흐름</w:t>
+      </w:r>
+      <w:r>
+        <w:rPr>
+          <w:sz w:val="19"/>
+          <w:szCs w:val="19"/>
+        </w:rPr>
+        <w:t xml:space="preserve"> </w:t>
+      </w:r>
+      <w:r>
+        <w:rPr>
+          <w:sz w:val="19"/>
+          <w:szCs w:val="19"/>
+        </w:rPr>
+        <w:t>변동성</w:t>
+      </w:r>
+      <w:r>
+        <w:rPr>
+          <w:sz w:val="19"/>
+          <w:szCs w:val="19"/>
+        </w:rPr>
+        <w:t xml:space="preserve"> </w:t>
+      </w:r>
+      <w:r>
+        <w:rPr>
+          <w:sz w:val="19"/>
+          <w:szCs w:val="19"/>
+        </w:rPr>
+        <w:t>요인이</w:t>
+      </w:r>
+      <w:r>
+        <w:rPr>
+          <w:sz w:val="19"/>
+          <w:szCs w:val="19"/>
+        </w:rPr>
+        <w:t xml:space="preserve"> </w:t>
+      </w:r>
+      <w:r>
+        <w:rPr>
+          <w:sz w:val="19"/>
+          <w:szCs w:val="19"/>
+        </w:rPr>
+        <w:t>혼재</w:t>
+      </w:r>
+      <w:r>
+        <w:rPr>
+          <w:sz w:val="19"/>
+          <w:szCs w:val="19"/>
+        </w:rPr>
+        <w:t xml:space="preserve"> — </w:t>
+      </w:r>
+      <w:r>
+        <w:rPr>
+          <w:sz w:val="19"/>
+          <w:szCs w:val="19"/>
+        </w:rPr>
+        <w:t>섹터</w:t>
+      </w:r>
+      <w:r>
+        <w:rPr>
+          <w:sz w:val="19"/>
+          <w:szCs w:val="19"/>
+        </w:rPr>
+        <w:t xml:space="preserve"> </w:t>
+      </w:r>
+      <w:r>
+        <w:rPr>
+          <w:sz w:val="19"/>
+          <w:szCs w:val="19"/>
+        </w:rPr>
+        <w:t>일관성</w:t>
+      </w:r>
+      <w:r>
+        <w:rPr>
+          <w:sz w:val="19"/>
+          <w:szCs w:val="19"/>
+        </w:rPr>
+        <w:t xml:space="preserve"> </w:t>
+      </w:r>
+      <w:r>
+        <w:rPr>
+          <w:sz w:val="19"/>
+          <w:szCs w:val="19"/>
+        </w:rPr>
+        <w:t>우려</w:t>
+      </w:r>
+      <w:r>
+        <w:rPr>
+          <w:sz w:val="19"/>
+          <w:szCs w:val="19"/>
+        </w:rPr>
+        <w:t>.</w:t>
       </w:r>
     </w:p>
     <w:p>
@@ -1155,7 +3015,161 @@
           <w:sz w:val="19"/>
           <w:szCs w:val="19"/>
         </w:rPr>
-        <w:t>Carried Interest 20% / Hurdle Rate 7% 구조는 업계 표준 범위이나, GP-LP 이해관계 정렬(Alignment of Interest) 측면에서 GP 공동투자(Co-investment) 규모 확인 필요.</w:t>
+        <w:t xml:space="preserve">Carried Interest 20% / Hurdle Rate 7% </w:t>
+      </w:r>
+      <w:r>
+        <w:rPr>
+          <w:sz w:val="19"/>
+          <w:szCs w:val="19"/>
+        </w:rPr>
+        <w:t>구조는</w:t>
+      </w:r>
+      <w:r>
+        <w:rPr>
+          <w:sz w:val="19"/>
+          <w:szCs w:val="19"/>
+        </w:rPr>
+        <w:t xml:space="preserve"> </w:t>
+      </w:r>
+      <w:r>
+        <w:rPr>
+          <w:sz w:val="19"/>
+          <w:szCs w:val="19"/>
+        </w:rPr>
+        <w:t>업계</w:t>
+      </w:r>
+      <w:r>
+        <w:rPr>
+          <w:sz w:val="19"/>
+          <w:szCs w:val="19"/>
+        </w:rPr>
+        <w:t xml:space="preserve"> </w:t>
+      </w:r>
+      <w:r>
+        <w:rPr>
+          <w:sz w:val="19"/>
+          <w:szCs w:val="19"/>
+        </w:rPr>
+        <w:t>표준</w:t>
+      </w:r>
+      <w:r>
+        <w:rPr>
+          <w:sz w:val="19"/>
+          <w:szCs w:val="19"/>
+        </w:rPr>
+        <w:t xml:space="preserve"> </w:t>
+      </w:r>
+      <w:r>
+        <w:rPr>
+          <w:sz w:val="19"/>
+          <w:szCs w:val="19"/>
+        </w:rPr>
+        <w:t>범위이나</w:t>
+      </w:r>
+      <w:r>
+        <w:rPr>
+          <w:sz w:val="19"/>
+          <w:szCs w:val="19"/>
+        </w:rPr>
+        <w:t xml:space="preserve">, GP-LP </w:t>
+      </w:r>
+      <w:r>
+        <w:rPr>
+          <w:sz w:val="19"/>
+          <w:szCs w:val="19"/>
+        </w:rPr>
+        <w:t>이해관계</w:t>
+      </w:r>
+      <w:r>
+        <w:rPr>
+          <w:sz w:val="19"/>
+          <w:szCs w:val="19"/>
+        </w:rPr>
+        <w:t xml:space="preserve"> </w:t>
+      </w:r>
+      <w:r>
+        <w:rPr>
+          <w:sz w:val="19"/>
+          <w:szCs w:val="19"/>
+        </w:rPr>
+        <w:t>정렬</w:t>
+      </w:r>
+      <w:r>
+        <w:rPr>
+          <w:sz w:val="19"/>
+          <w:szCs w:val="19"/>
+        </w:rPr>
+        <w:t xml:space="preserve">(Alignment of Interest) </w:t>
+      </w:r>
+      <w:r>
+        <w:rPr>
+          <w:sz w:val="19"/>
+          <w:szCs w:val="19"/>
+        </w:rPr>
+        <w:t>측면에서</w:t>
+      </w:r>
+      <w:r>
+        <w:rPr>
+          <w:sz w:val="19"/>
+          <w:szCs w:val="19"/>
+        </w:rPr>
+        <w:t xml:space="preserve"> GP </w:t>
+      </w:r>
+      <w:r>
+        <w:rPr>
+          <w:sz w:val="19"/>
+          <w:szCs w:val="19"/>
+        </w:rPr>
+        <w:t>공동투자</w:t>
+      </w:r>
+      <w:r>
+        <w:rPr>
+          <w:sz w:val="19"/>
+          <w:szCs w:val="19"/>
+        </w:rPr>
+        <w:t xml:space="preserve">(Co-investment) </w:t>
+      </w:r>
+      <w:r>
+        <w:rPr>
+          <w:sz w:val="19"/>
+          <w:szCs w:val="19"/>
+        </w:rPr>
+        <w:t>규모</w:t>
+      </w:r>
+      <w:r>
+        <w:rPr>
+          <w:sz w:val="19"/>
+          <w:szCs w:val="19"/>
+        </w:rPr>
+        <w:t xml:space="preserve"> </w:t>
+      </w:r>
+      <w:r>
+        <w:rPr>
+          <w:sz w:val="19"/>
+          <w:szCs w:val="19"/>
+        </w:rPr>
+        <w:t>확인</w:t>
+      </w:r>
+      <w:r>
+        <w:rPr>
+          <w:sz w:val="19"/>
+          <w:szCs w:val="19"/>
+        </w:rPr>
+        <w:t xml:space="preserve"> </w:t>
+      </w:r>
+      <w:r>
+        <w:rPr>
+          <w:sz w:val="19"/>
+          <w:szCs w:val="19"/>
+        </w:rPr>
+        <w:t>필요</w:t>
+      </w:r>
+      <w:r>
+        <w:rPr>
+          <w:sz w:val="19"/>
+          <w:szCs w:val="19"/>
+        </w:rPr>
+        <w:t>.</w:t>
       </w:r>
     </w:p>
     <w:p>
@@ -1172,7 +3186,280 @@
           <w:sz w:val="19"/>
           <w:szCs w:val="19"/>
         </w:rPr>
-        <w:t>전반적으로 당사 대체투자 가이드라인 부합 여부 검토 중이며, 추가 DDQ 회신 및 독립적 재무모델 검증 완료 시 Pre-IC 상정 가능한 것으로 판단됨.</w:t>
+        <w:t>전반적으로</w:t>
+      </w:r>
+      <w:r>
+        <w:rPr>
+          <w:sz w:val="19"/>
+          <w:szCs w:val="19"/>
+        </w:rPr>
+        <w:t xml:space="preserve"> </w:t>
+      </w:r>
+      <w:r>
+        <w:rPr>
+          <w:sz w:val="19"/>
+          <w:szCs w:val="19"/>
+        </w:rPr>
+        <w:t>당사</w:t>
+      </w:r>
+      <w:r>
+        <w:rPr>
+          <w:sz w:val="19"/>
+          <w:szCs w:val="19"/>
+        </w:rPr>
+        <w:t xml:space="preserve"> </w:t>
+      </w:r>
+      <w:r>
+        <w:rPr>
+          <w:sz w:val="19"/>
+          <w:szCs w:val="19"/>
+        </w:rPr>
+        <w:t>대체투자</w:t>
+      </w:r>
+      <w:r>
+        <w:rPr>
+          <w:sz w:val="19"/>
+          <w:szCs w:val="19"/>
+        </w:rPr>
+        <w:t xml:space="preserve"> </w:t>
+      </w:r>
+      <w:r>
+        <w:rPr>
+          <w:sz w:val="19"/>
+          <w:szCs w:val="19"/>
+        </w:rPr>
+        <w:t>가이드라인</w:t>
+      </w:r>
+      <w:r>
+        <w:rPr>
+          <w:sz w:val="19"/>
+          <w:szCs w:val="19"/>
+        </w:rPr>
+        <w:t xml:space="preserve"> </w:t>
+      </w:r>
+      <w:r>
+        <w:rPr>
+          <w:sz w:val="19"/>
+          <w:szCs w:val="19"/>
+        </w:rPr>
+        <w:t>부합</w:t>
+      </w:r>
+      <w:r>
+        <w:rPr>
+          <w:sz w:val="19"/>
+          <w:szCs w:val="19"/>
+        </w:rPr>
+        <w:t xml:space="preserve"> </w:t>
+      </w:r>
+      <w:r>
+        <w:rPr>
+          <w:sz w:val="19"/>
+          <w:szCs w:val="19"/>
+        </w:rPr>
+        <w:t>여부</w:t>
+      </w:r>
+      <w:r>
+        <w:rPr>
+          <w:sz w:val="19"/>
+          <w:szCs w:val="19"/>
+        </w:rPr>
+        <w:t xml:space="preserve"> </w:t>
+      </w:r>
+      <w:r>
+        <w:rPr>
+          <w:sz w:val="19"/>
+          <w:szCs w:val="19"/>
+        </w:rPr>
+        <w:t>검토</w:t>
+      </w:r>
+      <w:r>
+        <w:rPr>
+          <w:sz w:val="19"/>
+          <w:szCs w:val="19"/>
+        </w:rPr>
+        <w:t xml:space="preserve"> </w:t>
+      </w:r>
+      <w:r>
+        <w:rPr>
+          <w:sz w:val="19"/>
+          <w:szCs w:val="19"/>
+        </w:rPr>
+        <w:t>중이며</w:t>
+      </w:r>
+      <w:r>
+        <w:rPr>
+          <w:sz w:val="19"/>
+          <w:szCs w:val="19"/>
+        </w:rPr>
+        <w:t xml:space="preserve">, </w:t>
+      </w:r>
+      <w:r>
+        <w:rPr>
+          <w:sz w:val="19"/>
+          <w:szCs w:val="19"/>
+        </w:rPr>
+        <w:t>추가</w:t>
+      </w:r>
+      <w:r>
+        <w:rPr>
+          <w:sz w:val="19"/>
+          <w:szCs w:val="19"/>
+        </w:rPr>
+        <w:t xml:space="preserve"> DDQ </w:t>
+      </w:r>
+      <w:r>
+        <w:rPr>
+          <w:sz w:val="19"/>
+          <w:szCs w:val="19"/>
+        </w:rPr>
+        <w:t>회신</w:t>
+      </w:r>
+      <w:r>
+        <w:rPr>
+          <w:sz w:val="19"/>
+          <w:szCs w:val="19"/>
+        </w:rPr>
+        <w:t xml:space="preserve"> </w:t>
+      </w:r>
+      <w:r>
+        <w:rPr>
+          <w:sz w:val="19"/>
+          <w:szCs w:val="19"/>
+        </w:rPr>
+        <w:t>및</w:t>
+      </w:r>
+      <w:r>
+        <w:rPr>
+          <w:sz w:val="19"/>
+          <w:szCs w:val="19"/>
+        </w:rPr>
+        <w:t xml:space="preserve"> </w:t>
+      </w:r>
+      <w:r>
+        <w:rPr>
+          <w:sz w:val="19"/>
+          <w:szCs w:val="19"/>
+        </w:rPr>
+        <w:t>독립적</w:t>
+      </w:r>
+      <w:r>
+        <w:rPr>
+          <w:sz w:val="19"/>
+          <w:szCs w:val="19"/>
+        </w:rPr>
+        <w:t xml:space="preserve"> </w:t>
+      </w:r>
+      <w:r>
+        <w:rPr>
+          <w:sz w:val="19"/>
+          <w:szCs w:val="19"/>
+        </w:rPr>
+        <w:t>재무모델</w:t>
+      </w:r>
+      <w:r>
+        <w:rPr>
+          <w:sz w:val="19"/>
+          <w:szCs w:val="19"/>
+        </w:rPr>
+        <w:t xml:space="preserve"> </w:t>
+      </w:r>
+      <w:r>
+        <w:rPr>
+          <w:sz w:val="19"/>
+          <w:szCs w:val="19"/>
+        </w:rPr>
+        <w:t>검증</w:t>
+      </w:r>
+      <w:r>
+        <w:rPr>
+          <w:sz w:val="19"/>
+          <w:szCs w:val="19"/>
+        </w:rPr>
+        <w:t xml:space="preserve"> </w:t>
+      </w:r>
+      <w:r>
+        <w:rPr>
+          <w:sz w:val="19"/>
+          <w:szCs w:val="19"/>
+        </w:rPr>
+        <w:t>완료</w:t>
+      </w:r>
+      <w:r>
+        <w:rPr>
+          <w:sz w:val="19"/>
+          <w:szCs w:val="19"/>
+        </w:rPr>
+        <w:t xml:space="preserve"> </w:t>
+      </w:r>
+      <w:r>
+        <w:rPr>
+          <w:sz w:val="19"/>
+          <w:szCs w:val="19"/>
+        </w:rPr>
+        <w:t>시</w:t>
+      </w:r>
+      <w:r>
+        <w:rPr>
+          <w:sz w:val="19"/>
+          <w:szCs w:val="19"/>
+        </w:rPr>
+        <w:t xml:space="preserve"> Pre-IC </w:t>
+      </w:r>
+      <w:r>
+        <w:rPr>
+          <w:sz w:val="19"/>
+          <w:szCs w:val="19"/>
+        </w:rPr>
+        <w:t>상정</w:t>
+      </w:r>
+      <w:r>
+        <w:rPr>
+          <w:sz w:val="19"/>
+          <w:szCs w:val="19"/>
+        </w:rPr>
+        <w:t xml:space="preserve"> </w:t>
+      </w:r>
+      <w:r>
+        <w:rPr>
+          <w:sz w:val="19"/>
+          <w:szCs w:val="19"/>
+        </w:rPr>
+        <w:t>가능한</w:t>
+      </w:r>
+      <w:r>
+        <w:rPr>
+          <w:sz w:val="19"/>
+          <w:szCs w:val="19"/>
+        </w:rPr>
+        <w:t xml:space="preserve"> </w:t>
+      </w:r>
+      <w:r>
+        <w:rPr>
+          <w:sz w:val="19"/>
+          <w:szCs w:val="19"/>
+        </w:rPr>
+        <w:t>것으로</w:t>
+      </w:r>
+      <w:r>
+        <w:rPr>
+          <w:sz w:val="19"/>
+          <w:szCs w:val="19"/>
+        </w:rPr>
+        <w:t xml:space="preserve"> </w:t>
+      </w:r>
+      <w:r>
+        <w:rPr>
+          <w:sz w:val="19"/>
+          <w:szCs w:val="19"/>
+        </w:rPr>
+        <w:t>판단됨</w:t>
+      </w:r>
+      <w:r>
+        <w:rPr>
+          <w:sz w:val="19"/>
+          <w:szCs w:val="19"/>
+        </w:rPr>
+        <w:t>.</w:t>
       </w:r>
     </w:p>
     <w:p>
@@ -1263,7 +3550,47 @@
                 <w:sz w:val="22"/>
                 <w:szCs w:val="22"/>
               </w:rPr>
-              <w:t>핵심 DDQ — 미팅 Q&amp;A 기록</w:t>
+              <w:t>핵심</w:t>
+            </w:r>
+            <w:r>
+              <w:rPr>
+                <w:b/>
+                <w:bCs/>
+                <w:color w:val="FFFFFF"/>
+                <w:sz w:val="22"/>
+                <w:szCs w:val="22"/>
+              </w:rPr>
+              <w:t xml:space="preserve"> DDQ — </w:t>
+            </w:r>
+            <w:r>
+              <w:rPr>
+                <w:b/>
+                <w:bCs/>
+                <w:color w:val="FFFFFF"/>
+                <w:sz w:val="22"/>
+                <w:szCs w:val="22"/>
+              </w:rPr>
+              <w:t>미팅</w:t>
+            </w:r>
+            <w:r>
+              <w:rPr>
+                <w:b/>
+                <w:bCs/>
+                <w:color w:val="FFFFFF"/>
+                <w:sz w:val="22"/>
+                <w:szCs w:val="22"/>
+              </w:rPr>
+              <w:t xml:space="preserve"> Q&amp;A </w:t>
+            </w:r>
+            <w:r>
+              <w:rPr>
+                <w:b/>
+                <w:bCs/>
+                <w:color w:val="FFFFFF"/>
+                <w:sz w:val="22"/>
+                <w:szCs w:val="22"/>
+              </w:rPr>
+              <w:t>기록</w:t>
             </w:r>
           </w:p>
         </w:tc>
@@ -1458,7 +3785,23 @@
                 <w:sz w:val="18"/>
                 <w:szCs w:val="18"/>
               </w:rPr>
-              <w:t>Fund II 청산 기준 Net IRR 실현 수치와 목표 대비 달성률을 공유해 주실 수 있습니까?</w:t>
+              <w:t xml:space="preserve">Fund II 청산 기준 Net IRR 실현 수치와 목표 대비 </w:t>
+            </w:r>
+            <w:proofErr w:type="spellStart"/>
+            <w:r>
+              <w:rPr>
+                <w:sz w:val="18"/>
+                <w:szCs w:val="18"/>
+              </w:rPr>
+              <w:t>달성률을</w:t>
+            </w:r>
+            <w:proofErr w:type="spellEnd"/>
+            <w:r>
+              <w:rPr>
+                <w:sz w:val="18"/>
+                <w:szCs w:val="18"/>
+              </w:rPr>
+              <w:t xml:space="preserve"> 공유해 주실 수 있습니까?</w:t>
             </w:r>
           </w:p>
         </w:tc>
@@ -1485,7 +3828,23 @@
                 <w:sz w:val="18"/>
                 <w:szCs w:val="18"/>
               </w:rPr>
-              <w:t>현재 Fund II는 미청산 상태이며, IRR은 2026년 3월 기준 잠정치 기준 Net 9.2%로 추정됨.</w:t>
+              <w:t xml:space="preserve">현재 Fund II는 </w:t>
+            </w:r>
+            <w:proofErr w:type="spellStart"/>
+            <w:r>
+              <w:rPr>
+                <w:sz w:val="18"/>
+                <w:szCs w:val="18"/>
+              </w:rPr>
+              <w:t>미청산</w:t>
+            </w:r>
+            <w:proofErr w:type="spellEnd"/>
+            <w:r>
+              <w:rPr>
+                <w:sz w:val="18"/>
+                <w:szCs w:val="18"/>
+              </w:rPr>
+              <w:t xml:space="preserve"> 상태이며, IRR은 2026년 3월 기준 잠정치 기준 Net 9.2%로 추정됨.</w:t>
             </w:r>
           </w:p>
         </w:tc>
@@ -1755,7 +4114,23 @@
                 <w:sz w:val="18"/>
                 <w:szCs w:val="18"/>
               </w:rPr>
-              <w:t>주로 전략적 투자자(SI) 매각을 통한 Exit 예정이며, 내부 밸류에이션 배수(EV/EBITDA) 기준 10x 적용.</w:t>
+              <w:t xml:space="preserve">주로 전략적 투자자(SI) 매각을 통한 Exit 예정이며, 내부 </w:t>
+            </w:r>
+            <w:proofErr w:type="spellStart"/>
+            <w:r>
+              <w:rPr>
+                <w:sz w:val="18"/>
+                <w:szCs w:val="18"/>
+              </w:rPr>
+              <w:t>밸류에이션</w:t>
+            </w:r>
+            <w:proofErr w:type="spellEnd"/>
+            <w:r>
+              <w:rPr>
+                <w:sz w:val="18"/>
+                <w:szCs w:val="18"/>
+              </w:rPr>
+              <w:t xml:space="preserve"> 배수(EV/EBITDA) 기준 10x 적용.</w:t>
             </w:r>
           </w:p>
         </w:tc>
@@ -1939,7 +4314,59 @@
                 <w:sz w:val="22"/>
                 <w:szCs w:val="22"/>
               </w:rPr>
-              <w:t>주요 예상 리스크 (Key Risk Factors)</w:t>
+              <w:t>주요</w:t>
+            </w:r>
+            <w:r>
+              <w:rPr>
+                <w:b/>
+                <w:bCs/>
+                <w:color w:val="FFFFFF"/>
+                <w:sz w:val="22"/>
+                <w:szCs w:val="22"/>
+              </w:rPr>
+              <w:t xml:space="preserve"> </w:t>
+            </w:r>
+            <w:r>
+              <w:rPr>
+                <w:b/>
+                <w:bCs/>
+                <w:color w:val="FFFFFF"/>
+                <w:sz w:val="22"/>
+                <w:szCs w:val="22"/>
+              </w:rPr>
+              <w:t>예상</w:t>
+            </w:r>
+            <w:r>
+              <w:rPr>
+                <w:b/>
+                <w:bCs/>
+                <w:color w:val="FFFFFF"/>
+                <w:sz w:val="22"/>
+                <w:szCs w:val="22"/>
+              </w:rPr>
+              <w:t xml:space="preserve"> </w:t>
+            </w:r>
+            <w:proofErr w:type="spellStart"/>
+            <w:r>
+              <w:rPr>
+                <w:b/>
+                <w:bCs/>
+                <w:color w:val="FFFFFF"/>
+                <w:sz w:val="22"/>
+                <w:szCs w:val="22"/>
+              </w:rPr>
+              <w:t>리스크</w:t>
+            </w:r>
+            <w:proofErr w:type="spellEnd"/>
+            <w:r>
+              <w:rPr>
+                <w:b/>
+                <w:bCs/>
+                <w:color w:val="FFFFFF"/>
+                <w:sz w:val="22"/>
+                <w:szCs w:val="22"/>
+              </w:rPr>
+              <w:t xml:space="preserve"> (Key Risk Factors)</w:t>
             </w:r>
           </w:p>
         </w:tc>
@@ -2030,6 +4457,7 @@
             <w:pPr>
               <w:jc w:val="center"/>
             </w:pPr>
+            <w:proofErr w:type="spellStart"/>
             <w:r>
               <w:rPr>
                 <w:b/>
@@ -2038,7 +4466,28 @@
                 <w:sz w:val="18"/>
                 <w:szCs w:val="18"/>
               </w:rPr>
-              <w:t>리스크 내용</w:t>
+              <w:t>리스크</w:t>
+            </w:r>
+            <w:proofErr w:type="spellEnd"/>
+            <w:r>
+              <w:rPr>
+                <w:b/>
+                <w:bCs/>
+                <w:color w:val="FFFFFF"/>
+                <w:sz w:val="18"/>
+                <w:szCs w:val="18"/>
+              </w:rPr>
+              <w:t xml:space="preserve"> </w:t>
+            </w:r>
+            <w:r>
+              <w:rPr>
+                <w:b/>
+                <w:bCs/>
+                <w:color w:val="FFFFFF"/>
+                <w:sz w:val="18"/>
+                <w:szCs w:val="18"/>
+              </w:rPr>
+              <w:t>내용</w:t>
             </w:r>
           </w:p>
         </w:tc>
@@ -2106,7 +4555,17 @@
                 <w:sz w:val="18"/>
                 <w:szCs w:val="18"/>
               </w:rPr>
-              <w:t>당사 View</w:t>
+              <w:t>당사</w:t>
+            </w:r>
+            <w:r>
+              <w:rPr>
+                <w:b/>
+                <w:bCs/>
+                <w:color w:val="FFFFFF"/>
+                <w:sz w:val="18"/>
+                <w:szCs w:val="18"/>
+              </w:rPr>
+              <w:t xml:space="preserve"> View</w:t>
             </w:r>
           </w:p>
         </w:tc>
@@ -2169,7 +4628,149 @@
                 <w:sz w:val="18"/>
                 <w:szCs w:val="18"/>
               </w:rPr>
-              <w:t>Fund II 미청산 상태로 Net IRR 실현 수치 미확인. GP 역량 검증의 핵심 근거 부재.</w:t>
+              <w:t xml:space="preserve">Fund II </w:t>
+            </w:r>
+            <w:proofErr w:type="spellStart"/>
+            <w:r>
+              <w:rPr>
+                <w:sz w:val="18"/>
+                <w:szCs w:val="18"/>
+              </w:rPr>
+              <w:t>미청산</w:t>
+            </w:r>
+            <w:proofErr w:type="spellEnd"/>
+            <w:r>
+              <w:rPr>
+                <w:sz w:val="18"/>
+                <w:szCs w:val="18"/>
+              </w:rPr>
+              <w:t xml:space="preserve"> </w:t>
+            </w:r>
+            <w:r>
+              <w:rPr>
+                <w:sz w:val="18"/>
+                <w:szCs w:val="18"/>
+              </w:rPr>
+              <w:t>상태로</w:t>
+            </w:r>
+            <w:r>
+              <w:rPr>
+                <w:sz w:val="18"/>
+                <w:szCs w:val="18"/>
+              </w:rPr>
+              <w:t xml:space="preserve"> Net IRR </w:t>
+            </w:r>
+            <w:r>
+              <w:rPr>
+                <w:sz w:val="18"/>
+                <w:szCs w:val="18"/>
+              </w:rPr>
+              <w:t>실현</w:t>
+            </w:r>
+            <w:r>
+              <w:rPr>
+                <w:sz w:val="18"/>
+                <w:szCs w:val="18"/>
+              </w:rPr>
+              <w:t xml:space="preserve"> </w:t>
+            </w:r>
+            <w:r>
+              <w:rPr>
+                <w:sz w:val="18"/>
+                <w:szCs w:val="18"/>
+              </w:rPr>
+              <w:t>수치</w:t>
+            </w:r>
+            <w:r>
+              <w:rPr>
+                <w:sz w:val="18"/>
+                <w:szCs w:val="18"/>
+              </w:rPr>
+              <w:t xml:space="preserve"> </w:t>
+            </w:r>
+            <w:r>
+              <w:rPr>
+                <w:sz w:val="18"/>
+                <w:szCs w:val="18"/>
+              </w:rPr>
+              <w:t>미확인</w:t>
+            </w:r>
+            <w:r>
+              <w:rPr>
+                <w:sz w:val="18"/>
+                <w:szCs w:val="18"/>
+              </w:rPr>
+              <w:t xml:space="preserve">. GP </w:t>
+            </w:r>
+            <w:r>
+              <w:rPr>
+                <w:sz w:val="18"/>
+                <w:szCs w:val="18"/>
+              </w:rPr>
+              <w:t>역량</w:t>
+            </w:r>
+            <w:r>
+              <w:rPr>
+                <w:sz w:val="18"/>
+                <w:szCs w:val="18"/>
+              </w:rPr>
+              <w:t xml:space="preserve"> </w:t>
+            </w:r>
+            <w:r>
+              <w:rPr>
+                <w:sz w:val="18"/>
+                <w:szCs w:val="18"/>
+              </w:rPr>
+              <w:t>검증의</w:t>
+            </w:r>
+            <w:r>
+              <w:rPr>
+                <w:sz w:val="18"/>
+                <w:szCs w:val="18"/>
+              </w:rPr>
+              <w:t xml:space="preserve"> </w:t>
+            </w:r>
+            <w:r>
+              <w:rPr>
+                <w:sz w:val="18"/>
+                <w:szCs w:val="18"/>
+              </w:rPr>
+              <w:t>핵심</w:t>
+            </w:r>
+            <w:r>
+              <w:rPr>
+                <w:sz w:val="18"/>
+                <w:szCs w:val="18"/>
+              </w:rPr>
+              <w:t xml:space="preserve"> </w:t>
+            </w:r>
+            <w:r>
+              <w:rPr>
+                <w:sz w:val="18"/>
+                <w:szCs w:val="18"/>
+              </w:rPr>
+              <w:t>근거</w:t>
+            </w:r>
+            <w:r>
+              <w:rPr>
+                <w:sz w:val="18"/>
+                <w:szCs w:val="18"/>
+              </w:rPr>
+              <w:t xml:space="preserve"> </w:t>
+            </w:r>
+            <w:r>
+              <w:rPr>
+                <w:sz w:val="18"/>
+                <w:szCs w:val="18"/>
+              </w:rPr>
+              <w:t>부재</w:t>
+            </w:r>
+            <w:r>
+              <w:rPr>
+                <w:sz w:val="18"/>
+                <w:szCs w:val="18"/>
+              </w:rPr>
+              <w:t>.</w:t>
             </w:r>
           </w:p>
         </w:tc>
@@ -2231,7 +4832,121 @@
                 <w:sz w:val="18"/>
                 <w:szCs w:val="18"/>
               </w:rPr>
-              <w:t>독립 감사 확인본 수령 전 투자 결정 불가</w:t>
+              <w:t>독립</w:t>
+            </w:r>
+            <w:r>
+              <w:rPr>
+                <w:color w:val="595959"/>
+                <w:sz w:val="18"/>
+                <w:szCs w:val="18"/>
+              </w:rPr>
+              <w:t xml:space="preserve"> </w:t>
+            </w:r>
+            <w:r>
+              <w:rPr>
+                <w:color w:val="595959"/>
+                <w:sz w:val="18"/>
+                <w:szCs w:val="18"/>
+              </w:rPr>
+              <w:t>감사</w:t>
+            </w:r>
+            <w:r>
+              <w:rPr>
+                <w:color w:val="595959"/>
+                <w:sz w:val="18"/>
+                <w:szCs w:val="18"/>
+              </w:rPr>
+              <w:t xml:space="preserve"> </w:t>
+            </w:r>
+            <w:proofErr w:type="spellStart"/>
+            <w:r>
+              <w:rPr>
+                <w:color w:val="595959"/>
+                <w:sz w:val="18"/>
+                <w:szCs w:val="18"/>
+              </w:rPr>
+              <w:t>확인본</w:t>
+            </w:r>
+            <w:proofErr w:type="spellEnd"/>
+            <w:r>
+              <w:rPr>
+                <w:color w:val="595959"/>
+                <w:sz w:val="18"/>
+                <w:szCs w:val="18"/>
+              </w:rPr>
+              <w:t xml:space="preserve"> </w:t>
+            </w:r>
+            <w:r>
+              <w:rPr>
+                <w:color w:val="595959"/>
+                <w:sz w:val="18"/>
+                <w:szCs w:val="18"/>
+              </w:rPr>
+              <w:t>수령</w:t>
+            </w:r>
+            <w:r>
+              <w:rPr>
+                <w:color w:val="595959"/>
+                <w:sz w:val="18"/>
+                <w:szCs w:val="18"/>
+              </w:rPr>
+              <w:t xml:space="preserve"> </w:t>
+            </w:r>
+            <w:r>
+              <w:rPr>
+                <w:color w:val="595959"/>
+                <w:sz w:val="18"/>
+                <w:szCs w:val="18"/>
+              </w:rPr>
+              <w:t>전</w:t>
+            </w:r>
+            <w:r>
+              <w:rPr>
+                <w:color w:val="595959"/>
+                <w:sz w:val="18"/>
+                <w:szCs w:val="18"/>
+              </w:rPr>
+              <w:t xml:space="preserve"> </w:t>
+            </w:r>
+            <w:r>
+              <w:rPr>
+                <w:color w:val="595959"/>
+                <w:sz w:val="18"/>
+                <w:szCs w:val="18"/>
+              </w:rPr>
+              <w:t>투자</w:t>
+            </w:r>
+            <w:r>
+              <w:rPr>
+                <w:color w:val="595959"/>
+                <w:sz w:val="18"/>
+                <w:szCs w:val="18"/>
+              </w:rPr>
+              <w:t xml:space="preserve"> </w:t>
+            </w:r>
+            <w:r>
+              <w:rPr>
+                <w:color w:val="595959"/>
+                <w:sz w:val="18"/>
+                <w:szCs w:val="18"/>
+              </w:rPr>
+              <w:t>결정</w:t>
+            </w:r>
+            <w:r>
+              <w:rPr>
+                <w:color w:val="595959"/>
+                <w:sz w:val="18"/>
+                <w:szCs w:val="18"/>
+              </w:rPr>
+              <w:t xml:space="preserve"> </w:t>
+            </w:r>
+            <w:r>
+              <w:rPr>
+                <w:color w:val="595959"/>
+                <w:sz w:val="18"/>
+                <w:szCs w:val="18"/>
+              </w:rPr>
+              <w:t>불가</w:t>
             </w:r>
           </w:p>
         </w:tc>
@@ -2267,8 +4982,30 @@
                 <w:sz w:val="18"/>
                 <w:szCs w:val="18"/>
               </w:rPr>
-              <w:t>금리 리스크</w:t>
-            </w:r>
+              <w:t>금리</w:t>
+            </w:r>
+            <w:r>
+              <w:rPr>
+                <w:b/>
+                <w:bCs/>
+                <w:color w:val="1F3864"/>
+                <w:sz w:val="18"/>
+                <w:szCs w:val="18"/>
+              </w:rPr>
+              <w:t xml:space="preserve"> </w:t>
+            </w:r>
+            <w:proofErr w:type="spellStart"/>
+            <w:r>
+              <w:rPr>
+                <w:b/>
+                <w:bCs/>
+                <w:color w:val="1F3864"/>
+                <w:sz w:val="18"/>
+                <w:szCs w:val="18"/>
+              </w:rPr>
+              <w:t>리스크</w:t>
+            </w:r>
+            <w:proofErr w:type="spellEnd"/>
           </w:p>
         </w:tc>
         <w:tc>
@@ -2294,7 +5031,245 @@
                 <w:sz w:val="18"/>
                 <w:szCs w:val="18"/>
               </w:rPr>
-              <w:t>LTV 60% 구조 + 현행 기준금리 3.5% 조합 시 DSCR 완충 여력 축소 우려. 금리 추가 인상 시 원리금 상환 부담 가중.</w:t>
+              <w:t xml:space="preserve">LTV 60% </w:t>
+            </w:r>
+            <w:r>
+              <w:rPr>
+                <w:sz w:val="18"/>
+                <w:szCs w:val="18"/>
+              </w:rPr>
+              <w:t>구조</w:t>
+            </w:r>
+            <w:r>
+              <w:rPr>
+                <w:sz w:val="18"/>
+                <w:szCs w:val="18"/>
+              </w:rPr>
+              <w:t xml:space="preserve"> + </w:t>
+            </w:r>
+            <w:r>
+              <w:rPr>
+                <w:sz w:val="18"/>
+                <w:szCs w:val="18"/>
+              </w:rPr>
+              <w:t>현행</w:t>
+            </w:r>
+            <w:r>
+              <w:rPr>
+                <w:sz w:val="18"/>
+                <w:szCs w:val="18"/>
+              </w:rPr>
+              <w:t xml:space="preserve"> </w:t>
+            </w:r>
+            <w:r>
+              <w:rPr>
+                <w:sz w:val="18"/>
+                <w:szCs w:val="18"/>
+              </w:rPr>
+              <w:t>기준금리</w:t>
+            </w:r>
+            <w:r>
+              <w:rPr>
+                <w:sz w:val="18"/>
+                <w:szCs w:val="18"/>
+              </w:rPr>
+              <w:t xml:space="preserve"> 3.5% </w:t>
+            </w:r>
+            <w:r>
+              <w:rPr>
+                <w:sz w:val="18"/>
+                <w:szCs w:val="18"/>
+              </w:rPr>
+              <w:t>조합</w:t>
+            </w:r>
+            <w:r>
+              <w:rPr>
+                <w:sz w:val="18"/>
+                <w:szCs w:val="18"/>
+              </w:rPr>
+              <w:t xml:space="preserve"> </w:t>
+            </w:r>
+            <w:r>
+              <w:rPr>
+                <w:sz w:val="18"/>
+                <w:szCs w:val="18"/>
+              </w:rPr>
+              <w:t>시</w:t>
+            </w:r>
+            <w:r>
+              <w:rPr>
+                <w:sz w:val="18"/>
+                <w:szCs w:val="18"/>
+              </w:rPr>
+              <w:t xml:space="preserve"> DSCR </w:t>
+            </w:r>
+            <w:r>
+              <w:rPr>
+                <w:sz w:val="18"/>
+                <w:szCs w:val="18"/>
+              </w:rPr>
+              <w:t>완충</w:t>
+            </w:r>
+            <w:r>
+              <w:rPr>
+                <w:sz w:val="18"/>
+                <w:szCs w:val="18"/>
+              </w:rPr>
+              <w:t xml:space="preserve"> </w:t>
+            </w:r>
+            <w:r>
+              <w:rPr>
+                <w:sz w:val="18"/>
+                <w:szCs w:val="18"/>
+              </w:rPr>
+              <w:t>여력</w:t>
+            </w:r>
+            <w:r>
+              <w:rPr>
+                <w:sz w:val="18"/>
+                <w:szCs w:val="18"/>
+              </w:rPr>
+              <w:t xml:space="preserve"> </w:t>
+            </w:r>
+            <w:r>
+              <w:rPr>
+                <w:sz w:val="18"/>
+                <w:szCs w:val="18"/>
+              </w:rPr>
+              <w:t>축소</w:t>
+            </w:r>
+            <w:r>
+              <w:rPr>
+                <w:sz w:val="18"/>
+                <w:szCs w:val="18"/>
+              </w:rPr>
+              <w:t xml:space="preserve"> </w:t>
+            </w:r>
+            <w:r>
+              <w:rPr>
+                <w:sz w:val="18"/>
+                <w:szCs w:val="18"/>
+              </w:rPr>
+              <w:t>우려</w:t>
+            </w:r>
+            <w:r>
+              <w:rPr>
+                <w:sz w:val="18"/>
+                <w:szCs w:val="18"/>
+              </w:rPr>
+              <w:t xml:space="preserve">. </w:t>
+            </w:r>
+            <w:r>
+              <w:rPr>
+                <w:sz w:val="18"/>
+                <w:szCs w:val="18"/>
+              </w:rPr>
+              <w:t>금리</w:t>
+            </w:r>
+            <w:r>
+              <w:rPr>
+                <w:sz w:val="18"/>
+                <w:szCs w:val="18"/>
+              </w:rPr>
+              <w:t xml:space="preserve"> </w:t>
+            </w:r>
+            <w:r>
+              <w:rPr>
+                <w:sz w:val="18"/>
+                <w:szCs w:val="18"/>
+              </w:rPr>
+              <w:t>추가</w:t>
+            </w:r>
+            <w:r>
+              <w:rPr>
+                <w:sz w:val="18"/>
+                <w:szCs w:val="18"/>
+              </w:rPr>
+              <w:t xml:space="preserve"> </w:t>
+            </w:r>
+            <w:r>
+              <w:rPr>
+                <w:sz w:val="18"/>
+                <w:szCs w:val="18"/>
+              </w:rPr>
+              <w:t>인상</w:t>
+            </w:r>
+            <w:r>
+              <w:rPr>
+                <w:sz w:val="18"/>
+                <w:szCs w:val="18"/>
+              </w:rPr>
+              <w:t xml:space="preserve"> </w:t>
+            </w:r>
+            <w:r>
+              <w:rPr>
+                <w:sz w:val="18"/>
+                <w:szCs w:val="18"/>
+              </w:rPr>
+              <w:t>시</w:t>
+            </w:r>
+            <w:r>
+              <w:rPr>
+                <w:sz w:val="18"/>
+                <w:szCs w:val="18"/>
+              </w:rPr>
+              <w:t xml:space="preserve"> </w:t>
+            </w:r>
+            <w:r>
+              <w:rPr>
+                <w:sz w:val="18"/>
+                <w:szCs w:val="18"/>
+              </w:rPr>
+              <w:t>원리금</w:t>
+            </w:r>
+            <w:r>
+              <w:rPr>
+                <w:sz w:val="18"/>
+                <w:szCs w:val="18"/>
+              </w:rPr>
+              <w:t xml:space="preserve"> </w:t>
+            </w:r>
+            <w:r>
+              <w:rPr>
+                <w:sz w:val="18"/>
+                <w:szCs w:val="18"/>
+              </w:rPr>
+              <w:t>상환</w:t>
+            </w:r>
+            <w:r>
+              <w:rPr>
+                <w:sz w:val="18"/>
+                <w:szCs w:val="18"/>
+              </w:rPr>
+              <w:t xml:space="preserve"> </w:t>
+            </w:r>
+            <w:r>
+              <w:rPr>
+                <w:sz w:val="18"/>
+                <w:szCs w:val="18"/>
+              </w:rPr>
+              <w:t>부담</w:t>
+            </w:r>
+            <w:r>
+              <w:rPr>
+                <w:sz w:val="18"/>
+                <w:szCs w:val="18"/>
+              </w:rPr>
+              <w:t xml:space="preserve"> </w:t>
+            </w:r>
+            <w:r>
+              <w:rPr>
+                <w:sz w:val="18"/>
+                <w:szCs w:val="18"/>
+              </w:rPr>
+              <w:t>가중</w:t>
+            </w:r>
+            <w:r>
+              <w:rPr>
+                <w:sz w:val="18"/>
+                <w:szCs w:val="18"/>
+              </w:rPr>
+              <w:t>.</w:t>
             </w:r>
           </w:p>
         </w:tc>
@@ -2356,7 +5331,55 @@
                 <w:sz w:val="18"/>
                 <w:szCs w:val="18"/>
               </w:rPr>
-              <w:t>금리 Stress 시나리오 재검토 요청</w:t>
+              <w:t>금리</w:t>
+            </w:r>
+            <w:r>
+              <w:rPr>
+                <w:color w:val="595959"/>
+                <w:sz w:val="18"/>
+                <w:szCs w:val="18"/>
+              </w:rPr>
+              <w:t xml:space="preserve"> Stress </w:t>
+            </w:r>
+            <w:r>
+              <w:rPr>
+                <w:color w:val="595959"/>
+                <w:sz w:val="18"/>
+                <w:szCs w:val="18"/>
+              </w:rPr>
+              <w:t>시나리오</w:t>
+            </w:r>
+            <w:r>
+              <w:rPr>
+                <w:color w:val="595959"/>
+                <w:sz w:val="18"/>
+                <w:szCs w:val="18"/>
+              </w:rPr>
+              <w:t xml:space="preserve"> </w:t>
+            </w:r>
+            <w:r>
+              <w:rPr>
+                <w:color w:val="595959"/>
+                <w:sz w:val="18"/>
+                <w:szCs w:val="18"/>
+              </w:rPr>
+              <w:t>재검토</w:t>
+            </w:r>
+            <w:r>
+              <w:rPr>
+                <w:color w:val="595959"/>
+                <w:sz w:val="18"/>
+                <w:szCs w:val="18"/>
+              </w:rPr>
+              <w:t xml:space="preserve"> </w:t>
+            </w:r>
+            <w:r>
+              <w:rPr>
+                <w:color w:val="595959"/>
+                <w:sz w:val="18"/>
+                <w:szCs w:val="18"/>
+              </w:rPr>
+              <w:t>요청</w:t>
             </w:r>
           </w:p>
         </w:tc>
@@ -2393,7 +5416,27 @@
                 <w:szCs w:val="18"/>
               </w:rPr>
               <w:lastRenderedPageBreak/>
-              <w:t>현금흐름 혼재</w:t>
+              <w:t>현금흐름</w:t>
+            </w:r>
+            <w:r>
+              <w:rPr>
+                <w:b/>
+                <w:bCs/>
+                <w:color w:val="1F3864"/>
+                <w:sz w:val="18"/>
+                <w:szCs w:val="18"/>
+              </w:rPr>
+              <w:t xml:space="preserve"> </w:t>
+            </w:r>
+            <w:r>
+              <w:rPr>
+                <w:b/>
+                <w:bCs/>
+                <w:color w:val="1F3864"/>
+                <w:sz w:val="18"/>
+                <w:szCs w:val="18"/>
+              </w:rPr>
+              <w:t>혼재</w:t>
             </w:r>
           </w:p>
         </w:tc>
@@ -2420,7 +5463,154 @@
                 <w:sz w:val="18"/>
                 <w:szCs w:val="18"/>
               </w:rPr>
-              <w:t>가용성(Availability) 자산과 Merchant 자산의 현금흐름 성격 이질성. 포트폴리오 전체 변동성 상승 요인.</w:t>
+              <w:t>가용성</w:t>
+            </w:r>
+            <w:r>
+              <w:rPr>
+                <w:sz w:val="18"/>
+                <w:szCs w:val="18"/>
+              </w:rPr>
+              <w:t xml:space="preserve">(Availability) </w:t>
+            </w:r>
+            <w:r>
+              <w:rPr>
+                <w:sz w:val="18"/>
+                <w:szCs w:val="18"/>
+              </w:rPr>
+              <w:t>자산과</w:t>
+            </w:r>
+            <w:r>
+              <w:rPr>
+                <w:sz w:val="18"/>
+                <w:szCs w:val="18"/>
+              </w:rPr>
+              <w:t xml:space="preserve"> Merchant </w:t>
+            </w:r>
+            <w:r>
+              <w:rPr>
+                <w:sz w:val="18"/>
+                <w:szCs w:val="18"/>
+              </w:rPr>
+              <w:t>자산의</w:t>
+            </w:r>
+            <w:r>
+              <w:rPr>
+                <w:sz w:val="18"/>
+                <w:szCs w:val="18"/>
+              </w:rPr>
+              <w:t xml:space="preserve"> </w:t>
+            </w:r>
+            <w:r>
+              <w:rPr>
+                <w:sz w:val="18"/>
+                <w:szCs w:val="18"/>
+              </w:rPr>
+              <w:t>현금흐름</w:t>
+            </w:r>
+            <w:r>
+              <w:rPr>
+                <w:sz w:val="18"/>
+                <w:szCs w:val="18"/>
+              </w:rPr>
+              <w:t xml:space="preserve"> </w:t>
+            </w:r>
+            <w:r>
+              <w:rPr>
+                <w:sz w:val="18"/>
+                <w:szCs w:val="18"/>
+              </w:rPr>
+              <w:t>성격</w:t>
+            </w:r>
+            <w:r>
+              <w:rPr>
+                <w:sz w:val="18"/>
+                <w:szCs w:val="18"/>
+              </w:rPr>
+              <w:t xml:space="preserve"> </w:t>
+            </w:r>
+            <w:r>
+              <w:rPr>
+                <w:sz w:val="18"/>
+                <w:szCs w:val="18"/>
+              </w:rPr>
+              <w:t>이질성</w:t>
+            </w:r>
+            <w:r>
+              <w:rPr>
+                <w:sz w:val="18"/>
+                <w:szCs w:val="18"/>
+              </w:rPr>
+              <w:t xml:space="preserve">. </w:t>
+            </w:r>
+            <w:r>
+              <w:rPr>
+                <w:sz w:val="18"/>
+                <w:szCs w:val="18"/>
+              </w:rPr>
+              <w:t>포트폴리오</w:t>
+            </w:r>
+            <w:r>
+              <w:rPr>
+                <w:sz w:val="18"/>
+                <w:szCs w:val="18"/>
+              </w:rPr>
+              <w:t xml:space="preserve"> </w:t>
+            </w:r>
+            <w:r>
+              <w:rPr>
+                <w:sz w:val="18"/>
+                <w:szCs w:val="18"/>
+              </w:rPr>
+              <w:t>전체</w:t>
+            </w:r>
+            <w:r>
+              <w:rPr>
+                <w:sz w:val="18"/>
+                <w:szCs w:val="18"/>
+              </w:rPr>
+              <w:t xml:space="preserve"> </w:t>
+            </w:r>
+            <w:r>
+              <w:rPr>
+                <w:sz w:val="18"/>
+                <w:szCs w:val="18"/>
+              </w:rPr>
+              <w:t>변동성</w:t>
+            </w:r>
+            <w:r>
+              <w:rPr>
+                <w:sz w:val="18"/>
+                <w:szCs w:val="18"/>
+              </w:rPr>
+              <w:t xml:space="preserve"> </w:t>
+            </w:r>
+            <w:r>
+              <w:rPr>
+                <w:sz w:val="18"/>
+                <w:szCs w:val="18"/>
+              </w:rPr>
+              <w:t>상승</w:t>
+            </w:r>
+            <w:r>
+              <w:rPr>
+                <w:sz w:val="18"/>
+                <w:szCs w:val="18"/>
+              </w:rPr>
+              <w:t xml:space="preserve"> </w:t>
+            </w:r>
+            <w:r>
+              <w:rPr>
+                <w:sz w:val="18"/>
+                <w:szCs w:val="18"/>
+              </w:rPr>
+              <w:t>요인</w:t>
+            </w:r>
+            <w:r>
+              <w:rPr>
+                <w:sz w:val="18"/>
+                <w:szCs w:val="18"/>
+              </w:rPr>
+              <w:t>.</w:t>
             </w:r>
           </w:p>
         </w:tc>
@@ -2482,7 +5672,79 @@
                 <w:sz w:val="18"/>
                 <w:szCs w:val="18"/>
               </w:rPr>
-              <w:t>Merchant 자산 비중 상한선 협의 필요</w:t>
+              <w:t xml:space="preserve">Merchant </w:t>
+            </w:r>
+            <w:r>
+              <w:rPr>
+                <w:color w:val="595959"/>
+                <w:sz w:val="18"/>
+                <w:szCs w:val="18"/>
+              </w:rPr>
+              <w:t>자산</w:t>
+            </w:r>
+            <w:r>
+              <w:rPr>
+                <w:color w:val="595959"/>
+                <w:sz w:val="18"/>
+                <w:szCs w:val="18"/>
+              </w:rPr>
+              <w:t xml:space="preserve"> </w:t>
+            </w:r>
+            <w:r>
+              <w:rPr>
+                <w:color w:val="595959"/>
+                <w:sz w:val="18"/>
+                <w:szCs w:val="18"/>
+              </w:rPr>
+              <w:t>비중</w:t>
+            </w:r>
+            <w:r>
+              <w:rPr>
+                <w:color w:val="595959"/>
+                <w:sz w:val="18"/>
+                <w:szCs w:val="18"/>
+              </w:rPr>
+              <w:t xml:space="preserve"> </w:t>
+            </w:r>
+            <w:r>
+              <w:rPr>
+                <w:color w:val="595959"/>
+                <w:sz w:val="18"/>
+                <w:szCs w:val="18"/>
+              </w:rPr>
+              <w:t>상한선</w:t>
+            </w:r>
+            <w:r>
+              <w:rPr>
+                <w:color w:val="595959"/>
+                <w:sz w:val="18"/>
+                <w:szCs w:val="18"/>
+              </w:rPr>
+              <w:t xml:space="preserve"> </w:t>
+            </w:r>
+            <w:r>
+              <w:rPr>
+                <w:color w:val="595959"/>
+                <w:sz w:val="18"/>
+                <w:szCs w:val="18"/>
+              </w:rPr>
+              <w:t>협의</w:t>
+            </w:r>
+            <w:r>
+              <w:rPr>
+                <w:color w:val="595959"/>
+                <w:sz w:val="18"/>
+                <w:szCs w:val="18"/>
+              </w:rPr>
+              <w:t xml:space="preserve"> </w:t>
+            </w:r>
+            <w:r>
+              <w:rPr>
+                <w:color w:val="595959"/>
+                <w:sz w:val="18"/>
+                <w:szCs w:val="18"/>
+              </w:rPr>
+              <w:t>필요</w:t>
             </w:r>
           </w:p>
         </w:tc>
@@ -2545,7 +5807,133 @@
                 <w:sz w:val="18"/>
                 <w:szCs w:val="18"/>
               </w:rPr>
-              <w:t>GP Co-investment 비율 1%는 업계 평균(2~3%) 하회. 이해관계 일치 미흡 우려.</w:t>
+              <w:t xml:space="preserve">GP Co-investment </w:t>
+            </w:r>
+            <w:r>
+              <w:rPr>
+                <w:sz w:val="18"/>
+                <w:szCs w:val="18"/>
+              </w:rPr>
+              <w:t>비율</w:t>
+            </w:r>
+            <w:r>
+              <w:rPr>
+                <w:sz w:val="18"/>
+                <w:szCs w:val="18"/>
+              </w:rPr>
+              <w:t xml:space="preserve"> 1%</w:t>
+            </w:r>
+            <w:r>
+              <w:rPr>
+                <w:sz w:val="18"/>
+                <w:szCs w:val="18"/>
+              </w:rPr>
+              <w:t>는</w:t>
+            </w:r>
+            <w:r>
+              <w:rPr>
+                <w:sz w:val="18"/>
+                <w:szCs w:val="18"/>
+              </w:rPr>
+              <w:t xml:space="preserve"> </w:t>
+            </w:r>
+            <w:r>
+              <w:rPr>
+                <w:sz w:val="18"/>
+                <w:szCs w:val="18"/>
+              </w:rPr>
+              <w:t>업계</w:t>
+            </w:r>
+            <w:r>
+              <w:rPr>
+                <w:sz w:val="18"/>
+                <w:szCs w:val="18"/>
+              </w:rPr>
+              <w:t xml:space="preserve"> </w:t>
+            </w:r>
+            <w:r>
+              <w:rPr>
+                <w:sz w:val="18"/>
+                <w:szCs w:val="18"/>
+              </w:rPr>
+              <w:t>평균</w:t>
+            </w:r>
+            <w:r>
+              <w:rPr>
+                <w:sz w:val="18"/>
+                <w:szCs w:val="18"/>
+              </w:rPr>
+              <w:t xml:space="preserve">(2~3%) </w:t>
+            </w:r>
+            <w:r>
+              <w:rPr>
+                <w:sz w:val="18"/>
+                <w:szCs w:val="18"/>
+              </w:rPr>
+              <w:t>하회</w:t>
+            </w:r>
+            <w:r>
+              <w:rPr>
+                <w:sz w:val="18"/>
+                <w:szCs w:val="18"/>
+              </w:rPr>
+              <w:t xml:space="preserve">. </w:t>
+            </w:r>
+            <w:r>
+              <w:rPr>
+                <w:sz w:val="18"/>
+                <w:szCs w:val="18"/>
+              </w:rPr>
+              <w:t>이해관계</w:t>
+            </w:r>
+            <w:r>
+              <w:rPr>
+                <w:sz w:val="18"/>
+                <w:szCs w:val="18"/>
+              </w:rPr>
+              <w:t xml:space="preserve"> </w:t>
+            </w:r>
+            <w:r>
+              <w:rPr>
+                <w:sz w:val="18"/>
+                <w:szCs w:val="18"/>
+              </w:rPr>
+              <w:t>일치</w:t>
+            </w:r>
+            <w:r>
+              <w:rPr>
+                <w:sz w:val="18"/>
+                <w:szCs w:val="18"/>
+              </w:rPr>
+              <w:t xml:space="preserve"> </w:t>
+            </w:r>
+            <w:r>
+              <w:rPr>
+                <w:sz w:val="18"/>
+                <w:szCs w:val="18"/>
+              </w:rPr>
+              <w:t>미흡</w:t>
+            </w:r>
+            <w:r>
+              <w:rPr>
+                <w:sz w:val="18"/>
+                <w:szCs w:val="18"/>
+              </w:rPr>
+              <w:t xml:space="preserve"> </w:t>
+            </w:r>
+            <w:r>
+              <w:rPr>
+                <w:sz w:val="18"/>
+                <w:szCs w:val="18"/>
+              </w:rPr>
+              <w:t>우려</w:t>
+            </w:r>
+            <w:r>
+              <w:rPr>
+                <w:sz w:val="18"/>
+                <w:szCs w:val="18"/>
+              </w:rPr>
+              <w:t>.</w:t>
             </w:r>
           </w:p>
         </w:tc>
@@ -2607,7 +5995,103 @@
                 <w:sz w:val="18"/>
                 <w:szCs w:val="18"/>
               </w:rPr>
-              <w:t>GP 출자 확대 또는 Carried 지연지급 조건 협의</w:t>
+              <w:t xml:space="preserve">GP </w:t>
+            </w:r>
+            <w:r>
+              <w:rPr>
+                <w:color w:val="595959"/>
+                <w:sz w:val="18"/>
+                <w:szCs w:val="18"/>
+              </w:rPr>
+              <w:t>출자</w:t>
+            </w:r>
+            <w:r>
+              <w:rPr>
+                <w:color w:val="595959"/>
+                <w:sz w:val="18"/>
+                <w:szCs w:val="18"/>
+              </w:rPr>
+              <w:t xml:space="preserve"> </w:t>
+            </w:r>
+            <w:r>
+              <w:rPr>
+                <w:color w:val="595959"/>
+                <w:sz w:val="18"/>
+                <w:szCs w:val="18"/>
+              </w:rPr>
+              <w:t>확대</w:t>
+            </w:r>
+            <w:r>
+              <w:rPr>
+                <w:color w:val="595959"/>
+                <w:sz w:val="18"/>
+                <w:szCs w:val="18"/>
+              </w:rPr>
+              <w:t xml:space="preserve"> </w:t>
+            </w:r>
+            <w:r>
+              <w:rPr>
+                <w:color w:val="595959"/>
+                <w:sz w:val="18"/>
+                <w:szCs w:val="18"/>
+              </w:rPr>
+              <w:t>또는</w:t>
+            </w:r>
+            <w:r>
+              <w:rPr>
+                <w:color w:val="595959"/>
+                <w:sz w:val="18"/>
+                <w:szCs w:val="18"/>
+              </w:rPr>
+              <w:t xml:space="preserve"> </w:t>
+            </w:r>
+            <w:r>
+              <w:rPr>
+                <w:color w:val="595959"/>
+                <w:sz w:val="18"/>
+                <w:szCs w:val="18"/>
+              </w:rPr>
+              <w:t xml:space="preserve">Carried </w:t>
+            </w:r>
+            <w:r>
+              <w:rPr>
+                <w:color w:val="595959"/>
+                <w:sz w:val="18"/>
+                <w:szCs w:val="18"/>
+              </w:rPr>
+              <w:t>지연지급</w:t>
+            </w:r>
+            <w:r>
+              <w:rPr>
+                <w:color w:val="595959"/>
+                <w:sz w:val="18"/>
+                <w:szCs w:val="18"/>
+              </w:rPr>
+              <w:t xml:space="preserve"> </w:t>
+            </w:r>
+            <w:r>
+              <w:rPr>
+                <w:color w:val="595959"/>
+                <w:sz w:val="18"/>
+                <w:szCs w:val="18"/>
+              </w:rPr>
+              <w:t>조건</w:t>
+            </w:r>
+            <w:r>
+              <w:rPr>
+                <w:color w:val="595959"/>
+                <w:sz w:val="18"/>
+                <w:szCs w:val="18"/>
+              </w:rPr>
+              <w:t xml:space="preserve"> </w:t>
+            </w:r>
+            <w:r>
+              <w:rPr>
+                <w:color w:val="595959"/>
+                <w:sz w:val="18"/>
+                <w:szCs w:val="18"/>
+              </w:rPr>
+              <w:t>협의</w:t>
             </w:r>
           </w:p>
         </w:tc>
@@ -2643,7 +6127,17 @@
                 <w:sz w:val="18"/>
                 <w:szCs w:val="18"/>
               </w:rPr>
-              <w:t>Exit 유동성</w:t>
+              <w:t xml:space="preserve">Exit </w:t>
+            </w:r>
+            <w:r>
+              <w:rPr>
+                <w:b/>
+                <w:bCs/>
+                <w:color w:val="1F3864"/>
+                <w:sz w:val="18"/>
+                <w:szCs w:val="18"/>
+              </w:rPr>
+              <w:t>유동성</w:t>
             </w:r>
           </w:p>
         </w:tc>
@@ -2670,7 +6164,161 @@
                 <w:sz w:val="18"/>
                 <w:szCs w:val="18"/>
               </w:rPr>
-              <w:t>Exit 상대방(Buyer Pool) 구체화 미흡. 시장 침체 시 매각 지연 및 Holding Period 연장 가능성.</w:t>
+              <w:t xml:space="preserve">Exit </w:t>
+            </w:r>
+            <w:r>
+              <w:rPr>
+                <w:sz w:val="18"/>
+                <w:szCs w:val="18"/>
+              </w:rPr>
+              <w:t>상대방</w:t>
+            </w:r>
+            <w:r>
+              <w:rPr>
+                <w:sz w:val="18"/>
+                <w:szCs w:val="18"/>
+              </w:rPr>
+              <w:t xml:space="preserve">(Buyer Pool) </w:t>
+            </w:r>
+            <w:r>
+              <w:rPr>
+                <w:sz w:val="18"/>
+                <w:szCs w:val="18"/>
+              </w:rPr>
+              <w:t>구체화</w:t>
+            </w:r>
+            <w:r>
+              <w:rPr>
+                <w:sz w:val="18"/>
+                <w:szCs w:val="18"/>
+              </w:rPr>
+              <w:t xml:space="preserve"> </w:t>
+            </w:r>
+            <w:r>
+              <w:rPr>
+                <w:sz w:val="18"/>
+                <w:szCs w:val="18"/>
+              </w:rPr>
+              <w:t>미흡</w:t>
+            </w:r>
+            <w:r>
+              <w:rPr>
+                <w:sz w:val="18"/>
+                <w:szCs w:val="18"/>
+              </w:rPr>
+              <w:t xml:space="preserve">. </w:t>
+            </w:r>
+            <w:r>
+              <w:rPr>
+                <w:sz w:val="18"/>
+                <w:szCs w:val="18"/>
+              </w:rPr>
+              <w:t>시장</w:t>
+            </w:r>
+            <w:r>
+              <w:rPr>
+                <w:sz w:val="18"/>
+                <w:szCs w:val="18"/>
+              </w:rPr>
+              <w:t xml:space="preserve"> </w:t>
+            </w:r>
+            <w:r>
+              <w:rPr>
+                <w:sz w:val="18"/>
+                <w:szCs w:val="18"/>
+              </w:rPr>
+              <w:t>침체</w:t>
+            </w:r>
+            <w:r>
+              <w:rPr>
+                <w:sz w:val="18"/>
+                <w:szCs w:val="18"/>
+              </w:rPr>
+              <w:t xml:space="preserve"> </w:t>
+            </w:r>
+            <w:r>
+              <w:rPr>
+                <w:sz w:val="18"/>
+                <w:szCs w:val="18"/>
+              </w:rPr>
+              <w:t>시</w:t>
+            </w:r>
+            <w:r>
+              <w:rPr>
+                <w:sz w:val="18"/>
+                <w:szCs w:val="18"/>
+              </w:rPr>
+              <w:t xml:space="preserve"> </w:t>
+            </w:r>
+            <w:r>
+              <w:rPr>
+                <w:sz w:val="18"/>
+                <w:szCs w:val="18"/>
+              </w:rPr>
+              <w:t>매각</w:t>
+            </w:r>
+            <w:r>
+              <w:rPr>
+                <w:sz w:val="18"/>
+                <w:szCs w:val="18"/>
+              </w:rPr>
+              <w:t xml:space="preserve"> </w:t>
+            </w:r>
+            <w:r>
+              <w:rPr>
+                <w:sz w:val="18"/>
+                <w:szCs w:val="18"/>
+              </w:rPr>
+              <w:t>지연</w:t>
+            </w:r>
+            <w:r>
+              <w:rPr>
+                <w:sz w:val="18"/>
+                <w:szCs w:val="18"/>
+              </w:rPr>
+              <w:t xml:space="preserve"> </w:t>
+            </w:r>
+            <w:r>
+              <w:rPr>
+                <w:sz w:val="18"/>
+                <w:szCs w:val="18"/>
+              </w:rPr>
+              <w:t>및</w:t>
+            </w:r>
+            <w:r>
+              <w:rPr>
+                <w:sz w:val="18"/>
+                <w:szCs w:val="18"/>
+              </w:rPr>
+              <w:t xml:space="preserve"> Holding Period </w:t>
+            </w:r>
+            <w:r>
+              <w:rPr>
+                <w:sz w:val="18"/>
+                <w:szCs w:val="18"/>
+              </w:rPr>
+              <w:t>연장</w:t>
+            </w:r>
+            <w:r>
+              <w:rPr>
+                <w:sz w:val="18"/>
+                <w:szCs w:val="18"/>
+              </w:rPr>
+              <w:t xml:space="preserve"> </w:t>
+            </w:r>
+            <w:r>
+              <w:rPr>
+                <w:sz w:val="18"/>
+                <w:szCs w:val="18"/>
+              </w:rPr>
+              <w:t>가능성</w:t>
+            </w:r>
+            <w:r>
+              <w:rPr>
+                <w:sz w:val="18"/>
+                <w:szCs w:val="18"/>
+              </w:rPr>
+              <w:t>.</w:t>
             </w:r>
           </w:p>
         </w:tc>
@@ -2732,7 +6380,71 @@
                 <w:sz w:val="18"/>
                 <w:szCs w:val="18"/>
               </w:rPr>
-              <w:t>예비 Exit 채널 다양화 확인 필요</w:t>
+              <w:t>예비</w:t>
+            </w:r>
+            <w:r>
+              <w:rPr>
+                <w:color w:val="595959"/>
+                <w:sz w:val="18"/>
+                <w:szCs w:val="18"/>
+              </w:rPr>
+              <w:t xml:space="preserve"> Exit </w:t>
+            </w:r>
+            <w:r>
+              <w:rPr>
+                <w:color w:val="595959"/>
+                <w:sz w:val="18"/>
+                <w:szCs w:val="18"/>
+              </w:rPr>
+              <w:t>채널</w:t>
+            </w:r>
+            <w:r>
+              <w:rPr>
+                <w:color w:val="595959"/>
+                <w:sz w:val="18"/>
+                <w:szCs w:val="18"/>
+              </w:rPr>
+              <w:t xml:space="preserve"> </w:t>
+            </w:r>
+            <w:r>
+              <w:rPr>
+                <w:color w:val="595959"/>
+                <w:sz w:val="18"/>
+                <w:szCs w:val="18"/>
+              </w:rPr>
+              <w:t>다양화</w:t>
+            </w:r>
+            <w:r>
+              <w:rPr>
+                <w:color w:val="595959"/>
+                <w:sz w:val="18"/>
+                <w:szCs w:val="18"/>
+              </w:rPr>
+              <w:t xml:space="preserve"> </w:t>
+            </w:r>
+            <w:r>
+              <w:rPr>
+                <w:color w:val="595959"/>
+                <w:sz w:val="18"/>
+                <w:szCs w:val="18"/>
+              </w:rPr>
+              <w:t>확인</w:t>
+            </w:r>
+            <w:r>
+              <w:rPr>
+                <w:color w:val="595959"/>
+                <w:sz w:val="18"/>
+                <w:szCs w:val="18"/>
+              </w:rPr>
+              <w:t xml:space="preserve"> </w:t>
+            </w:r>
+            <w:r>
+              <w:rPr>
+                <w:color w:val="595959"/>
+                <w:sz w:val="18"/>
+                <w:szCs w:val="18"/>
+              </w:rPr>
+              <w:t>필요</w:t>
             </w:r>
           </w:p>
         </w:tc>
@@ -2795,7 +6507,161 @@
                 <w:sz w:val="18"/>
                 <w:szCs w:val="18"/>
               </w:rPr>
-              <w:t>Key Man Clause가 '동시 이탈' 기준으로 설정되어 있어 단독 이탈 시 LP 보호 미흡.</w:t>
+              <w:t>Key Man Clause</w:t>
+            </w:r>
+            <w:r>
+              <w:rPr>
+                <w:sz w:val="18"/>
+                <w:szCs w:val="18"/>
+              </w:rPr>
+              <w:t>가</w:t>
+            </w:r>
+            <w:r>
+              <w:rPr>
+                <w:sz w:val="18"/>
+                <w:szCs w:val="18"/>
+              </w:rPr>
+              <w:t xml:space="preserve"> '</w:t>
+            </w:r>
+            <w:r>
+              <w:rPr>
+                <w:sz w:val="18"/>
+                <w:szCs w:val="18"/>
+              </w:rPr>
+              <w:t>동시</w:t>
+            </w:r>
+            <w:r>
+              <w:rPr>
+                <w:sz w:val="18"/>
+                <w:szCs w:val="18"/>
+              </w:rPr>
+              <w:t xml:space="preserve"> </w:t>
+            </w:r>
+            <w:r>
+              <w:rPr>
+                <w:sz w:val="18"/>
+                <w:szCs w:val="18"/>
+              </w:rPr>
+              <w:t>이탈</w:t>
+            </w:r>
+            <w:r>
+              <w:rPr>
+                <w:sz w:val="18"/>
+                <w:szCs w:val="18"/>
+              </w:rPr>
+              <w:t xml:space="preserve">' </w:t>
+            </w:r>
+            <w:r>
+              <w:rPr>
+                <w:sz w:val="18"/>
+                <w:szCs w:val="18"/>
+              </w:rPr>
+              <w:t>기준으로</w:t>
+            </w:r>
+            <w:r>
+              <w:rPr>
+                <w:sz w:val="18"/>
+                <w:szCs w:val="18"/>
+              </w:rPr>
+              <w:t xml:space="preserve"> </w:t>
+            </w:r>
+            <w:r>
+              <w:rPr>
+                <w:sz w:val="18"/>
+                <w:szCs w:val="18"/>
+              </w:rPr>
+              <w:t>설정되어</w:t>
+            </w:r>
+            <w:r>
+              <w:rPr>
+                <w:sz w:val="18"/>
+                <w:szCs w:val="18"/>
+              </w:rPr>
+              <w:t xml:space="preserve"> </w:t>
+            </w:r>
+            <w:r>
+              <w:rPr>
+                <w:sz w:val="18"/>
+                <w:szCs w:val="18"/>
+              </w:rPr>
+              <w:t>있어</w:t>
+            </w:r>
+            <w:r>
+              <w:rPr>
+                <w:sz w:val="18"/>
+                <w:szCs w:val="18"/>
+              </w:rPr>
+              <w:t xml:space="preserve"> </w:t>
+            </w:r>
+            <w:r>
+              <w:rPr>
+                <w:sz w:val="18"/>
+                <w:szCs w:val="18"/>
+              </w:rPr>
+              <w:t>단독</w:t>
+            </w:r>
+            <w:r>
+              <w:rPr>
+                <w:sz w:val="18"/>
+                <w:szCs w:val="18"/>
+              </w:rPr>
+              <w:t xml:space="preserve"> </w:t>
+            </w:r>
+            <w:r>
+              <w:rPr>
+                <w:sz w:val="18"/>
+                <w:szCs w:val="18"/>
+              </w:rPr>
+              <w:t>이탈</w:t>
+            </w:r>
+            <w:r>
+              <w:rPr>
+                <w:sz w:val="18"/>
+                <w:szCs w:val="18"/>
+              </w:rPr>
+              <w:t xml:space="preserve"> </w:t>
+            </w:r>
+            <w:r>
+              <w:rPr>
+                <w:sz w:val="18"/>
+                <w:szCs w:val="18"/>
+              </w:rPr>
+              <w:t>시</w:t>
+            </w:r>
+            <w:r>
+              <w:rPr>
+                <w:sz w:val="18"/>
+                <w:szCs w:val="18"/>
+              </w:rPr>
+              <w:t xml:space="preserve"> LP </w:t>
+            </w:r>
+            <w:r>
+              <w:rPr>
+                <w:sz w:val="18"/>
+                <w:szCs w:val="18"/>
+              </w:rPr>
+              <w:t>보호</w:t>
+            </w:r>
+            <w:r>
+              <w:rPr>
+                <w:sz w:val="18"/>
+                <w:szCs w:val="18"/>
+              </w:rPr>
+              <w:t xml:space="preserve"> </w:t>
+            </w:r>
+            <w:r>
+              <w:rPr>
+                <w:sz w:val="18"/>
+                <w:szCs w:val="18"/>
+              </w:rPr>
+              <w:t>미흡</w:t>
+            </w:r>
+            <w:r>
+              <w:rPr>
+                <w:sz w:val="18"/>
+                <w:szCs w:val="18"/>
+              </w:rPr>
+              <w:t>.</w:t>
             </w:r>
           </w:p>
         </w:tc>
@@ -2857,7 +6723,71 @@
                 <w:sz w:val="18"/>
                 <w:szCs w:val="18"/>
               </w:rPr>
-              <w:t>단독 Key Man 조항 강화 협상 요망</w:t>
+              <w:t>단독</w:t>
+            </w:r>
+            <w:r>
+              <w:rPr>
+                <w:color w:val="595959"/>
+                <w:sz w:val="18"/>
+                <w:szCs w:val="18"/>
+              </w:rPr>
+              <w:t xml:space="preserve"> Key Man </w:t>
+            </w:r>
+            <w:r>
+              <w:rPr>
+                <w:color w:val="595959"/>
+                <w:sz w:val="18"/>
+                <w:szCs w:val="18"/>
+              </w:rPr>
+              <w:t>조항</w:t>
+            </w:r>
+            <w:r>
+              <w:rPr>
+                <w:color w:val="595959"/>
+                <w:sz w:val="18"/>
+                <w:szCs w:val="18"/>
+              </w:rPr>
+              <w:t xml:space="preserve"> </w:t>
+            </w:r>
+            <w:r>
+              <w:rPr>
+                <w:color w:val="595959"/>
+                <w:sz w:val="18"/>
+                <w:szCs w:val="18"/>
+              </w:rPr>
+              <w:t>강화</w:t>
+            </w:r>
+            <w:r>
+              <w:rPr>
+                <w:color w:val="595959"/>
+                <w:sz w:val="18"/>
+                <w:szCs w:val="18"/>
+              </w:rPr>
+              <w:t xml:space="preserve"> </w:t>
+            </w:r>
+            <w:r>
+              <w:rPr>
+                <w:color w:val="595959"/>
+                <w:sz w:val="18"/>
+                <w:szCs w:val="18"/>
+              </w:rPr>
+              <w:t>협상</w:t>
+            </w:r>
+            <w:r>
+              <w:rPr>
+                <w:color w:val="595959"/>
+                <w:sz w:val="18"/>
+                <w:szCs w:val="18"/>
+              </w:rPr>
+              <w:t xml:space="preserve"> </w:t>
+            </w:r>
+            <w:r>
+              <w:rPr>
+                <w:color w:val="595959"/>
+                <w:sz w:val="18"/>
+                <w:szCs w:val="18"/>
+              </w:rPr>
+              <w:t>요망</w:t>
             </w:r>
           </w:p>
         </w:tc>
@@ -2951,7 +6881,27 @@
                 <w:sz w:val="22"/>
                 <w:szCs w:val="22"/>
               </w:rPr>
-              <w:t>향후 Follow-up 사항</w:t>
+              <w:t>향후</w:t>
+            </w:r>
+            <w:r>
+              <w:rPr>
+                <w:b/>
+                <w:bCs/>
+                <w:color w:val="FFFFFF"/>
+                <w:sz w:val="22"/>
+                <w:szCs w:val="22"/>
+              </w:rPr>
+              <w:t xml:space="preserve"> Follow-up </w:t>
+            </w:r>
+            <w:r>
+              <w:rPr>
+                <w:b/>
+                <w:bCs/>
+                <w:color w:val="FFFFFF"/>
+                <w:sz w:val="22"/>
+                <w:szCs w:val="22"/>
+              </w:rPr>
+              <w:t>사항</w:t>
             </w:r>
           </w:p>
         </w:tc>
@@ -3051,7 +7001,17 @@
                 <w:sz w:val="18"/>
                 <w:szCs w:val="18"/>
               </w:rPr>
-              <w:t>Follow-up 항목</w:t>
+              <w:t xml:space="preserve">Follow-up </w:t>
+            </w:r>
+            <w:r>
+              <w:rPr>
+                <w:b/>
+                <w:bCs/>
+                <w:color w:val="FFFFFF"/>
+                <w:sz w:val="18"/>
+                <w:szCs w:val="18"/>
+              </w:rPr>
+              <w:t>항목</w:t>
             </w:r>
           </w:p>
         </w:tc>
@@ -3216,7 +7176,70 @@
                 <w:sz w:val="18"/>
                 <w:szCs w:val="18"/>
               </w:rPr>
-              <w:t>Fund II 독립감사 기준 Net IRR 확인 자료 수령</w:t>
+              <w:t xml:space="preserve">Fund II </w:t>
+            </w:r>
+            <w:r>
+              <w:rPr>
+                <w:sz w:val="18"/>
+                <w:szCs w:val="18"/>
+              </w:rPr>
+              <w:t>독립감사</w:t>
+            </w:r>
+            <w:r>
+              <w:rPr>
+                <w:sz w:val="18"/>
+                <w:szCs w:val="18"/>
+              </w:rPr>
+              <w:t xml:space="preserve"> </w:t>
+            </w:r>
+            <w:r>
+              <w:rPr>
+                <w:sz w:val="18"/>
+                <w:szCs w:val="18"/>
+              </w:rPr>
+              <w:t>기준</w:t>
+            </w:r>
+            <w:r>
+              <w:rPr>
+                <w:sz w:val="18"/>
+                <w:szCs w:val="18"/>
+              </w:rPr>
+              <w:t xml:space="preserve"> Net IRR </w:t>
+            </w:r>
+            <w:r>
+              <w:rPr>
+                <w:sz w:val="18"/>
+                <w:szCs w:val="18"/>
+              </w:rPr>
+              <w:t>확인</w:t>
+            </w:r>
+            <w:r>
+              <w:rPr>
+                <w:sz w:val="18"/>
+                <w:szCs w:val="18"/>
+              </w:rPr>
+              <w:t xml:space="preserve"> </w:t>
+            </w:r>
+            <w:r>
+              <w:rPr>
+                <w:sz w:val="18"/>
+                <w:szCs w:val="18"/>
+              </w:rPr>
+              <w:t>자료</w:t>
+            </w:r>
+            <w:r>
+              <w:rPr>
+                <w:sz w:val="18"/>
+                <w:szCs w:val="18"/>
+              </w:rPr>
+              <w:t xml:space="preserve"> </w:t>
+            </w:r>
+            <w:r>
+              <w:rPr>
+                <w:sz w:val="18"/>
+                <w:szCs w:val="18"/>
+              </w:rPr>
+              <w:t>수령</w:t>
             </w:r>
           </w:p>
         </w:tc>
@@ -3247,7 +7270,21 @@
                 <w:sz w:val="18"/>
                 <w:szCs w:val="18"/>
               </w:rPr>
-              <w:t>GP (IR팀)</w:t>
+              <w:t>GP (IR</w:t>
+            </w:r>
+            <w:r>
+              <w:rPr>
+                <w:sz w:val="18"/>
+                <w:szCs w:val="18"/>
+              </w:rPr>
+              <w:t>팀</w:t>
+            </w:r>
+            <w:r>
+              <w:rPr>
+                <w:sz w:val="18"/>
+                <w:szCs w:val="18"/>
+              </w:rPr>
+              <w:t>)</w:t>
             </w:r>
           </w:p>
         </w:tc>
@@ -3304,6 +7341,7 @@
             <w:pPr>
               <w:jc w:val="center"/>
             </w:pPr>
+            <w:proofErr w:type="spellStart"/>
             <w:r>
               <w:rPr>
                 <w:b/>
@@ -3314,6 +7352,7 @@
               </w:rPr>
               <w:t>대기중</w:t>
             </w:r>
+            <w:proofErr w:type="spellEnd"/>
           </w:p>
         </w:tc>
       </w:tr>
@@ -3375,7 +7414,114 @@
                 <w:sz w:val="18"/>
                 <w:szCs w:val="18"/>
               </w:rPr>
-              <w:t>Merchant 자산 상세 재무모델(.xlsx) 수령 및 자체 검증</w:t>
+              <w:t xml:space="preserve">Merchant </w:t>
+            </w:r>
+            <w:r>
+              <w:rPr>
+                <w:sz w:val="18"/>
+                <w:szCs w:val="18"/>
+              </w:rPr>
+              <w:t>자산</w:t>
+            </w:r>
+            <w:r>
+              <w:rPr>
+                <w:sz w:val="18"/>
+                <w:szCs w:val="18"/>
+              </w:rPr>
+              <w:t xml:space="preserve"> </w:t>
+            </w:r>
+            <w:r>
+              <w:rPr>
+                <w:sz w:val="18"/>
+                <w:szCs w:val="18"/>
+              </w:rPr>
+              <w:t>상세</w:t>
+            </w:r>
+            <w:r>
+              <w:rPr>
+                <w:sz w:val="18"/>
+                <w:szCs w:val="18"/>
+              </w:rPr>
+              <w:t xml:space="preserve"> </w:t>
+            </w:r>
+            <w:r>
+              <w:rPr>
+                <w:sz w:val="18"/>
+                <w:szCs w:val="18"/>
+              </w:rPr>
+              <w:t>재무모델</w:t>
+            </w:r>
+            <w:r>
+              <w:rPr>
+                <w:sz w:val="18"/>
+                <w:szCs w:val="18"/>
+              </w:rPr>
+              <w:t>(.</w:t>
+            </w:r>
+            <w:proofErr w:type="spellStart"/>
+            <w:r>
+              <w:rPr>
+                <w:sz w:val="18"/>
+                <w:szCs w:val="18"/>
+              </w:rPr>
+              <w:t>xlsx</w:t>
+            </w:r>
+            <w:proofErr w:type="spellEnd"/>
+            <w:r>
+              <w:rPr>
+                <w:sz w:val="18"/>
+                <w:szCs w:val="18"/>
+              </w:rPr>
+              <w:t xml:space="preserve">) </w:t>
+            </w:r>
+            <w:r>
+              <w:rPr>
+                <w:sz w:val="18"/>
+                <w:szCs w:val="18"/>
+              </w:rPr>
+              <w:t>수령</w:t>
+            </w:r>
+            <w:r>
+              <w:rPr>
+                <w:sz w:val="18"/>
+                <w:szCs w:val="18"/>
+              </w:rPr>
+              <w:t xml:space="preserve"> </w:t>
+            </w:r>
+            <w:r>
+              <w:rPr>
+                <w:sz w:val="18"/>
+                <w:szCs w:val="18"/>
+              </w:rPr>
+              <w:t>및</w:t>
+            </w:r>
+            <w:r>
+              <w:rPr>
+                <w:sz w:val="18"/>
+                <w:szCs w:val="18"/>
+              </w:rPr>
+              <w:t xml:space="preserve"> </w:t>
+            </w:r>
+            <w:r>
+              <w:rPr>
+                <w:sz w:val="18"/>
+                <w:szCs w:val="18"/>
+              </w:rPr>
+              <w:t>자체</w:t>
+            </w:r>
+            <w:r>
+              <w:rPr>
+                <w:sz w:val="18"/>
+                <w:szCs w:val="18"/>
+              </w:rPr>
+              <w:t xml:space="preserve"> </w:t>
+            </w:r>
+            <w:r>
+              <w:rPr>
+                <w:sz w:val="18"/>
+                <w:szCs w:val="18"/>
+              </w:rPr>
+              <w:t>검증</w:t>
             </w:r>
           </w:p>
         </w:tc>
@@ -3406,7 +7552,30 @@
                 <w:sz w:val="18"/>
                 <w:szCs w:val="18"/>
               </w:rPr>
-              <w:t>GP (운용팀) / 당사</w:t>
+              <w:t>GP (</w:t>
+            </w:r>
+            <w:proofErr w:type="spellStart"/>
+            <w:r>
+              <w:rPr>
+                <w:sz w:val="18"/>
+                <w:szCs w:val="18"/>
+              </w:rPr>
+              <w:t>운용팀</w:t>
+            </w:r>
+            <w:proofErr w:type="spellEnd"/>
+            <w:r>
+              <w:rPr>
+                <w:sz w:val="18"/>
+                <w:szCs w:val="18"/>
+              </w:rPr>
+              <w:t xml:space="preserve">) / </w:t>
+            </w:r>
+            <w:r>
+              <w:rPr>
+                <w:sz w:val="18"/>
+                <w:szCs w:val="18"/>
+              </w:rPr>
+              <w:t>당사</w:t>
             </w:r>
           </w:p>
         </w:tc>
@@ -3463,6 +7632,7 @@
             <w:pPr>
               <w:jc w:val="center"/>
             </w:pPr>
+            <w:proofErr w:type="spellStart"/>
             <w:r>
               <w:rPr>
                 <w:b/>
@@ -3473,6 +7643,7 @@
               </w:rPr>
               <w:t>대기중</w:t>
             </w:r>
+            <w:proofErr w:type="spellEnd"/>
           </w:p>
         </w:tc>
       </w:tr>
@@ -3534,7 +7705,84 @@
                 <w:sz w:val="18"/>
                 <w:szCs w:val="18"/>
               </w:rPr>
-              <w:t>GP Co-investment 비율 확대 또는 대안 조건 협의</w:t>
+              <w:t xml:space="preserve">GP Co-investment </w:t>
+            </w:r>
+            <w:r>
+              <w:rPr>
+                <w:sz w:val="18"/>
+                <w:szCs w:val="18"/>
+              </w:rPr>
+              <w:t>비율</w:t>
+            </w:r>
+            <w:r>
+              <w:rPr>
+                <w:sz w:val="18"/>
+                <w:szCs w:val="18"/>
+              </w:rPr>
+              <w:t xml:space="preserve"> </w:t>
+            </w:r>
+            <w:r>
+              <w:rPr>
+                <w:sz w:val="18"/>
+                <w:szCs w:val="18"/>
+              </w:rPr>
+              <w:t>확대</w:t>
+            </w:r>
+            <w:r>
+              <w:rPr>
+                <w:sz w:val="18"/>
+                <w:szCs w:val="18"/>
+              </w:rPr>
+              <w:t xml:space="preserve"> </w:t>
+            </w:r>
+            <w:r>
+              <w:rPr>
+                <w:sz w:val="18"/>
+                <w:szCs w:val="18"/>
+              </w:rPr>
+              <w:t>또는</w:t>
+            </w:r>
+            <w:r>
+              <w:rPr>
+                <w:sz w:val="18"/>
+                <w:szCs w:val="18"/>
+              </w:rPr>
+              <w:t xml:space="preserve"> </w:t>
+            </w:r>
+            <w:r>
+              <w:rPr>
+                <w:sz w:val="18"/>
+                <w:szCs w:val="18"/>
+              </w:rPr>
+              <w:t>대안</w:t>
+            </w:r>
+            <w:r>
+              <w:rPr>
+                <w:sz w:val="18"/>
+                <w:szCs w:val="18"/>
+              </w:rPr>
+              <w:t xml:space="preserve"> </w:t>
+            </w:r>
+            <w:r>
+              <w:rPr>
+                <w:sz w:val="18"/>
+                <w:szCs w:val="18"/>
+              </w:rPr>
+              <w:t>조건</w:t>
+            </w:r>
+            <w:r>
+              <w:rPr>
+                <w:sz w:val="18"/>
+                <w:szCs w:val="18"/>
+              </w:rPr>
+              <w:t xml:space="preserve"> </w:t>
+            </w:r>
+            <w:r>
+              <w:rPr>
+                <w:sz w:val="18"/>
+                <w:szCs w:val="18"/>
+              </w:rPr>
+              <w:t>협의</w:t>
             </w:r>
           </w:p>
         </w:tc>
@@ -3565,7 +7813,21 @@
                 <w:sz w:val="18"/>
                 <w:szCs w:val="18"/>
               </w:rPr>
-              <w:t>양측 협의</w:t>
+              <w:t>양측</w:t>
+            </w:r>
+            <w:r>
+              <w:rPr>
+                <w:sz w:val="18"/>
+                <w:szCs w:val="18"/>
+              </w:rPr>
+              <w:t xml:space="preserve"> </w:t>
+            </w:r>
+            <w:r>
+              <w:rPr>
+                <w:sz w:val="18"/>
+                <w:szCs w:val="18"/>
+              </w:rPr>
+              <w:t>협의</w:t>
             </w:r>
           </w:p>
         </w:tc>
@@ -3622,6 +7884,7 @@
             <w:pPr>
               <w:jc w:val="center"/>
             </w:pPr>
+            <w:proofErr w:type="spellStart"/>
             <w:r>
               <w:rPr>
                 <w:b/>
@@ -3632,6 +7895,7 @@
               </w:rPr>
               <w:t>대기중</w:t>
             </w:r>
+            <w:proofErr w:type="spellEnd"/>
           </w:p>
         </w:tc>
       </w:tr>
@@ -3693,7 +7957,84 @@
                 <w:sz w:val="18"/>
                 <w:szCs w:val="18"/>
               </w:rPr>
-              <w:t>Key Man Clause 개정안(단독 이탈 포함) LP Agreement 초안 수령</w:t>
+              <w:t xml:space="preserve">Key Man Clause </w:t>
+            </w:r>
+            <w:r>
+              <w:rPr>
+                <w:sz w:val="18"/>
+                <w:szCs w:val="18"/>
+              </w:rPr>
+              <w:t>개정안</w:t>
+            </w:r>
+            <w:r>
+              <w:rPr>
+                <w:sz w:val="18"/>
+                <w:szCs w:val="18"/>
+              </w:rPr>
+              <w:t>(</w:t>
+            </w:r>
+            <w:r>
+              <w:rPr>
+                <w:sz w:val="18"/>
+                <w:szCs w:val="18"/>
+              </w:rPr>
+              <w:t>단독</w:t>
+            </w:r>
+            <w:r>
+              <w:rPr>
+                <w:sz w:val="18"/>
+                <w:szCs w:val="18"/>
+              </w:rPr>
+              <w:t xml:space="preserve"> </w:t>
+            </w:r>
+            <w:r>
+              <w:rPr>
+                <w:sz w:val="18"/>
+                <w:szCs w:val="18"/>
+              </w:rPr>
+              <w:t>이탈</w:t>
+            </w:r>
+            <w:r>
+              <w:rPr>
+                <w:sz w:val="18"/>
+                <w:szCs w:val="18"/>
+              </w:rPr>
+              <w:t xml:space="preserve"> </w:t>
+            </w:r>
+            <w:r>
+              <w:rPr>
+                <w:sz w:val="18"/>
+                <w:szCs w:val="18"/>
+              </w:rPr>
+              <w:t>포함</w:t>
+            </w:r>
+            <w:r>
+              <w:rPr>
+                <w:sz w:val="18"/>
+                <w:szCs w:val="18"/>
+              </w:rPr>
+              <w:t xml:space="preserve">) LP Agreement </w:t>
+            </w:r>
+            <w:r>
+              <w:rPr>
+                <w:sz w:val="18"/>
+                <w:szCs w:val="18"/>
+              </w:rPr>
+              <w:t>초안</w:t>
+            </w:r>
+            <w:r>
+              <w:rPr>
+                <w:sz w:val="18"/>
+                <w:szCs w:val="18"/>
+              </w:rPr>
+              <w:t xml:space="preserve"> </w:t>
+            </w:r>
+            <w:r>
+              <w:rPr>
+                <w:sz w:val="18"/>
+                <w:szCs w:val="18"/>
+              </w:rPr>
+              <w:t>수령</w:t>
             </w:r>
           </w:p>
         </w:tc>
@@ -3724,7 +8065,23 @@
                 <w:sz w:val="18"/>
                 <w:szCs w:val="18"/>
               </w:rPr>
-              <w:t>GP (법무팀)</w:t>
+              <w:t>GP (</w:t>
+            </w:r>
+            <w:proofErr w:type="spellStart"/>
+            <w:r>
+              <w:rPr>
+                <w:sz w:val="18"/>
+                <w:szCs w:val="18"/>
+              </w:rPr>
+              <w:t>법무팀</w:t>
+            </w:r>
+            <w:proofErr w:type="spellEnd"/>
+            <w:r>
+              <w:rPr>
+                <w:sz w:val="18"/>
+                <w:szCs w:val="18"/>
+              </w:rPr>
+              <w:t>)</w:t>
             </w:r>
           </w:p>
         </w:tc>
@@ -3781,6 +8138,7 @@
             <w:pPr>
               <w:jc w:val="center"/>
             </w:pPr>
+            <w:proofErr w:type="spellStart"/>
             <w:r>
               <w:rPr>
                 <w:b/>
@@ -3791,6 +8149,7 @@
               </w:rPr>
               <w:t>대기중</w:t>
             </w:r>
+            <w:proofErr w:type="spellEnd"/>
           </w:p>
         </w:tc>
       </w:tr>
@@ -3852,7 +8211,100 @@
                 <w:sz w:val="18"/>
                 <w:szCs w:val="18"/>
               </w:rPr>
-              <w:t>Exit 전략별 Buyer Pool 리스트 및 시장 조사 자료 수령</w:t>
+              <w:t xml:space="preserve">Exit </w:t>
+            </w:r>
+            <w:proofErr w:type="spellStart"/>
+            <w:r>
+              <w:rPr>
+                <w:sz w:val="18"/>
+                <w:szCs w:val="18"/>
+              </w:rPr>
+              <w:t>전략별</w:t>
+            </w:r>
+            <w:proofErr w:type="spellEnd"/>
+            <w:r>
+              <w:rPr>
+                <w:sz w:val="18"/>
+                <w:szCs w:val="18"/>
+              </w:rPr>
+              <w:t xml:space="preserve"> Buyer Pool </w:t>
+            </w:r>
+            <w:r>
+              <w:rPr>
+                <w:sz w:val="18"/>
+                <w:szCs w:val="18"/>
+              </w:rPr>
+              <w:t>리스트</w:t>
+            </w:r>
+            <w:r>
+              <w:rPr>
+                <w:sz w:val="18"/>
+                <w:szCs w:val="18"/>
+              </w:rPr>
+              <w:t xml:space="preserve"> </w:t>
+            </w:r>
+            <w:r>
+              <w:rPr>
+                <w:sz w:val="18"/>
+                <w:szCs w:val="18"/>
+              </w:rPr>
+              <w:t>및</w:t>
+            </w:r>
+            <w:r>
+              <w:rPr>
+                <w:sz w:val="18"/>
+                <w:szCs w:val="18"/>
+              </w:rPr>
+              <w:t xml:space="preserve"> </w:t>
+            </w:r>
+            <w:r>
+              <w:rPr>
+                <w:sz w:val="18"/>
+                <w:szCs w:val="18"/>
+              </w:rPr>
+              <w:t>시장</w:t>
+            </w:r>
+            <w:r>
+              <w:rPr>
+                <w:sz w:val="18"/>
+                <w:szCs w:val="18"/>
+              </w:rPr>
+              <w:t xml:space="preserve"> </w:t>
+            </w:r>
+            <w:r>
+              <w:rPr>
+                <w:sz w:val="18"/>
+                <w:szCs w:val="18"/>
+              </w:rPr>
+              <w:t>조사</w:t>
+            </w:r>
+            <w:r>
+              <w:rPr>
+                <w:sz w:val="18"/>
+                <w:szCs w:val="18"/>
+              </w:rPr>
+              <w:t xml:space="preserve"> </w:t>
+            </w:r>
+            <w:r>
+              <w:rPr>
+                <w:sz w:val="18"/>
+                <w:szCs w:val="18"/>
+              </w:rPr>
+              <w:t>자료</w:t>
+            </w:r>
+            <w:r>
+              <w:rPr>
+                <w:sz w:val="18"/>
+                <w:szCs w:val="18"/>
+              </w:rPr>
+              <w:t xml:space="preserve"> </w:t>
+            </w:r>
+            <w:r>
+              <w:rPr>
+                <w:sz w:val="18"/>
+                <w:szCs w:val="18"/>
+              </w:rPr>
+              <w:t>수령</w:t>
             </w:r>
           </w:p>
         </w:tc>
@@ -3883,7 +8335,21 @@
                 <w:sz w:val="18"/>
                 <w:szCs w:val="18"/>
               </w:rPr>
-              <w:t>GP (IR팀)</w:t>
+              <w:t>GP (IR</w:t>
+            </w:r>
+            <w:r>
+              <w:rPr>
+                <w:sz w:val="18"/>
+                <w:szCs w:val="18"/>
+              </w:rPr>
+              <w:t>팀</w:t>
+            </w:r>
+            <w:r>
+              <w:rPr>
+                <w:sz w:val="18"/>
+                <w:szCs w:val="18"/>
+              </w:rPr>
+              <w:t>)</w:t>
             </w:r>
           </w:p>
         </w:tc>
@@ -3940,6 +8406,7 @@
             <w:pPr>
               <w:jc w:val="center"/>
             </w:pPr>
+            <w:proofErr w:type="spellStart"/>
             <w:r>
               <w:rPr>
                 <w:b/>
@@ -3950,6 +8417,7 @@
               </w:rPr>
               <w:t>대기중</w:t>
             </w:r>
+            <w:proofErr w:type="spellEnd"/>
           </w:p>
         </w:tc>
       </w:tr>
@@ -4011,7 +8479,91 @@
                 <w:sz w:val="18"/>
                 <w:szCs w:val="18"/>
               </w:rPr>
-              <w:t>당사 내부 독립 재무모델 작성 및 Base / Downside IRR 검증</w:t>
+              <w:t>당사</w:t>
+            </w:r>
+            <w:r>
+              <w:rPr>
+                <w:sz w:val="18"/>
+                <w:szCs w:val="18"/>
+              </w:rPr>
+              <w:t xml:space="preserve"> </w:t>
+            </w:r>
+            <w:r>
+              <w:rPr>
+                <w:sz w:val="18"/>
+                <w:szCs w:val="18"/>
+              </w:rPr>
+              <w:t>내부</w:t>
+            </w:r>
+            <w:r>
+              <w:rPr>
+                <w:sz w:val="18"/>
+                <w:szCs w:val="18"/>
+              </w:rPr>
+              <w:t xml:space="preserve"> </w:t>
+            </w:r>
+            <w:r>
+              <w:rPr>
+                <w:sz w:val="18"/>
+                <w:szCs w:val="18"/>
+              </w:rPr>
+              <w:t>독립</w:t>
+            </w:r>
+            <w:r>
+              <w:rPr>
+                <w:sz w:val="18"/>
+                <w:szCs w:val="18"/>
+              </w:rPr>
+              <w:t xml:space="preserve"> </w:t>
+            </w:r>
+            <w:r>
+              <w:rPr>
+                <w:sz w:val="18"/>
+                <w:szCs w:val="18"/>
+              </w:rPr>
+              <w:t>재무모델</w:t>
+            </w:r>
+            <w:r>
+              <w:rPr>
+                <w:sz w:val="18"/>
+                <w:szCs w:val="18"/>
+              </w:rPr>
+              <w:t xml:space="preserve"> </w:t>
+            </w:r>
+            <w:r>
+              <w:rPr>
+                <w:sz w:val="18"/>
+                <w:szCs w:val="18"/>
+              </w:rPr>
+              <w:t>작성</w:t>
+            </w:r>
+            <w:r>
+              <w:rPr>
+                <w:sz w:val="18"/>
+                <w:szCs w:val="18"/>
+              </w:rPr>
+              <w:t xml:space="preserve"> </w:t>
+            </w:r>
+            <w:r>
+              <w:rPr>
+                <w:sz w:val="18"/>
+                <w:szCs w:val="18"/>
+              </w:rPr>
+              <w:t>및</w:t>
+            </w:r>
+            <w:r>
+              <w:rPr>
+                <w:sz w:val="18"/>
+                <w:szCs w:val="18"/>
+              </w:rPr>
+              <w:t xml:space="preserve"> Base / Downside IRR </w:t>
+            </w:r>
+            <w:r>
+              <w:rPr>
+                <w:sz w:val="18"/>
+                <w:szCs w:val="18"/>
+              </w:rPr>
+              <w:t>검증</w:t>
             </w:r>
           </w:p>
         </w:tc>
@@ -4042,8 +8594,24 @@
                 <w:sz w:val="18"/>
                 <w:szCs w:val="18"/>
               </w:rPr>
-              <w:t>당사 심사팀</w:t>
-            </w:r>
+              <w:t>당사</w:t>
+            </w:r>
+            <w:r>
+              <w:rPr>
+                <w:sz w:val="18"/>
+                <w:szCs w:val="18"/>
+              </w:rPr>
+              <w:t xml:space="preserve"> </w:t>
+            </w:r>
+            <w:proofErr w:type="spellStart"/>
+            <w:r>
+              <w:rPr>
+                <w:sz w:val="18"/>
+                <w:szCs w:val="18"/>
+              </w:rPr>
+              <w:t>심사팀</w:t>
+            </w:r>
+            <w:proofErr w:type="spellEnd"/>
           </w:p>
         </w:tc>
         <w:tc>
@@ -4099,6 +8667,7 @@
             <w:pPr>
               <w:jc w:val="center"/>
             </w:pPr>
+            <w:proofErr w:type="spellStart"/>
             <w:r>
               <w:rPr>
                 <w:b/>
@@ -4109,6 +8678,7 @@
               </w:rPr>
               <w:t>진행중</w:t>
             </w:r>
+            <w:proofErr w:type="spellEnd"/>
           </w:p>
         </w:tc>
       </w:tr>
@@ -4170,7 +8740,84 @@
                 <w:sz w:val="18"/>
                 <w:szCs w:val="18"/>
               </w:rPr>
-              <w:t>법무법인 자문 (LP Agreement 핵심 조항 적정성 검토)</w:t>
+              <w:t>법무법인</w:t>
+            </w:r>
+            <w:r>
+              <w:rPr>
+                <w:sz w:val="18"/>
+                <w:szCs w:val="18"/>
+              </w:rPr>
+              <w:t xml:space="preserve"> </w:t>
+            </w:r>
+            <w:r>
+              <w:rPr>
+                <w:sz w:val="18"/>
+                <w:szCs w:val="18"/>
+              </w:rPr>
+              <w:t>자문</w:t>
+            </w:r>
+            <w:r>
+              <w:rPr>
+                <w:sz w:val="18"/>
+                <w:szCs w:val="18"/>
+              </w:rPr>
+              <w:t xml:space="preserve"> (LP Agreement </w:t>
+            </w:r>
+            <w:r>
+              <w:rPr>
+                <w:sz w:val="18"/>
+                <w:szCs w:val="18"/>
+              </w:rPr>
+              <w:t>핵심</w:t>
+            </w:r>
+            <w:r>
+              <w:rPr>
+                <w:sz w:val="18"/>
+                <w:szCs w:val="18"/>
+              </w:rPr>
+              <w:t xml:space="preserve"> </w:t>
+            </w:r>
+            <w:r>
+              <w:rPr>
+                <w:sz w:val="18"/>
+                <w:szCs w:val="18"/>
+              </w:rPr>
+              <w:t>조항</w:t>
+            </w:r>
+            <w:r>
+              <w:rPr>
+                <w:sz w:val="18"/>
+                <w:szCs w:val="18"/>
+              </w:rPr>
+              <w:t xml:space="preserve"> </w:t>
+            </w:r>
+            <w:r>
+              <w:rPr>
+                <w:sz w:val="18"/>
+                <w:szCs w:val="18"/>
+              </w:rPr>
+              <w:t>적정성</w:t>
+            </w:r>
+            <w:r>
+              <w:rPr>
+                <w:sz w:val="18"/>
+                <w:szCs w:val="18"/>
+              </w:rPr>
+              <w:t xml:space="preserve"> </w:t>
+            </w:r>
+            <w:r>
+              <w:rPr>
+                <w:sz w:val="18"/>
+                <w:szCs w:val="18"/>
+              </w:rPr>
+              <w:t>검토</w:t>
+            </w:r>
+            <w:r>
+              <w:rPr>
+                <w:sz w:val="18"/>
+                <w:szCs w:val="18"/>
+              </w:rPr>
+              <w:t>)</w:t>
             </w:r>
           </w:p>
         </w:tc>
@@ -4201,8 +8848,24 @@
                 <w:sz w:val="18"/>
                 <w:szCs w:val="18"/>
               </w:rPr>
-              <w:t>당사 준법팀</w:t>
-            </w:r>
+              <w:t>당사</w:t>
+            </w:r>
+            <w:r>
+              <w:rPr>
+                <w:sz w:val="18"/>
+                <w:szCs w:val="18"/>
+              </w:rPr>
+              <w:t xml:space="preserve"> </w:t>
+            </w:r>
+            <w:proofErr w:type="spellStart"/>
+            <w:r>
+              <w:rPr>
+                <w:sz w:val="18"/>
+                <w:szCs w:val="18"/>
+              </w:rPr>
+              <w:t>준법팀</w:t>
+            </w:r>
+            <w:proofErr w:type="spellEnd"/>
           </w:p>
         </w:tc>
         <w:tc>
@@ -4258,6 +8921,7 @@
             <w:pPr>
               <w:jc w:val="center"/>
             </w:pPr>
+            <w:proofErr w:type="spellStart"/>
             <w:r>
               <w:rPr>
                 <w:b/>
@@ -4268,6 +8932,7 @@
               </w:rPr>
               <w:t>대기중</w:t>
             </w:r>
+            <w:proofErr w:type="spellEnd"/>
           </w:p>
         </w:tc>
       </w:tr>
@@ -4329,7 +8994,119 @@
                 <w:sz w:val="18"/>
                 <w:szCs w:val="18"/>
               </w:rPr>
-              <w:t>Pre-IC 상정 여부 내부 결재 (위 F-01~F-05 수령 완료 조건부)</w:t>
+              <w:t xml:space="preserve">Pre-IC </w:t>
+            </w:r>
+            <w:r>
+              <w:rPr>
+                <w:sz w:val="18"/>
+                <w:szCs w:val="18"/>
+              </w:rPr>
+              <w:t>상정</w:t>
+            </w:r>
+            <w:r>
+              <w:rPr>
+                <w:sz w:val="18"/>
+                <w:szCs w:val="18"/>
+              </w:rPr>
+              <w:t xml:space="preserve"> </w:t>
+            </w:r>
+            <w:r>
+              <w:rPr>
+                <w:sz w:val="18"/>
+                <w:szCs w:val="18"/>
+              </w:rPr>
+              <w:t>여부</w:t>
+            </w:r>
+            <w:r>
+              <w:rPr>
+                <w:sz w:val="18"/>
+                <w:szCs w:val="18"/>
+              </w:rPr>
+              <w:t xml:space="preserve"> </w:t>
+            </w:r>
+            <w:r>
+              <w:rPr>
+                <w:sz w:val="18"/>
+                <w:szCs w:val="18"/>
+              </w:rPr>
+              <w:t>내부</w:t>
+            </w:r>
+            <w:r>
+              <w:rPr>
+                <w:sz w:val="18"/>
+                <w:szCs w:val="18"/>
+              </w:rPr>
+              <w:t xml:space="preserve"> </w:t>
+            </w:r>
+            <w:r>
+              <w:rPr>
+                <w:sz w:val="18"/>
+                <w:szCs w:val="18"/>
+              </w:rPr>
+              <w:t>결재</w:t>
+            </w:r>
+            <w:r>
+              <w:rPr>
+                <w:sz w:val="18"/>
+                <w:szCs w:val="18"/>
+              </w:rPr>
+              <w:t xml:space="preserve"> (</w:t>
+            </w:r>
+            <w:r>
+              <w:rPr>
+                <w:sz w:val="18"/>
+                <w:szCs w:val="18"/>
+              </w:rPr>
+              <w:t>위</w:t>
+            </w:r>
+            <w:r>
+              <w:rPr>
+                <w:sz w:val="18"/>
+                <w:szCs w:val="18"/>
+              </w:rPr>
+              <w:t xml:space="preserve"> F-01~F-05 </w:t>
+            </w:r>
+            <w:r>
+              <w:rPr>
+                <w:sz w:val="18"/>
+                <w:szCs w:val="18"/>
+              </w:rPr>
+              <w:t>수령</w:t>
+            </w:r>
+            <w:r>
+              <w:rPr>
+                <w:sz w:val="18"/>
+                <w:szCs w:val="18"/>
+              </w:rPr>
+              <w:t xml:space="preserve"> </w:t>
+            </w:r>
+            <w:r>
+              <w:rPr>
+                <w:sz w:val="18"/>
+                <w:szCs w:val="18"/>
+              </w:rPr>
+              <w:t>완료</w:t>
+            </w:r>
+            <w:r>
+              <w:rPr>
+                <w:sz w:val="18"/>
+                <w:szCs w:val="18"/>
+              </w:rPr>
+              <w:t xml:space="preserve"> </w:t>
+            </w:r>
+            <w:r>
+              <w:rPr>
+                <w:sz w:val="18"/>
+                <w:szCs w:val="18"/>
+              </w:rPr>
+              <w:t>조건부</w:t>
+            </w:r>
+            <w:r>
+              <w:rPr>
+                <w:sz w:val="18"/>
+                <w:szCs w:val="18"/>
+              </w:rPr>
+              <w:t>)</w:t>
             </w:r>
           </w:p>
         </w:tc>
@@ -4355,6 +9132,7 @@
             <w:pPr>
               <w:jc w:val="center"/>
             </w:pPr>
+            <w:proofErr w:type="spellStart"/>
             <w:r>
               <w:rPr>
                 <w:sz w:val="18"/>
@@ -4362,6 +9140,7 @@
               </w:rPr>
               <w:t>자산심사파트장</w:t>
             </w:r>
+            <w:proofErr w:type="spellEnd"/>
           </w:p>
         </w:tc>
         <w:tc>
@@ -4417,6 +9196,7 @@
             <w:pPr>
               <w:jc w:val="center"/>
             </w:pPr>
+            <w:proofErr w:type="spellStart"/>
             <w:r>
               <w:rPr>
                 <w:b/>
@@ -4427,6 +9207,7 @@
               </w:rPr>
               <w:t>대기중</w:t>
             </w:r>
+            <w:proofErr w:type="spellEnd"/>
           </w:p>
         </w:tc>
       </w:tr>
@@ -4457,7 +9238,237 @@
           <w:sz w:val="16"/>
           <w:szCs w:val="16"/>
         </w:rPr>
-        <w:t>본 메모는 투자 결정을 위한 내부 검토 자료이며, 외부 유출이 엄격히 금지됩니다.</w:t>
+        <w:t>본</w:t>
+      </w:r>
+      <w:r>
+        <w:rPr>
+          <w:i/>
+          <w:iCs/>
+          <w:color w:val="888888"/>
+          <w:sz w:val="16"/>
+          <w:szCs w:val="16"/>
+        </w:rPr>
+        <w:t xml:space="preserve"> </w:t>
+      </w:r>
+      <w:r>
+        <w:rPr>
+          <w:i/>
+          <w:iCs/>
+          <w:color w:val="888888"/>
+          <w:sz w:val="16"/>
+          <w:szCs w:val="16"/>
+        </w:rPr>
+        <w:t>메모는</w:t>
+      </w:r>
+      <w:r>
+        <w:rPr>
+          <w:i/>
+          <w:iCs/>
+          <w:color w:val="888888"/>
+          <w:sz w:val="16"/>
+          <w:szCs w:val="16"/>
+        </w:rPr>
+        <w:t xml:space="preserve"> </w:t>
+      </w:r>
+      <w:r>
+        <w:rPr>
+          <w:i/>
+          <w:iCs/>
+          <w:color w:val="888888"/>
+          <w:sz w:val="16"/>
+          <w:szCs w:val="16"/>
+        </w:rPr>
+        <w:t>투자</w:t>
+      </w:r>
+      <w:r>
+        <w:rPr>
+          <w:i/>
+          <w:iCs/>
+          <w:color w:val="888888"/>
+          <w:sz w:val="16"/>
+          <w:szCs w:val="16"/>
+        </w:rPr>
+        <w:t xml:space="preserve"> </w:t>
+      </w:r>
+      <w:r>
+        <w:rPr>
+          <w:i/>
+          <w:iCs/>
+          <w:color w:val="888888"/>
+          <w:sz w:val="16"/>
+          <w:szCs w:val="16"/>
+        </w:rPr>
+        <w:t>결정을</w:t>
+      </w:r>
+      <w:r>
+        <w:rPr>
+          <w:i/>
+          <w:iCs/>
+          <w:color w:val="888888"/>
+          <w:sz w:val="16"/>
+          <w:szCs w:val="16"/>
+        </w:rPr>
+        <w:t xml:space="preserve"> </w:t>
+      </w:r>
+      <w:r>
+        <w:rPr>
+          <w:i/>
+          <w:iCs/>
+          <w:color w:val="888888"/>
+          <w:sz w:val="16"/>
+          <w:szCs w:val="16"/>
+        </w:rPr>
+        <w:t>위한</w:t>
+      </w:r>
+      <w:r>
+        <w:rPr>
+          <w:i/>
+          <w:iCs/>
+          <w:color w:val="888888"/>
+          <w:sz w:val="16"/>
+          <w:szCs w:val="16"/>
+        </w:rPr>
+        <w:t xml:space="preserve"> </w:t>
+      </w:r>
+      <w:r>
+        <w:rPr>
+          <w:i/>
+          <w:iCs/>
+          <w:color w:val="888888"/>
+          <w:sz w:val="16"/>
+          <w:szCs w:val="16"/>
+        </w:rPr>
+        <w:t>내부</w:t>
+      </w:r>
+      <w:r>
+        <w:rPr>
+          <w:i/>
+          <w:iCs/>
+          <w:color w:val="888888"/>
+          <w:sz w:val="16"/>
+          <w:szCs w:val="16"/>
+        </w:rPr>
+        <w:t xml:space="preserve"> </w:t>
+      </w:r>
+      <w:r>
+        <w:rPr>
+          <w:i/>
+          <w:iCs/>
+          <w:color w:val="888888"/>
+          <w:sz w:val="16"/>
+          <w:szCs w:val="16"/>
+        </w:rPr>
+        <w:t>검토</w:t>
+      </w:r>
+      <w:r>
+        <w:rPr>
+          <w:i/>
+          <w:iCs/>
+          <w:color w:val="888888"/>
+          <w:sz w:val="16"/>
+          <w:szCs w:val="16"/>
+        </w:rPr>
+        <w:t xml:space="preserve"> </w:t>
+      </w:r>
+      <w:r>
+        <w:rPr>
+          <w:i/>
+          <w:iCs/>
+          <w:color w:val="888888"/>
+          <w:sz w:val="16"/>
+          <w:szCs w:val="16"/>
+        </w:rPr>
+        <w:t>자료이며</w:t>
+      </w:r>
+      <w:r>
+        <w:rPr>
+          <w:i/>
+          <w:iCs/>
+          <w:color w:val="888888"/>
+          <w:sz w:val="16"/>
+          <w:szCs w:val="16"/>
+        </w:rPr>
+        <w:t xml:space="preserve">, </w:t>
+      </w:r>
+      <w:r>
+        <w:rPr>
+          <w:i/>
+          <w:iCs/>
+          <w:color w:val="888888"/>
+          <w:sz w:val="16"/>
+          <w:szCs w:val="16"/>
+        </w:rPr>
+        <w:t>외부</w:t>
+      </w:r>
+      <w:r>
+        <w:rPr>
+          <w:i/>
+          <w:iCs/>
+          <w:color w:val="888888"/>
+          <w:sz w:val="16"/>
+          <w:szCs w:val="16"/>
+        </w:rPr>
+        <w:t xml:space="preserve"> </w:t>
+      </w:r>
+      <w:r>
+        <w:rPr>
+          <w:i/>
+          <w:iCs/>
+          <w:color w:val="888888"/>
+          <w:sz w:val="16"/>
+          <w:szCs w:val="16"/>
+        </w:rPr>
+        <w:t>유출이</w:t>
+      </w:r>
+      <w:r>
+        <w:rPr>
+          <w:i/>
+          <w:iCs/>
+          <w:color w:val="888888"/>
+          <w:sz w:val="16"/>
+          <w:szCs w:val="16"/>
+        </w:rPr>
+        <w:t xml:space="preserve"> </w:t>
+      </w:r>
+      <w:r>
+        <w:rPr>
+          <w:i/>
+          <w:iCs/>
+          <w:color w:val="888888"/>
+          <w:sz w:val="16"/>
+          <w:szCs w:val="16"/>
+        </w:rPr>
+        <w:t>엄격히</w:t>
+      </w:r>
+      <w:r>
+        <w:rPr>
+          <w:i/>
+          <w:iCs/>
+          <w:color w:val="888888"/>
+          <w:sz w:val="16"/>
+          <w:szCs w:val="16"/>
+        </w:rPr>
+        <w:t xml:space="preserve"> </w:t>
+      </w:r>
+      <w:r>
+        <w:rPr>
+          <w:i/>
+          <w:iCs/>
+          <w:color w:val="888888"/>
+          <w:sz w:val="16"/>
+          <w:szCs w:val="16"/>
+        </w:rPr>
+        <w:t>금지됩니다</w:t>
+      </w:r>
+      <w:r>
+        <w:rPr>
+          <w:i/>
+          <w:iCs/>
+          <w:color w:val="888888"/>
+          <w:sz w:val="16"/>
+          <w:szCs w:val="16"/>
+        </w:rPr>
+        <w:t>.</w:t>
       </w:r>
     </w:p>
     <w:p>
@@ -4488,7 +9499,7 @@
 </file>
 
 <file path=word/endnotes.xml><?xml version="1.0" encoding="utf-8"?>
-<w:endnotes xmlns:wpc="http://schemas.microsoft.com/office/word/2010/wordprocessingCanvas" xmlns:cx="http://schemas.microsoft.com/office/drawing/2014/chartex" xmlns:cx1="http://schemas.microsoft.com/office/drawing/2015/9/8/chartex" xmlns:cx2="http://schemas.microsoft.com/office/drawing/2015/10/21/chartex" xmlns:cx3="http://schemas.microsoft.com/office/drawing/2016/5/9/chartex" xmlns:cx4="http://schemas.microsoft.com/office/drawing/2016/5/10/chartex" xmlns:cx5="http://schemas.microsoft.com/office/drawing/2016/5/11/chartex" xmlns:cx6="http://schemas.microsoft.com/office/drawing/2016/5/12/chartex" xmlns:cx7="http://schemas.microsoft.com/office/drawing/2016/5/13/chartex" xmlns:cx8="http://schemas.microsoft.com/office/drawing/2016/5/14/chartex" xmlns:mc="http://schemas.openxmlformats.org/markup-compatibility/2006" xmlns:aink="http://schemas.microsoft.com/office/drawing/2016/ink" xmlns:am3d="http://schemas.microsoft.com/office/drawing/2017/model3d" xmlns:o="urn:schemas-microsoft-com:office:office" xmlns:oel="http://schemas.microsoft.com/office/2019/extlst" xmlns:r="http://schemas.openxmlformats.org/officeDocument/2006/relationships" xmlns:m="http://schemas.openxmlformats.org/officeDocument/2006/math" xmlns:v="urn:schemas-microsoft-com:vml" xmlns:wp14="http://schemas.microsoft.com/office/word/2010/wordprocessingDrawing" xmlns:wp="http://schemas.openxmlformats.org/drawingml/2006/wordprocessingDrawing" xmlns:w10="urn:schemas-microsoft-com:office:word" xmlns:w="http://schemas.openxmlformats.org/wordprocessingml/2006/main" xmlns:w14="http://schemas.microsoft.com/office/word/2010/wordml" xmlns:w15="http://schemas.microsoft.com/office/word/2012/wordml" xmlns:w16cex="http://schemas.microsoft.com/office/word/2018/wordml/cex" xmlns:w16cid="http://schemas.microsoft.com/office/word/2016/wordml/cid" xmlns:w16="http://schemas.microsoft.com/office/word/2018/wordml" xmlns:w16du="http://schemas.microsoft.com/office/word/2023/wordml/word16du" xmlns:w16sdtdh="http://schemas.microsoft.com/office/word/2020/wordml/sdtdatahash" xmlns:w16sdtfl="http://schemas.microsoft.com/office/word/2024/wordml/sdtformatlock" xmlns:w16se="http://schemas.microsoft.com/office/word/2015/wordml/symex" xmlns:wpg="http://schemas.microsoft.com/office/word/2010/wordprocessingGroup" xmlns:wpi="http://schemas.microsoft.com/office/word/2010/wordprocessingInk" xmlns:wne="http://schemas.microsoft.com/office/word/2006/wordml" xmlns:wps="http://schemas.microsoft.com/office/word/2010/wordprocessingShape" mc:Ignorable="w14 w15 w16se w16cid w16 w16cex w16sdtdh w16sdtfl w16du wp14">
+<w:endnotes xmlns:wpc="http://schemas.microsoft.com/office/word/2010/wordprocessingCanvas" xmlns:mc="http://schemas.openxmlformats.org/markup-compatibility/2006" xmlns:o="urn:schemas-microsoft-com:office:office" xmlns:r="http://schemas.openxmlformats.org/officeDocument/2006/relationships" xmlns:m="http://schemas.openxmlformats.org/officeDocument/2006/math" xmlns:v="urn:schemas-microsoft-com:vml" xmlns:wp14="http://schemas.microsoft.com/office/word/2010/wordprocessingDrawing" xmlns:wp="http://schemas.openxmlformats.org/drawingml/2006/wordprocessingDrawing" xmlns:w10="urn:schemas-microsoft-com:office:word" xmlns:w="http://schemas.openxmlformats.org/wordprocessingml/2006/main" xmlns:w14="http://schemas.microsoft.com/office/word/2010/wordml" xmlns:w15="http://schemas.microsoft.com/office/word/2012/wordml" xmlns:wpg="http://schemas.microsoft.com/office/word/2010/wordprocessingGroup" xmlns:wpi="http://schemas.microsoft.com/office/word/2010/wordprocessingInk" xmlns:wne="http://schemas.microsoft.com/office/word/2006/wordml" xmlns:wps="http://schemas.microsoft.com/office/word/2010/wordprocessingShape" mc:Ignorable="w14 w15 wp14">
   <w:endnote w:type="separator" w:id="-1">
     <w:p>
       <w:r>
@@ -4507,7 +9518,7 @@
 </file>
 
 <file path=word/footnotes.xml><?xml version="1.0" encoding="utf-8"?>
-<w:footnotes xmlns:wpc="http://schemas.microsoft.com/office/word/2010/wordprocessingCanvas" xmlns:cx="http://schemas.microsoft.com/office/drawing/2014/chartex" xmlns:cx1="http://schemas.microsoft.com/office/drawing/2015/9/8/chartex" xmlns:cx2="http://schemas.microsoft.com/office/drawing/2015/10/21/chartex" xmlns:cx3="http://schemas.microsoft.com/office/drawing/2016/5/9/chartex" xmlns:cx4="http://schemas.microsoft.com/office/drawing/2016/5/10/chartex" xmlns:cx5="http://schemas.microsoft.com/office/drawing/2016/5/11/chartex" xmlns:cx6="http://schemas.microsoft.com/office/drawing/2016/5/12/chartex" xmlns:cx7="http://schemas.microsoft.com/office/drawing/2016/5/13/chartex" xmlns:cx8="http://schemas.microsoft.com/office/drawing/2016/5/14/chartex" xmlns:mc="http://schemas.openxmlformats.org/markup-compatibility/2006" xmlns:aink="http://schemas.microsoft.com/office/drawing/2016/ink" xmlns:am3d="http://schemas.microsoft.com/office/drawing/2017/model3d" xmlns:o="urn:schemas-microsoft-com:office:office" xmlns:oel="http://schemas.microsoft.com/office/2019/extlst" xmlns:r="http://schemas.openxmlformats.org/officeDocument/2006/relationships" xmlns:m="http://schemas.openxmlformats.org/officeDocument/2006/math" xmlns:v="urn:schemas-microsoft-com:vml" xmlns:wp14="http://schemas.microsoft.com/office/word/2010/wordprocessingDrawing" xmlns:wp="http://schemas.openxmlformats.org/drawingml/2006/wordprocessingDrawing" xmlns:w10="urn:schemas-microsoft-com:office:word" xmlns:w="http://schemas.openxmlformats.org/wordprocessingml/2006/main" xmlns:w14="http://schemas.microsoft.com/office/word/2010/wordml" xmlns:w15="http://schemas.microsoft.com/office/word/2012/wordml" xmlns:w16cex="http://schemas.microsoft.com/office/word/2018/wordml/cex" xmlns:w16cid="http://schemas.microsoft.com/office/word/2016/wordml/cid" xmlns:w16="http://schemas.microsoft.com/office/word/2018/wordml" xmlns:w16du="http://schemas.microsoft.com/office/word/2023/wordml/word16du" xmlns:w16sdtdh="http://schemas.microsoft.com/office/word/2020/wordml/sdtdatahash" xmlns:w16sdtfl="http://schemas.microsoft.com/office/word/2024/wordml/sdtformatlock" xmlns:w16se="http://schemas.microsoft.com/office/word/2015/wordml/symex" xmlns:wpg="http://schemas.microsoft.com/office/word/2010/wordprocessingGroup" xmlns:wpi="http://schemas.microsoft.com/office/word/2010/wordprocessingInk" xmlns:wne="http://schemas.microsoft.com/office/word/2006/wordml" xmlns:wps="http://schemas.microsoft.com/office/word/2010/wordprocessingShape" mc:Ignorable="w14 w15 w16se w16cid w16 w16cex w16sdtdh w16sdtfl w16du wp14">
+<w:footnotes xmlns:wpc="http://schemas.microsoft.com/office/word/2010/wordprocessingCanvas" xmlns:mc="http://schemas.openxmlformats.org/markup-compatibility/2006" xmlns:o="urn:schemas-microsoft-com:office:office" xmlns:r="http://schemas.openxmlformats.org/officeDocument/2006/relationships" xmlns:m="http://schemas.openxmlformats.org/officeDocument/2006/math" xmlns:v="urn:schemas-microsoft-com:vml" xmlns:wp14="http://schemas.microsoft.com/office/word/2010/wordprocessingDrawing" xmlns:wp="http://schemas.openxmlformats.org/drawingml/2006/wordprocessingDrawing" xmlns:w10="urn:schemas-microsoft-com:office:word" xmlns:w="http://schemas.openxmlformats.org/wordprocessingml/2006/main" xmlns:w14="http://schemas.microsoft.com/office/word/2010/wordml" xmlns:w15="http://schemas.microsoft.com/office/word/2012/wordml" xmlns:wpg="http://schemas.microsoft.com/office/word/2010/wordprocessingGroup" xmlns:wpi="http://schemas.microsoft.com/office/word/2010/wordprocessingInk" xmlns:wne="http://schemas.microsoft.com/office/word/2006/wordml" xmlns:wps="http://schemas.microsoft.com/office/word/2010/wordprocessingShape" mc:Ignorable="w14 w15 wp14">
   <w:footnote w:type="separator" w:id="-1">
     <w:p>
       <w:r>
@@ -4526,7 +9537,7 @@
 </file>
 
 <file path=word/header1.xml><?xml version="1.0" encoding="utf-8"?>
-<w:hdr xmlns:wpc="http://schemas.microsoft.com/office/word/2010/wordprocessingCanvas" xmlns:cx="http://schemas.microsoft.com/office/drawing/2014/chartex" xmlns:cx1="http://schemas.microsoft.com/office/drawing/2015/9/8/chartex" xmlns:cx2="http://schemas.microsoft.com/office/drawing/2015/10/21/chartex" xmlns:cx3="http://schemas.microsoft.com/office/drawing/2016/5/9/chartex" xmlns:cx4="http://schemas.microsoft.com/office/drawing/2016/5/10/chartex" xmlns:cx5="http://schemas.microsoft.com/office/drawing/2016/5/11/chartex" xmlns:cx6="http://schemas.microsoft.com/office/drawing/2016/5/12/chartex" xmlns:cx7="http://schemas.microsoft.com/office/drawing/2016/5/13/chartex" xmlns:cx8="http://schemas.microsoft.com/office/drawing/2016/5/14/chartex" xmlns:mc="http://schemas.openxmlformats.org/markup-compatibility/2006" xmlns:aink="http://schemas.microsoft.com/office/drawing/2016/ink" xmlns:am3d="http://schemas.microsoft.com/office/drawing/2017/model3d" xmlns:o="urn:schemas-microsoft-com:office:office" xmlns:oel="http://schemas.microsoft.com/office/2019/extlst" xmlns:r="http://schemas.openxmlformats.org/officeDocument/2006/relationships" xmlns:m="http://schemas.openxmlformats.org/officeDocument/2006/math" xmlns:v="urn:schemas-microsoft-com:vml" xmlns:wp14="http://schemas.microsoft.com/office/word/2010/wordprocessingDrawing" xmlns:wp="http://schemas.openxmlformats.org/drawingml/2006/wordprocessingDrawing" xmlns:w10="urn:schemas-microsoft-com:office:word" xmlns:w="http://schemas.openxmlformats.org/wordprocessingml/2006/main" xmlns:w14="http://schemas.microsoft.com/office/word/2010/wordml" xmlns:w15="http://schemas.microsoft.com/office/word/2012/wordml" xmlns:w16cex="http://schemas.microsoft.com/office/word/2018/wordml/cex" xmlns:w16cid="http://schemas.microsoft.com/office/word/2016/wordml/cid" xmlns:w16="http://schemas.microsoft.com/office/word/2018/wordml" xmlns:w16du="http://schemas.microsoft.com/office/word/2023/wordml/word16du" xmlns:w16sdtdh="http://schemas.microsoft.com/office/word/2020/wordml/sdtdatahash" xmlns:w16sdtfl="http://schemas.microsoft.com/office/word/2024/wordml/sdtformatlock" xmlns:w16se="http://schemas.microsoft.com/office/word/2015/wordml/symex" xmlns:wpg="http://schemas.microsoft.com/office/word/2010/wordprocessingGroup" xmlns:wpi="http://schemas.microsoft.com/office/word/2010/wordprocessingInk" xmlns:wne="http://schemas.microsoft.com/office/word/2006/wordml" xmlns:wps="http://schemas.microsoft.com/office/word/2010/wordprocessingShape" mc:Ignorable="w14 w15 w16se w16cid w16 w16cex w16sdtdh w16sdtfl w16du wp14">
+<w:hdr xmlns:wpc="http://schemas.microsoft.com/office/word/2010/wordprocessingCanvas" xmlns:mc="http://schemas.openxmlformats.org/markup-compatibility/2006" xmlns:o="urn:schemas-microsoft-com:office:office" xmlns:r="http://schemas.openxmlformats.org/officeDocument/2006/relationships" xmlns:m="http://schemas.openxmlformats.org/officeDocument/2006/math" xmlns:v="urn:schemas-microsoft-com:vml" xmlns:wp14="http://schemas.microsoft.com/office/word/2010/wordprocessingDrawing" xmlns:wp="http://schemas.openxmlformats.org/drawingml/2006/wordprocessingDrawing" xmlns:w10="urn:schemas-microsoft-com:office:word" xmlns:w="http://schemas.openxmlformats.org/wordprocessingml/2006/main" xmlns:w14="http://schemas.microsoft.com/office/word/2010/wordml" xmlns:w15="http://schemas.microsoft.com/office/word/2012/wordml" xmlns:wpg="http://schemas.microsoft.com/office/word/2010/wordprocessingGroup" xmlns:wpi="http://schemas.microsoft.com/office/word/2010/wordprocessingInk" xmlns:wne="http://schemas.microsoft.com/office/word/2006/wordml" xmlns:wps="http://schemas.microsoft.com/office/word/2010/wordprocessingShape" mc:Ignorable="w14 w15 wp14">
   <w:p>
     <w:r>
       <w:cr/>
@@ -4536,7 +9547,7 @@
 </file>
 
 <file path=word/numbering.xml><?xml version="1.0" encoding="utf-8"?>
-<w:numbering xmlns:wpc="http://schemas.microsoft.com/office/word/2010/wordprocessingCanvas" xmlns:cx="http://schemas.microsoft.com/office/drawing/2014/chartex" xmlns:cx1="http://schemas.microsoft.com/office/drawing/2015/9/8/chartex" xmlns:cx2="http://schemas.microsoft.com/office/drawing/2015/10/21/chartex" xmlns:cx3="http://schemas.microsoft.com/office/drawing/2016/5/9/chartex" xmlns:cx4="http://schemas.microsoft.com/office/drawing/2016/5/10/chartex" xmlns:cx5="http://schemas.microsoft.com/office/drawing/2016/5/11/chartex" xmlns:cx6="http://schemas.microsoft.com/office/drawing/2016/5/12/chartex" xmlns:cx7="http://schemas.microsoft.com/office/drawing/2016/5/13/chartex" xmlns:cx8="http://schemas.microsoft.com/office/drawing/2016/5/14/chartex" xmlns:mc="http://schemas.openxmlformats.org/markup-compatibility/2006" xmlns:aink="http://schemas.microsoft.com/office/drawing/2016/ink" xmlns:am3d="http://schemas.microsoft.com/office/drawing/2017/model3d" xmlns:o="urn:schemas-microsoft-com:office:office" xmlns:oel="http://schemas.microsoft.com/office/2019/extlst" xmlns:r="http://schemas.openxmlformats.org/officeDocument/2006/relationships" xmlns:m="http://schemas.openxmlformats.org/officeDocument/2006/math" xmlns:v="urn:schemas-microsoft-com:vml" xmlns:wp14="http://schemas.microsoft.com/office/word/2010/wordprocessingDrawing" xmlns:wp="http://schemas.openxmlformats.org/drawingml/2006/wordprocessingDrawing" xmlns:w10="urn:schemas-microsoft-com:office:word" xmlns:w="http://schemas.openxmlformats.org/wordprocessingml/2006/main" xmlns:w14="http://schemas.microsoft.com/office/word/2010/wordml" xmlns:w15="http://schemas.microsoft.com/office/word/2012/wordml" xmlns:w16cex="http://schemas.microsoft.com/office/word/2018/wordml/cex" xmlns:w16cid="http://schemas.microsoft.com/office/word/2016/wordml/cid" xmlns:w16="http://schemas.microsoft.com/office/word/2018/wordml" xmlns:w16du="http://schemas.microsoft.com/office/word/2023/wordml/word16du" xmlns:w16sdtdh="http://schemas.microsoft.com/office/word/2020/wordml/sdtdatahash" xmlns:w16sdtfl="http://schemas.microsoft.com/office/word/2024/wordml/sdtformatlock" xmlns:w16se="http://schemas.microsoft.com/office/word/2015/wordml/symex" xmlns:wpg="http://schemas.microsoft.com/office/word/2010/wordprocessingGroup" xmlns:wpi="http://schemas.microsoft.com/office/word/2010/wordprocessingInk" xmlns:wne="http://schemas.microsoft.com/office/word/2006/wordml" xmlns:wps="http://schemas.microsoft.com/office/word/2010/wordprocessingShape" mc:Ignorable="w14 w15 w16se w16cid w16 w16cex w16sdtdh w16sdtfl w16du wp14">
+<w:numbering xmlns:wpc="http://schemas.microsoft.com/office/word/2010/wordprocessingCanvas" xmlns:mc="http://schemas.openxmlformats.org/markup-compatibility/2006" xmlns:o="urn:schemas-microsoft-com:office:office" xmlns:r="http://schemas.openxmlformats.org/officeDocument/2006/relationships" xmlns:m="http://schemas.openxmlformats.org/officeDocument/2006/math" xmlns:v="urn:schemas-microsoft-com:vml" xmlns:wp14="http://schemas.microsoft.com/office/word/2010/wordprocessingDrawing" xmlns:wp="http://schemas.openxmlformats.org/drawingml/2006/wordprocessingDrawing" xmlns:w10="urn:schemas-microsoft-com:office:word" xmlns:w="http://schemas.openxmlformats.org/wordprocessingml/2006/main" xmlns:w14="http://schemas.microsoft.com/office/word/2010/wordml" xmlns:w15="http://schemas.microsoft.com/office/word/2012/wordml" xmlns:wpg="http://schemas.microsoft.com/office/word/2010/wordprocessingGroup" xmlns:wpi="http://schemas.microsoft.com/office/word/2010/wordprocessingInk" xmlns:wne="http://schemas.microsoft.com/office/word/2006/wordml" xmlns:wps="http://schemas.microsoft.com/office/word/2010/wordprocessingShape" mc:Ignorable="w14 w15 wp14">
   <w:abstractNum w:abstractNumId="0" w15:restartNumberingAfterBreak="0">
     <w:nsid w:val="28032E67"/>
     <w:multiLevelType w:val="hybridMultilevel"/>
@@ -4681,13 +9692,13 @@
       </w:pPr>
     </w:lvl>
   </w:abstractNum>
-  <w:num w:numId="1" w16cid:durableId="1087925463">
+  <w:num w:numId="1">
     <w:abstractNumId w:val="1"/>
     <w:lvlOverride w:ilvl="0">
       <w:startOverride w:val="1"/>
     </w:lvlOverride>
   </w:num>
-  <w:num w:numId="2" w16cid:durableId="964584307">
+  <w:num w:numId="2">
     <w:abstractNumId w:val="0"/>
     <w:lvlOverride w:ilvl="0">
       <w:startOverride w:val="1"/>
@@ -4697,7 +9708,7 @@
 </file>
 
 <file path=word/styles.xml><?xml version="1.0" encoding="utf-8"?>
-<w:styles xmlns:mc="http://schemas.openxmlformats.org/markup-compatibility/2006" xmlns:r="http://schemas.openxmlformats.org/officeDocument/2006/relationships" xmlns:w="http://schemas.openxmlformats.org/wordprocessingml/2006/main" xmlns:w14="http://schemas.microsoft.com/office/word/2010/wordml" xmlns:w15="http://schemas.microsoft.com/office/word/2012/wordml" xmlns:w16cex="http://schemas.microsoft.com/office/word/2018/wordml/cex" xmlns:w16cid="http://schemas.microsoft.com/office/word/2016/wordml/cid" xmlns:w16="http://schemas.microsoft.com/office/word/2018/wordml" xmlns:w16du="http://schemas.microsoft.com/office/word/2023/wordml/word16du" xmlns:w16sdtdh="http://schemas.microsoft.com/office/word/2020/wordml/sdtdatahash" xmlns:w16sdtfl="http://schemas.microsoft.com/office/word/2024/wordml/sdtformatlock" xmlns:w16se="http://schemas.microsoft.com/office/word/2015/wordml/symex" mc:Ignorable="w14 w15 w16se w16cid w16 w16cex w16sdtdh w16sdtfl w16du">
+<w:styles xmlns:mc="http://schemas.openxmlformats.org/markup-compatibility/2006" xmlns:r="http://schemas.openxmlformats.org/officeDocument/2006/relationships" xmlns:w="http://schemas.openxmlformats.org/wordprocessingml/2006/main" xmlns:w14="http://schemas.microsoft.com/office/word/2010/wordml" xmlns:w15="http://schemas.microsoft.com/office/word/2012/wordml" mc:Ignorable="w14 w15">
   <w:docDefaults>
     <w:rPrDefault>
       <w:rPr>
@@ -4708,7 +9719,7 @@
     </w:rPrDefault>
     <w:pPrDefault/>
   </w:docDefaults>
-  <w:latentStyles w:defLockedState="0" w:defUIPriority="99" w:defSemiHidden="0" w:defUnhideWhenUsed="0" w:defQFormat="0" w:count="376">
+  <w:latentStyles w:defLockedState="0" w:defUIPriority="99" w:defSemiHidden="0" w:defUnhideWhenUsed="0" w:defQFormat="0" w:count="371">
     <w:lsdException w:name="Normal" w:uiPriority="0" w:qFormat="1"/>
     <w:lsdException w:name="heading 1" w:uiPriority="9" w:qFormat="1"/>
     <w:lsdException w:name="heading 2" w:semiHidden="1" w:uiPriority="9" w:unhideWhenUsed="1" w:qFormat="1"/>
@@ -5080,11 +10091,6 @@
     <w:lsdException w:name="List Table 5 Dark Accent 6" w:uiPriority="50"/>
     <w:lsdException w:name="List Table 6 Colorful Accent 6" w:uiPriority="51"/>
     <w:lsdException w:name="List Table 7 Colorful Accent 6" w:uiPriority="52"/>
-    <w:lsdException w:name="Mention" w:semiHidden="1" w:unhideWhenUsed="1"/>
-    <w:lsdException w:name="Smart Hyperlink" w:semiHidden="1" w:unhideWhenUsed="1"/>
-    <w:lsdException w:name="Hashtag" w:semiHidden="1" w:unhideWhenUsed="1"/>
-    <w:lsdException w:name="Unresolved Mention" w:semiHidden="1" w:unhideWhenUsed="1"/>
-    <w:lsdException w:name="Smart Link" w:semiHidden="1" w:unhideWhenUsed="1"/>
   </w:latentStyles>
   <w:style w:type="paragraph" w:default="1" w:styleId="a">
     <w:name w:val="Normal"/>
